--- a/PAIP/QN-COM-PR01-FM04.01 Thu moi chao gia.docx
+++ b/PAIP/QN-COM-PR01-FM04.01 Thu moi chao gia.docx
@@ -347,7 +347,6 @@
                 <w:color w:val="000000"/>
                 <w:sz w:val="24"/>
                 <w:szCs w:val="24"/>
-                <w:lang w:val="vi-VN"/>
               </w:rPr>
             </w:pPr>
             <w:r>
@@ -366,7 +365,7 @@
                 <w:sz w:val="24"/>
                 <w:szCs w:val="24"/>
               </w:rPr>
-              <w:t>45</w:t>
+              <w:t>48</w:t>
             </w:r>
             <w:r>
               <w:rPr>
@@ -450,17 +449,7 @@
                 <w:sz w:val="24"/>
                 <w:szCs w:val="24"/>
               </w:rPr>
-              <w:t>1</w:t>
-            </w:r>
-            <w:r>
-              <w:rPr>
-                <w:rFonts w:ascii="Times New Roman" w:hAnsi="Times New Roman"/>
-                <w:i/>
-                <w:color w:val="000000"/>
-                <w:sz w:val="24"/>
-                <w:szCs w:val="24"/>
-              </w:rPr>
-              <w:t>4</w:t>
+              <w:t>17</w:t>
             </w:r>
             <w:r>
               <w:rPr>
@@ -580,7 +569,7 @@
                     </pic:cNvPicPr>
                   </pic:nvPicPr>
                   <pic:blipFill>
-                    <a:blip r:embed="rId8" r:link="rId9">
+                    <a:blip r:embed="rId7" r:link="rId8">
                       <a:extLst>
                         <a:ext uri="{28A0092B-C50C-407E-A947-70E740481C1C}">
                           <a14:useLocalDpi xmlns:a14="http://schemas.microsoft.com/office/drawing/2010/main" val="0"/>
@@ -691,7 +680,7 @@
           <w:rFonts w:ascii="Times New Roman" w:hAnsi="Times New Roman"/>
           <w:color w:val="000000"/>
         </w:rPr>
-        <w:t xml:space="preserve"> Quý Công ty/Doanh nghiệp</w:t>
+        <w:t xml:space="preserve"> Quý Công ty/ Doanh nghiệp</w:t>
       </w:r>
     </w:p>
     <w:p>
@@ -933,15 +922,7 @@
           <w:rFonts w:ascii="Times New Roman" w:hAnsi="Times New Roman"/>
           <w:szCs w:val="26"/>
         </w:rPr>
-        <w:t>Văn</w:t>
-      </w:r>
-      <w:r>
-        <w:rPr>
-          <w:rFonts w:ascii="Times New Roman" w:hAnsi="Times New Roman"/>
-          <w:szCs w:val="26"/>
-          <w:lang w:val="vi-VN"/>
-        </w:rPr>
-        <w:t xml:space="preserve"> phòng</w:t>
+        <w:t>VP</w:t>
       </w:r>
       <w:r>
         <w:rPr>
@@ -993,7 +974,7 @@
           <w:color w:val="000000"/>
           <w:szCs w:val="26"/>
         </w:rPr>
-        <w:t>NCC</w:t>
+        <w:t>Nhà cung cấp</w:t>
       </w:r>
       <w:r>
         <w:rPr>
@@ -1040,15 +1021,7 @@
           <w:color w:val="000000"/>
           <w:szCs w:val="26"/>
         </w:rPr>
-        <w:t>03</w:t>
-      </w:r>
-      <w:r>
-        <w:rPr>
-          <w:rFonts w:ascii="Times New Roman" w:hAnsi="Times New Roman"/>
-          <w:color w:val="000000"/>
-          <w:szCs w:val="26"/>
-        </w:rPr>
-        <w:t xml:space="preserve"> ngày kể từ ngày chào giá.</w:t>
+        <w:t>Tối thiểu 30 ngày kể từ ngày chào giá.</w:t>
       </w:r>
     </w:p>
     <w:p>
@@ -1063,7 +1036,6 @@
           <w:rFonts w:ascii="Times New Roman" w:hAnsi="Times New Roman"/>
           <w:color w:val="000000"/>
           <w:szCs w:val="26"/>
-          <w:lang w:val="vi-VN"/>
         </w:rPr>
       </w:pPr>
       <w:r>
@@ -1080,7 +1052,7 @@
           <w:color w:val="000000"/>
           <w:szCs w:val="26"/>
         </w:rPr>
-        <w:t xml:space="preserve">Tối đa </w:t>
+        <w:t>Tối đa 1</w:t>
       </w:r>
       <w:r>
         <w:rPr>
@@ -1088,7 +1060,7 @@
           <w:color w:val="000000"/>
           <w:szCs w:val="26"/>
         </w:rPr>
-        <w:t>03</w:t>
+        <w:t>5</w:t>
       </w:r>
       <w:r>
         <w:rPr>
@@ -1096,24 +1068,7 @@
           <w:color w:val="000000"/>
           <w:szCs w:val="26"/>
         </w:rPr>
-        <w:t xml:space="preserve"> </w:t>
-      </w:r>
-      <w:r>
-        <w:rPr>
-          <w:rFonts w:ascii="Times New Roman" w:hAnsi="Times New Roman"/>
-          <w:color w:val="000000"/>
-          <w:szCs w:val="26"/>
-        </w:rPr>
-        <w:t>ngày</w:t>
-      </w:r>
-      <w:r>
-        <w:rPr>
-          <w:rFonts w:ascii="Times New Roman" w:hAnsi="Times New Roman"/>
-          <w:color w:val="000000"/>
-          <w:szCs w:val="26"/>
-          <w:lang w:val="vi-VN"/>
-        </w:rPr>
-        <w:t xml:space="preserve"> </w:t>
+        <w:t xml:space="preserve"> ngày kể từ ngày ký kết Hợp đồng/ Đơn đặt hàng.</w:t>
       </w:r>
     </w:p>
     <w:p>
@@ -1153,7 +1108,7 @@
           <w:tab w:val="left" w:leader="dot" w:pos="6804"/>
           <w:tab w:val="center" w:pos="7513"/>
         </w:tabs>
-        <w:spacing w:before="60"/>
+        <w:spacing w:before="80"/>
         <w:jc w:val="both"/>
         <w:rPr>
           <w:rFonts w:ascii="Times New Roman" w:hAnsi="Times New Roman"/>
@@ -1167,7 +1122,7 @@
           <w:color w:val="000000"/>
           <w:szCs w:val="26"/>
         </w:rPr>
-        <w:t xml:space="preserve">7. Điều kiện thanh toán: </w:t>
+        <w:t>7</w:t>
       </w:r>
       <w:r>
         <w:rPr>
@@ -1175,11 +1130,16 @@
           <w:color w:val="000000"/>
           <w:szCs w:val="26"/>
         </w:rPr>
-        <w:t>Trong vòng 30 ngày sau khi nghiệm thu và bàn giao hàng hóa.</w:t>
+        <w:t xml:space="preserve">. Chứng chỉ bao gồm: </w:t>
       </w:r>
     </w:p>
     <w:p>
       <w:pPr>
+        <w:pStyle w:val="ListParagraph"/>
+        <w:numPr>
+          <w:ilvl w:val="0"/>
+          <w:numId w:val="29"/>
+        </w:numPr>
         <w:tabs>
           <w:tab w:val="left" w:leader="dot" w:pos="6804"/>
           <w:tab w:val="center" w:pos="7513"/>
@@ -1198,23 +1158,35 @@
           <w:color w:val="000000"/>
           <w:szCs w:val="26"/>
         </w:rPr>
-        <w:t xml:space="preserve">8. Chứng chỉ bao gồm: </w:t>
-      </w:r>
-      <w:r>
+        <w:t>Giấy bảo hành</w:t>
+      </w:r>
+    </w:p>
+    <w:p>
+      <w:pPr>
+        <w:pStyle w:val="ListParagraph"/>
+        <w:numPr>
+          <w:ilvl w:val="0"/>
+          <w:numId w:val="29"/>
+        </w:numPr>
+        <w:tabs>
+          <w:tab w:val="left" w:leader="dot" w:pos="6804"/>
+          <w:tab w:val="center" w:pos="7513"/>
+        </w:tabs>
+        <w:spacing w:before="80"/>
+        <w:jc w:val="both"/>
         <w:rPr>
           <w:rFonts w:ascii="Times New Roman" w:hAnsi="Times New Roman"/>
           <w:color w:val="000000"/>
           <w:szCs w:val="26"/>
         </w:rPr>
-        <w:t>Giấy bảo hành</w:t>
-      </w:r>
+      </w:pPr>
       <w:r>
         <w:rPr>
           <w:rFonts w:ascii="Times New Roman" w:hAnsi="Times New Roman"/>
           <w:color w:val="000000"/>
           <w:szCs w:val="26"/>
         </w:rPr>
-        <w:t>, chứng nhận xuất xứ, cam kết chất lượng</w:t>
+        <w:t>Chứng nhận xuất xứ, cam kết chất lượng</w:t>
       </w:r>
       <w:r>
         <w:rPr>
@@ -1222,7 +1194,7 @@
           <w:color w:val="000000"/>
           <w:szCs w:val="26"/>
         </w:rPr>
-        <w:t>.</w:t>
+        <w:t xml:space="preserve"> đối với màn hình Led và bộ xử lý hình ảnh</w:t>
       </w:r>
     </w:p>
     <w:p>
@@ -1237,7 +1209,6 @@
           <w:rFonts w:ascii="Times New Roman" w:hAnsi="Times New Roman"/>
           <w:color w:val="000000"/>
           <w:szCs w:val="26"/>
-          <w:lang w:val="vi-VN"/>
         </w:rPr>
       </w:pPr>
       <w:r>
@@ -1246,7 +1217,7 @@
           <w:color w:val="000000"/>
           <w:szCs w:val="26"/>
         </w:rPr>
-        <w:t xml:space="preserve">9. Bảo hành: </w:t>
+        <w:t>8</w:t>
       </w:r>
       <w:r>
         <w:rPr>
@@ -1254,41 +1225,7 @@
           <w:color w:val="000000"/>
           <w:szCs w:val="26"/>
         </w:rPr>
-        <w:t>12</w:t>
-      </w:r>
-      <w:r>
-        <w:rPr>
-          <w:rFonts w:ascii="Times New Roman" w:hAnsi="Times New Roman"/>
-          <w:color w:val="000000"/>
-          <w:szCs w:val="26"/>
-        </w:rPr>
-        <w:t xml:space="preserve"> tháng</w:t>
-      </w:r>
-      <w:r>
-        <w:rPr>
-          <w:rFonts w:ascii="Times New Roman" w:hAnsi="Times New Roman"/>
-          <w:color w:val="000000"/>
-          <w:szCs w:val="26"/>
-        </w:rPr>
-        <w:t xml:space="preserve"> </w:t>
-      </w:r>
-      <w:r>
-        <w:rPr>
-          <w:rFonts w:ascii="Times New Roman" w:hAnsi="Times New Roman"/>
-          <w:color w:val="000000"/>
-          <w:szCs w:val="26"/>
-          <w:lang w:val="vi-VN"/>
-        </w:rPr>
-        <w:t>kể từ ngày bàn giao</w:t>
-      </w:r>
-      <w:r>
-        <w:rPr>
-          <w:rFonts w:ascii="Times New Roman" w:hAnsi="Times New Roman"/>
-          <w:color w:val="000000"/>
-          <w:szCs w:val="26"/>
-          <w:lang w:val="vi-VN"/>
-        </w:rPr>
-        <w:t xml:space="preserve"> hàng hóa</w:t>
+        <w:t>. Bảo hành: Tối thiểu 24 tháng</w:t>
       </w:r>
     </w:p>
     <w:p>
@@ -1339,23 +1276,6 @@
           <w:szCs w:val="26"/>
         </w:rPr>
         <w:t>và gửi tới địa chỉ:</w:t>
-      </w:r>
-    </w:p>
-    <w:p>
-      <w:pPr>
-        <w:rPr>
-          <w:rFonts w:ascii="Times New Roman" w:hAnsi="Times New Roman"/>
-          <w:color w:val="000000"/>
-          <w:szCs w:val="26"/>
-        </w:rPr>
-      </w:pPr>
-      <w:r>
-        <w:rPr>
-          <w:rFonts w:ascii="Times New Roman" w:hAnsi="Times New Roman"/>
-          <w:color w:val="000000"/>
-          <w:szCs w:val="26"/>
-        </w:rPr>
-        <w:t>Bùi Lực – Trưởng phòng Thiết kế và R&amp;D                   Email: lucbui@ptsc.com.vn</w:t>
       </w:r>
     </w:p>
     <w:tbl>
@@ -1408,16 +1328,15 @@
                 <w:color w:val="000000"/>
                 <w:szCs w:val="26"/>
               </w:rPr>
-              <w:t>Phạm</w:t>
+              <w:t>Bùi Lực</w:t>
             </w:r>
             <w:r>
               <w:rPr>
                 <w:rFonts w:ascii="Times New Roman" w:hAnsi="Times New Roman"/>
                 <w:color w:val="000000"/>
                 <w:szCs w:val="26"/>
-                <w:lang w:val="vi-VN"/>
-              </w:rPr>
-              <w:t xml:space="preserve"> Khả Định</w:t>
+              </w:rPr>
+              <w:t xml:space="preserve"> –</w:t>
             </w:r>
             <w:r>
               <w:rPr>
@@ -1425,6 +1344,64 @@
                 <w:color w:val="000000"/>
                 <w:szCs w:val="26"/>
               </w:rPr>
+              <w:t xml:space="preserve"> </w:t>
+            </w:r>
+            <w:r>
+              <w:rPr>
+                <w:rFonts w:ascii="Times New Roman" w:hAnsi="Times New Roman"/>
+                <w:color w:val="000000"/>
+                <w:szCs w:val="26"/>
+              </w:rPr>
+              <w:t>Trưởng phòng Thiết kế và R&amp;D</w:t>
+            </w:r>
+            <w:r>
+              <w:rPr>
+                <w:rFonts w:ascii="Times New Roman" w:hAnsi="Times New Roman"/>
+                <w:color w:val="000000"/>
+                <w:szCs w:val="26"/>
+              </w:rPr>
+              <w:t xml:space="preserve">                     Email: </w:t>
+            </w:r>
+            <w:r>
+              <w:rPr>
+                <w:rFonts w:ascii="Times New Roman" w:hAnsi="Times New Roman"/>
+                <w:color w:val="000000"/>
+                <w:szCs w:val="26"/>
+              </w:rPr>
+              <w:t>lucbui</w:t>
+            </w:r>
+            <w:r>
+              <w:rPr>
+                <w:rFonts w:ascii="Times New Roman" w:hAnsi="Times New Roman"/>
+                <w:color w:val="000000"/>
+                <w:szCs w:val="26"/>
+              </w:rPr>
+              <w:t>@ptsc.com.vn</w:t>
+            </w:r>
+          </w:p>
+          <w:p>
+            <w:pPr>
+              <w:spacing w:before="80"/>
+              <w:rPr>
+                <w:rFonts w:ascii="Times New Roman" w:hAnsi="Times New Roman"/>
+                <w:color w:val="000000"/>
+                <w:szCs w:val="26"/>
+              </w:rPr>
+            </w:pPr>
+            <w:r>
+              <w:rPr>
+                <w:rFonts w:ascii="Times New Roman" w:hAnsi="Times New Roman"/>
+                <w:color w:val="000000"/>
+                <w:szCs w:val="26"/>
+              </w:rPr>
+              <w:t>Dương Minh Đức</w:t>
+            </w:r>
+            <w:r>
+              <w:rPr>
+                <w:rFonts w:ascii="Times New Roman" w:hAnsi="Times New Roman"/>
+                <w:color w:val="000000"/>
+                <w:szCs w:val="26"/>
+              </w:rPr>
               <w:t xml:space="preserve"> –</w:t>
             </w:r>
             <w:r>
@@ -1433,40 +1410,7 @@
                 <w:color w:val="000000"/>
                 <w:szCs w:val="26"/>
               </w:rPr>
-              <w:t xml:space="preserve"> Nhân viên Tổ CNTT</w:t>
-            </w:r>
-            <w:r>
-              <w:rPr>
-                <w:rFonts w:ascii="Times New Roman" w:hAnsi="Times New Roman"/>
-                <w:color w:val="000000"/>
-                <w:szCs w:val="26"/>
-                <w:lang w:val="vi-VN"/>
-              </w:rPr>
-              <w:t xml:space="preserve"> &amp; CĐS</w:t>
-            </w:r>
-            <w:r>
-              <w:rPr>
-                <w:rFonts w:ascii="Times New Roman" w:hAnsi="Times New Roman"/>
-                <w:color w:val="000000"/>
-                <w:szCs w:val="26"/>
-              </w:rPr>
-              <w:t xml:space="preserve">            Email: </w:t>
-            </w:r>
-            <w:r>
-              <w:rPr>
-                <w:rFonts w:ascii="Times New Roman" w:hAnsi="Times New Roman"/>
-                <w:color w:val="000000"/>
-                <w:szCs w:val="26"/>
-              </w:rPr>
-              <w:t>dinhpk</w:t>
-            </w:r>
-            <w:r>
-              <w:rPr>
-                <w:rFonts w:ascii="Times New Roman" w:hAnsi="Times New Roman"/>
-                <w:color w:val="000000"/>
-                <w:szCs w:val="26"/>
-              </w:rPr>
-              <w:t>@ptsc.com.vn</w:t>
+              <w:t xml:space="preserve"> Nhân viên Tổ CNTT                        Email: ducdm@ptsc.com.vn</w:t>
             </w:r>
           </w:p>
         </w:tc>
@@ -1508,7 +1452,6 @@
           <w:color w:val="000000"/>
           <w:spacing w:val="-4"/>
           <w:szCs w:val="26"/>
-          <w:lang w:val="vi-VN"/>
         </w:rPr>
       </w:pPr>
       <w:r>
@@ -1667,7 +1610,7 @@
           <w:color w:val="000000"/>
           <w:szCs w:val="26"/>
         </w:rPr>
-        <w:t>1</w:t>
+        <w:t>19</w:t>
       </w:r>
       <w:r>
         <w:rPr>
@@ -1675,7 +1618,7 @@
           <w:color w:val="000000"/>
           <w:szCs w:val="26"/>
         </w:rPr>
-        <w:t>6</w:t>
+        <w:t>/0</w:t>
       </w:r>
       <w:r>
         <w:rPr>
@@ -1683,23 +1626,7 @@
           <w:color w:val="000000"/>
           <w:szCs w:val="26"/>
         </w:rPr>
-        <w:t>/</w:t>
-      </w:r>
-      <w:r>
-        <w:rPr>
-          <w:rFonts w:ascii="Times New Roman" w:hAnsi="Times New Roman"/>
-          <w:color w:val="000000"/>
-          <w:szCs w:val="26"/>
-        </w:rPr>
-        <w:t>0</w:t>
-      </w:r>
-      <w:r>
-        <w:rPr>
-          <w:rFonts w:ascii="Times New Roman" w:hAnsi="Times New Roman"/>
-          <w:color w:val="000000"/>
-          <w:szCs w:val="26"/>
-        </w:rPr>
-        <w:t>7</w:t>
+        <w:t>8</w:t>
       </w:r>
       <w:r>
         <w:rPr>
@@ -2012,7 +1939,6 @@
                 <w:b/>
                 <w:color w:val="000000"/>
                 <w:szCs w:val="26"/>
-                <w:lang w:val="vi-VN"/>
               </w:rPr>
             </w:pPr>
             <w:r>
@@ -2043,28 +1969,7 @@
                 <w:color w:val="000000"/>
                 <w:sz w:val="22"/>
               </w:rPr>
-              <w:t xml:space="preserve">ỞNG PHÒNG </w:t>
-            </w:r>
-            <w:r>
-              <w:rPr>
-                <w:rFonts w:ascii="Times New Roman" w:hAnsi="Times New Roman"/>
-                <w:b/>
-                <w:i/>
-                <w:color w:val="000000"/>
-                <w:sz w:val="22"/>
-              </w:rPr>
-              <w:t>THIẾT</w:t>
-            </w:r>
-            <w:r>
-              <w:rPr>
-                <w:rFonts w:ascii="Times New Roman" w:hAnsi="Times New Roman"/>
-                <w:b/>
-                <w:i/>
-                <w:color w:val="000000"/>
-                <w:sz w:val="22"/>
-                <w:lang w:val="vi-VN"/>
-              </w:rPr>
-              <w:t xml:space="preserve"> KẾ VÀ R&amp;D</w:t>
+              <w:t>ỞNG PHÒNG HCNS</w:t>
             </w:r>
           </w:p>
         </w:tc>
@@ -2084,8 +1989,5736 @@
           <w:sz w:val="22"/>
           <w:szCs w:val="22"/>
         </w:rPr>
+        <w:sectPr>
+          <w:headerReference w:type="default" r:id="rId9"/>
+          <w:footerReference w:type="default" r:id="rId10"/>
+          <w:pgSz w:w="11909" w:h="16834" w:code="9"/>
+          <w:pgMar w:top="1134" w:right="851" w:bottom="1134" w:left="1701" w:header="397" w:footer="454" w:gutter="0"/>
+          <w:cols w:space="720"/>
+          <w:docGrid w:linePitch="354"/>
+        </w:sectPr>
       </w:pPr>
     </w:p>
+    <w:p>
+      <w:pPr>
+        <w:tabs>
+          <w:tab w:val="left" w:pos="5970"/>
+        </w:tabs>
+        <w:jc w:val="center"/>
+        <w:rPr>
+          <w:rFonts w:ascii="Times New Roman" w:hAnsi="Times New Roman"/>
+          <w:b/>
+          <w:color w:val="000000"/>
+          <w:sz w:val="32"/>
+        </w:rPr>
+      </w:pPr>
+      <w:r>
+        <w:rPr>
+          <w:rFonts w:ascii="Times New Roman" w:hAnsi="Times New Roman"/>
+          <w:b/>
+          <w:color w:val="000000"/>
+          <w:sz w:val="32"/>
+        </w:rPr>
+        <w:lastRenderedPageBreak/>
+        <w:t>DANH M</w:t>
+      </w:r>
+      <w:r>
+        <w:rPr>
+          <w:rFonts w:ascii="Times New Roman" w:hAnsi="Times New Roman" w:cs="Calibri"/>
+          <w:b/>
+          <w:color w:val="000000"/>
+          <w:sz w:val="32"/>
+        </w:rPr>
+        <w:t>Ụ</w:t>
+      </w:r>
+      <w:r>
+        <w:rPr>
+          <w:rFonts w:ascii="Times New Roman" w:hAnsi="Times New Roman"/>
+          <w:b/>
+          <w:color w:val="000000"/>
+          <w:sz w:val="32"/>
+        </w:rPr>
+        <w:t>C H</w:t>
+      </w:r>
+      <w:r>
+        <w:rPr>
+          <w:rFonts w:ascii="Times New Roman" w:hAnsi="Times New Roman" w:cs="VNI-Times"/>
+          <w:b/>
+          <w:color w:val="000000"/>
+          <w:sz w:val="32"/>
+        </w:rPr>
+        <w:t>À</w:t>
+      </w:r>
+      <w:r>
+        <w:rPr>
+          <w:rFonts w:ascii="Times New Roman" w:hAnsi="Times New Roman"/>
+          <w:b/>
+          <w:color w:val="000000"/>
+          <w:sz w:val="32"/>
+        </w:rPr>
+        <w:t>NG H</w:t>
+      </w:r>
+      <w:r>
+        <w:rPr>
+          <w:rFonts w:ascii="Times New Roman" w:hAnsi="Times New Roman" w:cs="VNI-Times"/>
+          <w:b/>
+          <w:color w:val="000000"/>
+          <w:sz w:val="32"/>
+        </w:rPr>
+        <w:t>Ó</w:t>
+      </w:r>
+      <w:r>
+        <w:rPr>
+          <w:rFonts w:ascii="Times New Roman" w:hAnsi="Times New Roman"/>
+          <w:b/>
+          <w:color w:val="000000"/>
+          <w:sz w:val="32"/>
+        </w:rPr>
+        <w:t>A</w:t>
+      </w:r>
+    </w:p>
+    <w:p>
+      <w:pPr>
+        <w:tabs>
+          <w:tab w:val="left" w:pos="5970"/>
+        </w:tabs>
+        <w:jc w:val="center"/>
+        <w:rPr>
+          <w:rFonts w:ascii="Times New Roman" w:hAnsi="Times New Roman"/>
+          <w:i/>
+          <w:color w:val="000000"/>
+        </w:rPr>
+      </w:pPr>
+      <w:r>
+        <w:rPr>
+          <w:rFonts w:ascii="Times New Roman" w:hAnsi="Times New Roman"/>
+          <w:i/>
+          <w:color w:val="000000"/>
+        </w:rPr>
+        <w:t xml:space="preserve"> (</w:t>
+      </w:r>
+      <w:r>
+        <w:rPr>
+          <w:rFonts w:ascii="Times New Roman" w:hAnsi="Times New Roman" w:cs="Calibri"/>
+          <w:i/>
+          <w:color w:val="000000"/>
+        </w:rPr>
+        <w:t>Đ</w:t>
+      </w:r>
+      <w:r>
+        <w:rPr>
+          <w:rFonts w:ascii="Times New Roman" w:hAnsi="Times New Roman" w:cs="VNI-Times"/>
+          <w:i/>
+          <w:color w:val="000000"/>
+        </w:rPr>
+        <w:t>í</w:t>
+      </w:r>
+      <w:r>
+        <w:rPr>
+          <w:rFonts w:ascii="Times New Roman" w:hAnsi="Times New Roman"/>
+          <w:i/>
+          <w:color w:val="000000"/>
+        </w:rPr>
+        <w:t>nh kèm th</w:t>
+      </w:r>
+      <w:r>
+        <w:rPr>
+          <w:rFonts w:ascii="Times New Roman" w:hAnsi="Times New Roman" w:cs="Calibri"/>
+          <w:i/>
+          <w:color w:val="000000"/>
+        </w:rPr>
+        <w:t>ư</w:t>
+      </w:r>
+      <w:r>
+        <w:rPr>
+          <w:rFonts w:ascii="Times New Roman" w:hAnsi="Times New Roman"/>
+          <w:i/>
+          <w:color w:val="000000"/>
+        </w:rPr>
+        <w:t xml:space="preserve"> m</w:t>
+      </w:r>
+      <w:r>
+        <w:rPr>
+          <w:rFonts w:ascii="Times New Roman" w:hAnsi="Times New Roman" w:cs="Calibri"/>
+          <w:i/>
+          <w:color w:val="000000"/>
+        </w:rPr>
+        <w:t>ờ</w:t>
+      </w:r>
+      <w:r>
+        <w:rPr>
+          <w:rFonts w:ascii="Times New Roman" w:hAnsi="Times New Roman"/>
+          <w:i/>
+          <w:color w:val="000000"/>
+        </w:rPr>
+        <w:t>i ch</w:t>
+      </w:r>
+      <w:r>
+        <w:rPr>
+          <w:rFonts w:ascii="Times New Roman" w:hAnsi="Times New Roman" w:cs="VNI-Times"/>
+          <w:i/>
+          <w:color w:val="000000"/>
+        </w:rPr>
+        <w:t>à</w:t>
+      </w:r>
+      <w:r>
+        <w:rPr>
+          <w:rFonts w:ascii="Times New Roman" w:hAnsi="Times New Roman"/>
+          <w:i/>
+          <w:color w:val="000000"/>
+        </w:rPr>
+        <w:t>o gi</w:t>
+      </w:r>
+      <w:r>
+        <w:rPr>
+          <w:rFonts w:ascii="Times New Roman" w:hAnsi="Times New Roman" w:cs="VNI-Times"/>
+          <w:i/>
+          <w:color w:val="000000"/>
+        </w:rPr>
+        <w:t>á</w:t>
+      </w:r>
+      <w:r>
+        <w:rPr>
+          <w:rFonts w:ascii="Times New Roman" w:hAnsi="Times New Roman"/>
+          <w:i/>
+          <w:color w:val="000000"/>
+        </w:rPr>
+        <w:t xml:space="preserve"> s</w:t>
+      </w:r>
+      <w:r>
+        <w:rPr>
+          <w:rFonts w:ascii="Times New Roman" w:hAnsi="Times New Roman" w:cs="Calibri"/>
+          <w:i/>
+          <w:color w:val="000000"/>
+        </w:rPr>
+        <w:t>ố</w:t>
+      </w:r>
+      <w:r>
+        <w:rPr>
+          <w:rFonts w:ascii="Times New Roman" w:hAnsi="Times New Roman" w:cs="Calibri"/>
+          <w:i/>
+          <w:color w:val="000000"/>
+        </w:rPr>
+        <w:t xml:space="preserve"> </w:t>
+      </w:r>
+      <w:r>
+        <w:rPr>
+          <w:rFonts w:ascii="Times New Roman" w:hAnsi="Times New Roman" w:cs="Calibri"/>
+          <w:i/>
+          <w:color w:val="000000"/>
+        </w:rPr>
+        <w:t>48</w:t>
+      </w:r>
+      <w:r>
+        <w:rPr>
+          <w:rFonts w:ascii="Times New Roman" w:hAnsi="Times New Roman" w:cs="Calibri"/>
+          <w:i/>
+          <w:color w:val="000000"/>
+        </w:rPr>
+        <w:t>/</w:t>
+      </w:r>
+      <w:r>
+        <w:rPr>
+          <w:rFonts w:ascii="Times New Roman" w:hAnsi="Times New Roman"/>
+          <w:i/>
+          <w:color w:val="000000"/>
+        </w:rPr>
+        <w:t>TMCG-</w:t>
+      </w:r>
+      <w:r>
+        <w:rPr>
+          <w:rFonts w:ascii="Times New Roman" w:hAnsi="Times New Roman"/>
+          <w:i/>
+          <w:color w:val="000000"/>
+        </w:rPr>
+        <w:t>HCNS</w:t>
+      </w:r>
+      <w:r>
+        <w:rPr>
+          <w:rFonts w:ascii="Times New Roman" w:hAnsi="Times New Roman"/>
+          <w:i/>
+          <w:color w:val="000000"/>
+        </w:rPr>
+        <w:t xml:space="preserve"> ng</w:t>
+      </w:r>
+      <w:r>
+        <w:rPr>
+          <w:rFonts w:ascii="Times New Roman" w:hAnsi="Times New Roman" w:cs="VNI-Times"/>
+          <w:i/>
+          <w:color w:val="000000"/>
+        </w:rPr>
+        <w:t>à</w:t>
+      </w:r>
+      <w:r>
+        <w:rPr>
+          <w:rFonts w:ascii="Times New Roman" w:hAnsi="Times New Roman"/>
+          <w:i/>
+          <w:color w:val="000000"/>
+        </w:rPr>
+        <w:t xml:space="preserve">y </w:t>
+      </w:r>
+      <w:r>
+        <w:rPr>
+          <w:rFonts w:ascii="Times New Roman" w:hAnsi="Times New Roman"/>
+          <w:i/>
+          <w:color w:val="000000"/>
+        </w:rPr>
+        <w:t>17</w:t>
+      </w:r>
+      <w:r>
+        <w:rPr>
+          <w:rFonts w:ascii="Times New Roman" w:hAnsi="Times New Roman"/>
+          <w:i/>
+          <w:color w:val="000000"/>
+        </w:rPr>
+        <w:t>/0</w:t>
+      </w:r>
+      <w:r>
+        <w:rPr>
+          <w:rFonts w:ascii="Times New Roman" w:hAnsi="Times New Roman"/>
+          <w:i/>
+          <w:color w:val="000000"/>
+        </w:rPr>
+        <w:t>8</w:t>
+      </w:r>
+      <w:r>
+        <w:rPr>
+          <w:rFonts w:ascii="Times New Roman" w:hAnsi="Times New Roman"/>
+          <w:i/>
+          <w:color w:val="000000"/>
+        </w:rPr>
+        <w:t>/202</w:t>
+      </w:r>
+      <w:r>
+        <w:rPr>
+          <w:rFonts w:ascii="Times New Roman" w:hAnsi="Times New Roman"/>
+          <w:i/>
+          <w:color w:val="000000"/>
+        </w:rPr>
+        <w:t>6</w:t>
+      </w:r>
+      <w:r>
+        <w:rPr>
+          <w:rFonts w:ascii="Times New Roman" w:hAnsi="Times New Roman"/>
+          <w:i/>
+          <w:color w:val="000000"/>
+        </w:rPr>
+        <w:t>)</w:t>
+      </w:r>
+    </w:p>
+    <w:p>
+      <w:pPr>
+        <w:tabs>
+          <w:tab w:val="left" w:pos="5970"/>
+        </w:tabs>
+        <w:jc w:val="center"/>
+        <w:rPr>
+          <w:rFonts w:ascii="Times New Roman" w:hAnsi="Times New Roman"/>
+          <w:i/>
+          <w:color w:val="000000"/>
+        </w:rPr>
+      </w:pPr>
+    </w:p>
+    <w:tbl>
+      <w:tblPr>
+        <w:tblW w:w="14463" w:type="dxa"/>
+        <w:tblInd w:w="-10" w:type="dxa"/>
+        <w:tblLayout w:type="fixed"/>
+        <w:tblCellMar>
+          <w:left w:w="0" w:type="dxa"/>
+          <w:right w:w="0" w:type="dxa"/>
+        </w:tblCellMar>
+        <w:tblLook w:val="0000" w:firstRow="0" w:lastRow="0" w:firstColumn="0" w:lastColumn="0" w:noHBand="0" w:noVBand="0"/>
+      </w:tblPr>
+      <w:tblGrid>
+        <w:gridCol w:w="2407"/>
+        <w:gridCol w:w="3830"/>
+        <w:gridCol w:w="2120"/>
+        <w:gridCol w:w="2408"/>
+        <w:gridCol w:w="1138"/>
+        <w:gridCol w:w="1138"/>
+        <w:gridCol w:w="1422"/>
+      </w:tblGrid>
+      <w:tr>
+        <w:trPr>
+          <w:trHeight w:val="313"/>
+          <w:tblHeader/>
+        </w:trPr>
+        <w:tc>
+          <w:tcPr>
+            <w:tcW w:w="2407" w:type="dxa"/>
+            <w:tcBorders>
+              <w:top w:val="single" w:sz="8" w:space="0" w:color="000000"/>
+              <w:left w:val="single" w:sz="8" w:space="0" w:color="000000"/>
+              <w:bottom w:val="single" w:sz="8" w:space="0" w:color="000000"/>
+              <w:right w:val="single" w:sz="8" w:space="0" w:color="000000"/>
+            </w:tcBorders>
+            <w:vAlign w:val="center"/>
+          </w:tcPr>
+          <w:p>
+            <w:pPr>
+              <w:pStyle w:val="TableParagraph"/>
+              <w:kinsoku w:val="0"/>
+              <w:overflowPunct w:val="0"/>
+              <w:spacing w:before="44"/>
+              <w:ind w:left="200" w:right="190"/>
+              <w:jc w:val="center"/>
+              <w:rPr>
+                <w:b/>
+                <w:bCs/>
+              </w:rPr>
+            </w:pPr>
+            <w:r>
+              <w:rPr>
+                <w:b/>
+                <w:bCs/>
+              </w:rPr>
+              <w:t>STT</w:t>
+            </w:r>
+          </w:p>
+        </w:tc>
+        <w:tc>
+          <w:tcPr>
+            <w:tcW w:w="8358" w:type="dxa"/>
+            <w:gridSpan w:val="3"/>
+            <w:tcBorders>
+              <w:top w:val="single" w:sz="8" w:space="0" w:color="000000"/>
+              <w:left w:val="single" w:sz="8" w:space="0" w:color="000000"/>
+              <w:bottom w:val="single" w:sz="8" w:space="0" w:color="000000"/>
+              <w:right w:val="single" w:sz="8" w:space="0" w:color="000000"/>
+            </w:tcBorders>
+            <w:vAlign w:val="center"/>
+          </w:tcPr>
+          <w:p>
+            <w:pPr>
+              <w:pStyle w:val="TableParagraph"/>
+              <w:kinsoku w:val="0"/>
+              <w:overflowPunct w:val="0"/>
+              <w:spacing w:before="35"/>
+              <w:ind w:left="2550" w:right="2448"/>
+              <w:jc w:val="center"/>
+              <w:rPr>
+                <w:b/>
+                <w:bCs/>
+              </w:rPr>
+            </w:pPr>
+            <w:r>
+              <w:rPr>
+                <w:b/>
+                <w:bCs/>
+              </w:rPr>
+              <w:t>THÔNG SỐ KỸ THUẬT</w:t>
+            </w:r>
+          </w:p>
+        </w:tc>
+        <w:tc>
+          <w:tcPr>
+            <w:tcW w:w="1138" w:type="dxa"/>
+            <w:tcBorders>
+              <w:top w:val="single" w:sz="8" w:space="0" w:color="000000"/>
+              <w:left w:val="single" w:sz="8" w:space="0" w:color="000000"/>
+              <w:bottom w:val="single" w:sz="8" w:space="0" w:color="000000"/>
+              <w:right w:val="single" w:sz="8" w:space="0" w:color="000000"/>
+            </w:tcBorders>
+            <w:vAlign w:val="center"/>
+          </w:tcPr>
+          <w:p>
+            <w:pPr>
+              <w:pStyle w:val="TableParagraph"/>
+              <w:kinsoku w:val="0"/>
+              <w:overflowPunct w:val="0"/>
+              <w:spacing w:before="44"/>
+              <w:ind w:left="382" w:right="369"/>
+              <w:jc w:val="center"/>
+              <w:rPr>
+                <w:b/>
+                <w:bCs/>
+              </w:rPr>
+            </w:pPr>
+            <w:r>
+              <w:rPr>
+                <w:b/>
+                <w:bCs/>
+              </w:rPr>
+              <w:t>SL</w:t>
+            </w:r>
+          </w:p>
+        </w:tc>
+        <w:tc>
+          <w:tcPr>
+            <w:tcW w:w="1138" w:type="dxa"/>
+            <w:tcBorders>
+              <w:top w:val="single" w:sz="8" w:space="0" w:color="000000"/>
+              <w:left w:val="single" w:sz="8" w:space="0" w:color="000000"/>
+              <w:bottom w:val="single" w:sz="8" w:space="0" w:color="000000"/>
+              <w:right w:val="single" w:sz="8" w:space="0" w:color="000000"/>
+            </w:tcBorders>
+            <w:vAlign w:val="center"/>
+          </w:tcPr>
+          <w:p>
+            <w:pPr>
+              <w:pStyle w:val="TableParagraph"/>
+              <w:kinsoku w:val="0"/>
+              <w:overflowPunct w:val="0"/>
+              <w:spacing w:before="44"/>
+              <w:ind w:left="91"/>
+              <w:jc w:val="center"/>
+              <w:rPr>
+                <w:b/>
+                <w:bCs/>
+              </w:rPr>
+            </w:pPr>
+            <w:r>
+              <w:rPr>
+                <w:b/>
+                <w:bCs/>
+              </w:rPr>
+              <w:t>ĐƠN VỊ</w:t>
+            </w:r>
+          </w:p>
+        </w:tc>
+        <w:tc>
+          <w:tcPr>
+            <w:tcW w:w="1422" w:type="dxa"/>
+            <w:tcBorders>
+              <w:top w:val="single" w:sz="8" w:space="0" w:color="000000"/>
+              <w:left w:val="single" w:sz="8" w:space="0" w:color="000000"/>
+              <w:bottom w:val="single" w:sz="8" w:space="0" w:color="000000"/>
+              <w:right w:val="single" w:sz="8" w:space="0" w:color="000000"/>
+            </w:tcBorders>
+            <w:vAlign w:val="center"/>
+          </w:tcPr>
+          <w:p>
+            <w:pPr>
+              <w:pStyle w:val="TableParagraph"/>
+              <w:kinsoku w:val="0"/>
+              <w:overflowPunct w:val="0"/>
+              <w:spacing w:before="44"/>
+              <w:ind w:left="91"/>
+              <w:jc w:val="center"/>
+              <w:rPr>
+                <w:b/>
+                <w:bCs/>
+              </w:rPr>
+            </w:pPr>
+            <w:r>
+              <w:rPr>
+                <w:b/>
+                <w:bCs/>
+              </w:rPr>
+              <w:t>HÃNG/</w:t>
+            </w:r>
+          </w:p>
+          <w:p>
+            <w:pPr>
+              <w:pStyle w:val="TableParagraph"/>
+              <w:kinsoku w:val="0"/>
+              <w:overflowPunct w:val="0"/>
+              <w:spacing w:before="44"/>
+              <w:ind w:left="91"/>
+              <w:jc w:val="center"/>
+              <w:rPr>
+                <w:b/>
+                <w:bCs/>
+              </w:rPr>
+            </w:pPr>
+            <w:r>
+              <w:rPr>
+                <w:b/>
+                <w:bCs/>
+              </w:rPr>
+              <w:t>XUẤT XỨ</w:t>
+            </w:r>
+          </w:p>
+        </w:tc>
+      </w:tr>
+      <w:tr>
+        <w:trPr>
+          <w:trHeight w:val="299"/>
+        </w:trPr>
+        <w:tc>
+          <w:tcPr>
+            <w:tcW w:w="13041" w:type="dxa"/>
+            <w:gridSpan w:val="6"/>
+            <w:tcBorders>
+              <w:top w:val="single" w:sz="8" w:space="0" w:color="000000"/>
+              <w:left w:val="single" w:sz="8" w:space="0" w:color="000000"/>
+              <w:bottom w:val="single" w:sz="8" w:space="0" w:color="000000"/>
+              <w:right w:val="single" w:sz="8" w:space="0" w:color="000000"/>
+            </w:tcBorders>
+          </w:tcPr>
+          <w:p>
+            <w:pPr>
+              <w:pStyle w:val="TableParagraph"/>
+              <w:numPr>
+                <w:ilvl w:val="0"/>
+                <w:numId w:val="30"/>
+              </w:numPr>
+              <w:kinsoku w:val="0"/>
+              <w:overflowPunct w:val="0"/>
+              <w:spacing w:before="27"/>
+              <w:ind w:left="570" w:hanging="567"/>
+              <w:rPr>
+                <w:b/>
+                <w:bCs/>
+                <w:color w:val="1F487C"/>
+              </w:rPr>
+            </w:pPr>
+            <w:r>
+              <w:rPr>
+                <w:b/>
+                <w:bCs/>
+              </w:rPr>
+              <w:t>MÀN HÌNH LED</w:t>
+            </w:r>
+          </w:p>
+        </w:tc>
+        <w:tc>
+          <w:tcPr>
+            <w:tcW w:w="1422" w:type="dxa"/>
+            <w:tcBorders>
+              <w:top w:val="single" w:sz="8" w:space="0" w:color="000000"/>
+              <w:left w:val="single" w:sz="8" w:space="0" w:color="000000"/>
+              <w:bottom w:val="single" w:sz="8" w:space="0" w:color="000000"/>
+              <w:right w:val="single" w:sz="8" w:space="0" w:color="000000"/>
+            </w:tcBorders>
+          </w:tcPr>
+          <w:p>
+            <w:pPr>
+              <w:pStyle w:val="TableParagraph"/>
+              <w:kinsoku w:val="0"/>
+              <w:overflowPunct w:val="0"/>
+              <w:spacing w:before="27"/>
+              <w:ind w:left="33"/>
+              <w:rPr>
+                <w:b/>
+                <w:bCs/>
+                <w:color w:val="1F487C"/>
+              </w:rPr>
+            </w:pPr>
+          </w:p>
+        </w:tc>
+      </w:tr>
+      <w:tr>
+        <w:trPr>
+          <w:trHeight w:val="246"/>
+        </w:trPr>
+        <w:tc>
+          <w:tcPr>
+            <w:tcW w:w="2407" w:type="dxa"/>
+            <w:vMerge w:val="restart"/>
+            <w:tcBorders>
+              <w:top w:val="single" w:sz="8" w:space="0" w:color="000000"/>
+              <w:left w:val="single" w:sz="8" w:space="0" w:color="000000"/>
+              <w:right w:val="single" w:sz="8" w:space="0" w:color="000000"/>
+            </w:tcBorders>
+            <w:vAlign w:val="center"/>
+          </w:tcPr>
+          <w:p>
+            <w:pPr>
+              <w:pStyle w:val="TableParagraph"/>
+              <w:kinsoku w:val="0"/>
+              <w:overflowPunct w:val="0"/>
+              <w:spacing w:before="93" w:line="259" w:lineRule="auto"/>
+              <w:ind w:left="270" w:right="234" w:hanging="44"/>
+              <w:jc w:val="center"/>
+              <w:rPr>
+                <w:b/>
+                <w:bCs/>
+              </w:rPr>
+            </w:pPr>
+            <w:r>
+              <w:rPr>
+                <w:b/>
+                <w:bCs/>
+              </w:rPr>
+              <w:t>MÀN HÌNH LED CHUYÊN DỤNG</w:t>
+            </w:r>
+          </w:p>
+          <w:p>
+            <w:pPr>
+              <w:pStyle w:val="TableParagraph"/>
+              <w:kinsoku w:val="0"/>
+              <w:overflowPunct w:val="0"/>
+              <w:spacing w:line="226" w:lineRule="exact"/>
+              <w:ind w:left="200" w:right="250"/>
+              <w:jc w:val="center"/>
+            </w:pPr>
+            <w:r>
+              <w:rPr>
+                <w:b/>
+                <w:bCs/>
+              </w:rPr>
+              <w:t>HỆ KHUNG SẮT</w:t>
+            </w:r>
+          </w:p>
+        </w:tc>
+        <w:tc>
+          <w:tcPr>
+            <w:tcW w:w="3830" w:type="dxa"/>
+            <w:tcBorders>
+              <w:top w:val="single" w:sz="8" w:space="0" w:color="000000"/>
+              <w:left w:val="single" w:sz="8" w:space="0" w:color="000000"/>
+              <w:bottom w:val="single" w:sz="8" w:space="0" w:color="000000"/>
+              <w:right w:val="single" w:sz="8" w:space="0" w:color="000000"/>
+            </w:tcBorders>
+            <w:vAlign w:val="center"/>
+          </w:tcPr>
+          <w:p>
+            <w:pPr>
+              <w:pStyle w:val="TableParagraph"/>
+              <w:kinsoku w:val="0"/>
+              <w:overflowPunct w:val="0"/>
+              <w:spacing w:before="6" w:line="220" w:lineRule="exact"/>
+              <w:ind w:left="25"/>
+            </w:pPr>
+            <w:r>
+              <w:rPr>
+                <w:color w:val="000000"/>
+              </w:rPr>
+              <w:t>Màn hình led trong nhà (Indoor)</w:t>
+            </w:r>
+          </w:p>
+        </w:tc>
+        <w:tc>
+          <w:tcPr>
+            <w:tcW w:w="4528" w:type="dxa"/>
+            <w:gridSpan w:val="2"/>
+            <w:tcBorders>
+              <w:top w:val="single" w:sz="8" w:space="0" w:color="000000"/>
+              <w:left w:val="single" w:sz="8" w:space="0" w:color="000000"/>
+              <w:bottom w:val="single" w:sz="8" w:space="0" w:color="000000"/>
+              <w:right w:val="single" w:sz="8" w:space="0" w:color="000000"/>
+            </w:tcBorders>
+          </w:tcPr>
+          <w:p>
+            <w:pPr>
+              <w:pStyle w:val="TableParagraph"/>
+              <w:kinsoku w:val="0"/>
+              <w:overflowPunct w:val="0"/>
+              <w:spacing w:before="1" w:line="225" w:lineRule="exact"/>
+              <w:ind w:left="662"/>
+              <w:jc w:val="center"/>
+            </w:pPr>
+            <w:r>
+              <w:t>DS-D41Q20CA-1PH</w:t>
+            </w:r>
+          </w:p>
+        </w:tc>
+        <w:tc>
+          <w:tcPr>
+            <w:tcW w:w="1138" w:type="dxa"/>
+            <w:vMerge w:val="restart"/>
+            <w:tcBorders>
+              <w:top w:val="single" w:sz="8" w:space="0" w:color="000000"/>
+              <w:left w:val="single" w:sz="8" w:space="0" w:color="000000"/>
+              <w:bottom w:val="single" w:sz="8" w:space="0" w:color="000000"/>
+              <w:right w:val="single" w:sz="8" w:space="0" w:color="000000"/>
+            </w:tcBorders>
+            <w:vAlign w:val="center"/>
+          </w:tcPr>
+          <w:p>
+            <w:pPr>
+              <w:pStyle w:val="TableParagraph"/>
+              <w:kinsoku w:val="0"/>
+              <w:overflowPunct w:val="0"/>
+              <w:jc w:val="center"/>
+              <w:rPr>
+                <w:sz w:val="20"/>
+                <w:szCs w:val="20"/>
+              </w:rPr>
+            </w:pPr>
+            <w:r>
+              <w:rPr>
+                <w:sz w:val="20"/>
+                <w:szCs w:val="20"/>
+              </w:rPr>
+              <w:t>5.63</w:t>
+            </w:r>
+          </w:p>
+        </w:tc>
+        <w:tc>
+          <w:tcPr>
+            <w:tcW w:w="1138" w:type="dxa"/>
+            <w:vMerge w:val="restart"/>
+            <w:tcBorders>
+              <w:top w:val="single" w:sz="8" w:space="0" w:color="000000"/>
+              <w:left w:val="single" w:sz="8" w:space="0" w:color="000000"/>
+              <w:bottom w:val="single" w:sz="8" w:space="0" w:color="000000"/>
+              <w:right w:val="single" w:sz="8" w:space="0" w:color="000000"/>
+            </w:tcBorders>
+            <w:vAlign w:val="center"/>
+          </w:tcPr>
+          <w:p>
+            <w:pPr>
+              <w:pStyle w:val="TableParagraph"/>
+              <w:kinsoku w:val="0"/>
+              <w:overflowPunct w:val="0"/>
+              <w:ind w:right="283"/>
+              <w:jc w:val="center"/>
+              <w:rPr>
+                <w:sz w:val="20"/>
+                <w:szCs w:val="20"/>
+              </w:rPr>
+            </w:pPr>
+            <w:r>
+              <w:rPr>
+                <w:sz w:val="20"/>
+                <w:szCs w:val="20"/>
+              </w:rPr>
+              <w:t>m2</w:t>
+            </w:r>
+          </w:p>
+        </w:tc>
+        <w:tc>
+          <w:tcPr>
+            <w:tcW w:w="1422" w:type="dxa"/>
+            <w:vMerge w:val="restart"/>
+            <w:tcBorders>
+              <w:top w:val="single" w:sz="8" w:space="0" w:color="000000"/>
+              <w:left w:val="single" w:sz="8" w:space="0" w:color="000000"/>
+              <w:right w:val="single" w:sz="8" w:space="0" w:color="000000"/>
+            </w:tcBorders>
+            <w:vAlign w:val="center"/>
+          </w:tcPr>
+          <w:p>
+            <w:pPr>
+              <w:pStyle w:val="TableParagraph"/>
+              <w:kinsoku w:val="0"/>
+              <w:overflowPunct w:val="0"/>
+              <w:rPr>
+                <w:sz w:val="22"/>
+                <w:szCs w:val="22"/>
+              </w:rPr>
+            </w:pPr>
+            <w:r>
+              <w:rPr>
+                <w:b/>
+                <w:bCs/>
+              </w:rPr>
+              <w:t>HIKVISION/CHINA</w:t>
+            </w:r>
+          </w:p>
+        </w:tc>
+      </w:tr>
+      <w:tr>
+        <w:trPr>
+          <w:trHeight w:val="246"/>
+        </w:trPr>
+        <w:tc>
+          <w:tcPr>
+            <w:tcW w:w="2407" w:type="dxa"/>
+            <w:vMerge/>
+            <w:tcBorders>
+              <w:left w:val="single" w:sz="8" w:space="0" w:color="000000"/>
+              <w:right w:val="single" w:sz="8" w:space="0" w:color="000000"/>
+            </w:tcBorders>
+          </w:tcPr>
+          <w:p>
+            <w:pPr>
+              <w:pStyle w:val="TableParagraph"/>
+              <w:kinsoku w:val="0"/>
+              <w:overflowPunct w:val="0"/>
+              <w:spacing w:line="226" w:lineRule="exact"/>
+              <w:ind w:left="200" w:right="250"/>
+              <w:jc w:val="center"/>
+            </w:pPr>
+          </w:p>
+        </w:tc>
+        <w:tc>
+          <w:tcPr>
+            <w:tcW w:w="3830" w:type="dxa"/>
+            <w:tcBorders>
+              <w:top w:val="single" w:sz="8" w:space="0" w:color="000000"/>
+              <w:left w:val="single" w:sz="8" w:space="0" w:color="000000"/>
+              <w:bottom w:val="single" w:sz="8" w:space="0" w:color="000000"/>
+              <w:right w:val="single" w:sz="8" w:space="0" w:color="000000"/>
+            </w:tcBorders>
+            <w:vAlign w:val="center"/>
+          </w:tcPr>
+          <w:p>
+            <w:pPr>
+              <w:pStyle w:val="TableParagraph"/>
+              <w:kinsoku w:val="0"/>
+              <w:overflowPunct w:val="0"/>
+              <w:spacing w:before="6" w:line="220" w:lineRule="exact"/>
+              <w:ind w:left="25"/>
+            </w:pPr>
+            <w:r>
+              <w:rPr>
+                <w:color w:val="000000"/>
+              </w:rPr>
+              <w:t>Chủng loại module: (P)</w:t>
+            </w:r>
+          </w:p>
+        </w:tc>
+        <w:tc>
+          <w:tcPr>
+            <w:tcW w:w="2120" w:type="dxa"/>
+            <w:tcBorders>
+              <w:top w:val="single" w:sz="8" w:space="0" w:color="000000"/>
+              <w:left w:val="single" w:sz="8" w:space="0" w:color="000000"/>
+              <w:bottom w:val="single" w:sz="8" w:space="0" w:color="000000"/>
+              <w:right w:val="single" w:sz="8" w:space="0" w:color="000000"/>
+            </w:tcBorders>
+          </w:tcPr>
+          <w:p>
+            <w:pPr>
+              <w:pStyle w:val="TableParagraph"/>
+              <w:kinsoku w:val="0"/>
+              <w:overflowPunct w:val="0"/>
+              <w:spacing w:before="6" w:line="220" w:lineRule="exact"/>
+              <w:ind w:left="470"/>
+              <w:jc w:val="center"/>
+            </w:pPr>
+            <w:r>
+              <w:t>PIXEL</w:t>
+            </w:r>
+          </w:p>
+        </w:tc>
+        <w:tc>
+          <w:tcPr>
+            <w:tcW w:w="2408" w:type="dxa"/>
+            <w:tcBorders>
+              <w:top w:val="single" w:sz="8" w:space="0" w:color="000000"/>
+              <w:left w:val="single" w:sz="8" w:space="0" w:color="000000"/>
+              <w:bottom w:val="single" w:sz="8" w:space="0" w:color="000000"/>
+              <w:right w:val="single" w:sz="8" w:space="0" w:color="000000"/>
+            </w:tcBorders>
+          </w:tcPr>
+          <w:p>
+            <w:pPr>
+              <w:pStyle w:val="TableParagraph"/>
+              <w:kinsoku w:val="0"/>
+              <w:overflowPunct w:val="0"/>
+              <w:spacing w:before="11" w:line="216" w:lineRule="exact"/>
+              <w:ind w:left="10"/>
+              <w:jc w:val="center"/>
+            </w:pPr>
+            <w:r>
+              <w:t>2</w:t>
+            </w:r>
+          </w:p>
+        </w:tc>
+        <w:tc>
+          <w:tcPr>
+            <w:tcW w:w="1138" w:type="dxa"/>
+            <w:vMerge/>
+            <w:tcBorders>
+              <w:top w:val="nil"/>
+              <w:left w:val="single" w:sz="8" w:space="0" w:color="000000"/>
+              <w:bottom w:val="single" w:sz="8" w:space="0" w:color="000000"/>
+              <w:right w:val="single" w:sz="8" w:space="0" w:color="000000"/>
+            </w:tcBorders>
+          </w:tcPr>
+          <w:p>
+            <w:pPr>
+              <w:rPr>
+                <w:sz w:val="2"/>
+                <w:szCs w:val="2"/>
+              </w:rPr>
+            </w:pPr>
+          </w:p>
+        </w:tc>
+        <w:tc>
+          <w:tcPr>
+            <w:tcW w:w="1138" w:type="dxa"/>
+            <w:vMerge/>
+            <w:tcBorders>
+              <w:top w:val="nil"/>
+              <w:left w:val="single" w:sz="8" w:space="0" w:color="000000"/>
+              <w:bottom w:val="single" w:sz="8" w:space="0" w:color="000000"/>
+              <w:right w:val="single" w:sz="8" w:space="0" w:color="000000"/>
+            </w:tcBorders>
+          </w:tcPr>
+          <w:p>
+            <w:pPr>
+              <w:rPr>
+                <w:sz w:val="2"/>
+                <w:szCs w:val="2"/>
+              </w:rPr>
+            </w:pPr>
+          </w:p>
+        </w:tc>
+        <w:tc>
+          <w:tcPr>
+            <w:tcW w:w="1422" w:type="dxa"/>
+            <w:vMerge/>
+            <w:tcBorders>
+              <w:left w:val="single" w:sz="8" w:space="0" w:color="000000"/>
+              <w:right w:val="single" w:sz="8" w:space="0" w:color="000000"/>
+            </w:tcBorders>
+          </w:tcPr>
+          <w:p>
+            <w:pPr>
+              <w:rPr>
+                <w:sz w:val="2"/>
+                <w:szCs w:val="2"/>
+              </w:rPr>
+            </w:pPr>
+          </w:p>
+        </w:tc>
+      </w:tr>
+      <w:tr>
+        <w:trPr>
+          <w:trHeight w:val="246"/>
+        </w:trPr>
+        <w:tc>
+          <w:tcPr>
+            <w:tcW w:w="2407" w:type="dxa"/>
+            <w:vMerge/>
+            <w:tcBorders>
+              <w:left w:val="single" w:sz="8" w:space="0" w:color="000000"/>
+              <w:right w:val="single" w:sz="8" w:space="0" w:color="000000"/>
+            </w:tcBorders>
+          </w:tcPr>
+          <w:p>
+            <w:pPr>
+              <w:pStyle w:val="TableParagraph"/>
+              <w:kinsoku w:val="0"/>
+              <w:overflowPunct w:val="0"/>
+              <w:spacing w:line="226" w:lineRule="exact"/>
+              <w:ind w:left="200" w:right="250"/>
+              <w:jc w:val="center"/>
+            </w:pPr>
+          </w:p>
+        </w:tc>
+        <w:tc>
+          <w:tcPr>
+            <w:tcW w:w="3830" w:type="dxa"/>
+            <w:tcBorders>
+              <w:top w:val="single" w:sz="8" w:space="0" w:color="000000"/>
+              <w:left w:val="single" w:sz="8" w:space="0" w:color="000000"/>
+              <w:bottom w:val="single" w:sz="8" w:space="0" w:color="000000"/>
+              <w:right w:val="single" w:sz="8" w:space="0" w:color="000000"/>
+            </w:tcBorders>
+            <w:vAlign w:val="center"/>
+          </w:tcPr>
+          <w:p>
+            <w:pPr>
+              <w:pStyle w:val="TableParagraph"/>
+              <w:kinsoku w:val="0"/>
+              <w:overflowPunct w:val="0"/>
+              <w:spacing w:before="6" w:line="220" w:lineRule="exact"/>
+              <w:ind w:left="25"/>
+            </w:pPr>
+            <w:r>
+              <w:rPr>
+                <w:color w:val="000000"/>
+              </w:rPr>
+              <w:t>Loại bóng</w:t>
+            </w:r>
+          </w:p>
+        </w:tc>
+        <w:tc>
+          <w:tcPr>
+            <w:tcW w:w="4528" w:type="dxa"/>
+            <w:gridSpan w:val="2"/>
+            <w:tcBorders>
+              <w:top w:val="single" w:sz="8" w:space="0" w:color="000000"/>
+              <w:left w:val="single" w:sz="8" w:space="0" w:color="000000"/>
+              <w:bottom w:val="single" w:sz="8" w:space="0" w:color="000000"/>
+              <w:right w:val="single" w:sz="8" w:space="0" w:color="000000"/>
+            </w:tcBorders>
+          </w:tcPr>
+          <w:p>
+            <w:pPr>
+              <w:pStyle w:val="TableParagraph"/>
+              <w:kinsoku w:val="0"/>
+              <w:overflowPunct w:val="0"/>
+              <w:spacing w:before="1" w:line="225" w:lineRule="exact"/>
+              <w:ind w:left="1106" w:right="1095"/>
+              <w:jc w:val="center"/>
+            </w:pPr>
+            <w:r>
+              <w:t>SMD1515</w:t>
+            </w:r>
+          </w:p>
+        </w:tc>
+        <w:tc>
+          <w:tcPr>
+            <w:tcW w:w="1138" w:type="dxa"/>
+            <w:vMerge/>
+            <w:tcBorders>
+              <w:top w:val="nil"/>
+              <w:left w:val="single" w:sz="8" w:space="0" w:color="000000"/>
+              <w:bottom w:val="single" w:sz="8" w:space="0" w:color="000000"/>
+              <w:right w:val="single" w:sz="8" w:space="0" w:color="000000"/>
+            </w:tcBorders>
+          </w:tcPr>
+          <w:p>
+            <w:pPr>
+              <w:rPr>
+                <w:sz w:val="2"/>
+                <w:szCs w:val="2"/>
+              </w:rPr>
+            </w:pPr>
+          </w:p>
+        </w:tc>
+        <w:tc>
+          <w:tcPr>
+            <w:tcW w:w="1138" w:type="dxa"/>
+            <w:vMerge/>
+            <w:tcBorders>
+              <w:top w:val="nil"/>
+              <w:left w:val="single" w:sz="8" w:space="0" w:color="000000"/>
+              <w:bottom w:val="single" w:sz="8" w:space="0" w:color="000000"/>
+              <w:right w:val="single" w:sz="8" w:space="0" w:color="000000"/>
+            </w:tcBorders>
+          </w:tcPr>
+          <w:p>
+            <w:pPr>
+              <w:rPr>
+                <w:sz w:val="2"/>
+                <w:szCs w:val="2"/>
+              </w:rPr>
+            </w:pPr>
+          </w:p>
+        </w:tc>
+        <w:tc>
+          <w:tcPr>
+            <w:tcW w:w="1422" w:type="dxa"/>
+            <w:vMerge/>
+            <w:tcBorders>
+              <w:left w:val="single" w:sz="8" w:space="0" w:color="000000"/>
+              <w:right w:val="single" w:sz="8" w:space="0" w:color="000000"/>
+            </w:tcBorders>
+          </w:tcPr>
+          <w:p>
+            <w:pPr>
+              <w:rPr>
+                <w:sz w:val="2"/>
+                <w:szCs w:val="2"/>
+              </w:rPr>
+            </w:pPr>
+          </w:p>
+        </w:tc>
+      </w:tr>
+      <w:tr>
+        <w:trPr>
+          <w:trHeight w:val="246"/>
+        </w:trPr>
+        <w:tc>
+          <w:tcPr>
+            <w:tcW w:w="2407" w:type="dxa"/>
+            <w:vMerge/>
+            <w:tcBorders>
+              <w:left w:val="single" w:sz="8" w:space="0" w:color="000000"/>
+              <w:right w:val="single" w:sz="8" w:space="0" w:color="000000"/>
+            </w:tcBorders>
+          </w:tcPr>
+          <w:p>
+            <w:pPr>
+              <w:pStyle w:val="TableParagraph"/>
+              <w:kinsoku w:val="0"/>
+              <w:overflowPunct w:val="0"/>
+              <w:spacing w:line="226" w:lineRule="exact"/>
+              <w:ind w:left="200" w:right="250"/>
+              <w:jc w:val="center"/>
+            </w:pPr>
+          </w:p>
+        </w:tc>
+        <w:tc>
+          <w:tcPr>
+            <w:tcW w:w="3830" w:type="dxa"/>
+            <w:tcBorders>
+              <w:top w:val="single" w:sz="8" w:space="0" w:color="000000"/>
+              <w:left w:val="single" w:sz="8" w:space="0" w:color="000000"/>
+              <w:bottom w:val="single" w:sz="8" w:space="0" w:color="000000"/>
+              <w:right w:val="single" w:sz="8" w:space="0" w:color="000000"/>
+            </w:tcBorders>
+            <w:vAlign w:val="center"/>
+          </w:tcPr>
+          <w:p>
+            <w:pPr>
+              <w:pStyle w:val="TableParagraph"/>
+              <w:kinsoku w:val="0"/>
+              <w:overflowPunct w:val="0"/>
+              <w:spacing w:before="6" w:line="220" w:lineRule="exact"/>
+              <w:ind w:left="25"/>
+            </w:pPr>
+            <w:r>
+              <w:rPr>
+                <w:color w:val="000000"/>
+              </w:rPr>
+              <w:t>Mật độ điểm ảnh: (Dots/m2)</w:t>
+            </w:r>
+          </w:p>
+        </w:tc>
+        <w:tc>
+          <w:tcPr>
+            <w:tcW w:w="4528" w:type="dxa"/>
+            <w:gridSpan w:val="2"/>
+            <w:tcBorders>
+              <w:top w:val="single" w:sz="8" w:space="0" w:color="000000"/>
+              <w:left w:val="single" w:sz="8" w:space="0" w:color="000000"/>
+              <w:bottom w:val="single" w:sz="8" w:space="0" w:color="000000"/>
+              <w:right w:val="single" w:sz="8" w:space="0" w:color="000000"/>
+            </w:tcBorders>
+          </w:tcPr>
+          <w:p>
+            <w:pPr>
+              <w:pStyle w:val="TableParagraph"/>
+              <w:kinsoku w:val="0"/>
+              <w:overflowPunct w:val="0"/>
+              <w:spacing w:before="1" w:line="225" w:lineRule="exact"/>
+              <w:ind w:left="1105" w:right="1095"/>
+              <w:jc w:val="center"/>
+            </w:pPr>
+            <w:r>
+              <w:t>250000</w:t>
+            </w:r>
+          </w:p>
+        </w:tc>
+        <w:tc>
+          <w:tcPr>
+            <w:tcW w:w="1138" w:type="dxa"/>
+            <w:vMerge/>
+            <w:tcBorders>
+              <w:top w:val="nil"/>
+              <w:left w:val="single" w:sz="8" w:space="0" w:color="000000"/>
+              <w:bottom w:val="single" w:sz="8" w:space="0" w:color="000000"/>
+              <w:right w:val="single" w:sz="8" w:space="0" w:color="000000"/>
+            </w:tcBorders>
+          </w:tcPr>
+          <w:p>
+            <w:pPr>
+              <w:rPr>
+                <w:sz w:val="2"/>
+                <w:szCs w:val="2"/>
+              </w:rPr>
+            </w:pPr>
+          </w:p>
+        </w:tc>
+        <w:tc>
+          <w:tcPr>
+            <w:tcW w:w="1138" w:type="dxa"/>
+            <w:vMerge/>
+            <w:tcBorders>
+              <w:top w:val="nil"/>
+              <w:left w:val="single" w:sz="8" w:space="0" w:color="000000"/>
+              <w:bottom w:val="single" w:sz="8" w:space="0" w:color="000000"/>
+              <w:right w:val="single" w:sz="8" w:space="0" w:color="000000"/>
+            </w:tcBorders>
+          </w:tcPr>
+          <w:p>
+            <w:pPr>
+              <w:rPr>
+                <w:sz w:val="2"/>
+                <w:szCs w:val="2"/>
+              </w:rPr>
+            </w:pPr>
+          </w:p>
+        </w:tc>
+        <w:tc>
+          <w:tcPr>
+            <w:tcW w:w="1422" w:type="dxa"/>
+            <w:vMerge/>
+            <w:tcBorders>
+              <w:left w:val="single" w:sz="8" w:space="0" w:color="000000"/>
+              <w:right w:val="single" w:sz="8" w:space="0" w:color="000000"/>
+            </w:tcBorders>
+          </w:tcPr>
+          <w:p>
+            <w:pPr>
+              <w:rPr>
+                <w:sz w:val="2"/>
+                <w:szCs w:val="2"/>
+              </w:rPr>
+            </w:pPr>
+          </w:p>
+        </w:tc>
+      </w:tr>
+      <w:tr>
+        <w:trPr>
+          <w:trHeight w:val="246"/>
+        </w:trPr>
+        <w:tc>
+          <w:tcPr>
+            <w:tcW w:w="2407" w:type="dxa"/>
+            <w:vMerge/>
+            <w:tcBorders>
+              <w:left w:val="single" w:sz="8" w:space="0" w:color="000000"/>
+              <w:right w:val="single" w:sz="8" w:space="0" w:color="000000"/>
+            </w:tcBorders>
+          </w:tcPr>
+          <w:p>
+            <w:pPr>
+              <w:pStyle w:val="TableParagraph"/>
+              <w:kinsoku w:val="0"/>
+              <w:overflowPunct w:val="0"/>
+              <w:spacing w:line="226" w:lineRule="exact"/>
+              <w:ind w:left="200" w:right="250"/>
+              <w:jc w:val="center"/>
+            </w:pPr>
+          </w:p>
+        </w:tc>
+        <w:tc>
+          <w:tcPr>
+            <w:tcW w:w="3830" w:type="dxa"/>
+            <w:tcBorders>
+              <w:top w:val="single" w:sz="8" w:space="0" w:color="000000"/>
+              <w:left w:val="single" w:sz="8" w:space="0" w:color="000000"/>
+              <w:bottom w:val="single" w:sz="8" w:space="0" w:color="000000"/>
+              <w:right w:val="single" w:sz="8" w:space="0" w:color="000000"/>
+            </w:tcBorders>
+            <w:vAlign w:val="center"/>
+          </w:tcPr>
+          <w:p>
+            <w:pPr>
+              <w:pStyle w:val="TableParagraph"/>
+              <w:kinsoku w:val="0"/>
+              <w:overflowPunct w:val="0"/>
+              <w:spacing w:before="6" w:line="221" w:lineRule="exact"/>
+              <w:ind w:left="25"/>
+            </w:pPr>
+            <w:r>
+              <w:rPr>
+                <w:color w:val="000000"/>
+              </w:rPr>
+              <w:t>Độ sáng/ Brightness (Cd/m2)</w:t>
+            </w:r>
+          </w:p>
+        </w:tc>
+        <w:tc>
+          <w:tcPr>
+            <w:tcW w:w="2120" w:type="dxa"/>
+            <w:tcBorders>
+              <w:top w:val="single" w:sz="8" w:space="0" w:color="000000"/>
+              <w:left w:val="single" w:sz="8" w:space="0" w:color="000000"/>
+              <w:bottom w:val="single" w:sz="8" w:space="0" w:color="000000"/>
+              <w:right w:val="single" w:sz="8" w:space="0" w:color="000000"/>
+            </w:tcBorders>
+          </w:tcPr>
+          <w:p>
+            <w:pPr>
+              <w:pStyle w:val="TableParagraph"/>
+              <w:kinsoku w:val="0"/>
+              <w:overflowPunct w:val="0"/>
+              <w:spacing w:before="6" w:line="221" w:lineRule="exact"/>
+              <w:ind w:left="340"/>
+              <w:jc w:val="center"/>
+            </w:pPr>
+            <w:r>
+              <w:t>Trong nhà</w:t>
+            </w:r>
+          </w:p>
+        </w:tc>
+        <w:tc>
+          <w:tcPr>
+            <w:tcW w:w="2408" w:type="dxa"/>
+            <w:tcBorders>
+              <w:top w:val="single" w:sz="8" w:space="0" w:color="000000"/>
+              <w:left w:val="single" w:sz="8" w:space="0" w:color="000000"/>
+              <w:bottom w:val="single" w:sz="8" w:space="0" w:color="000000"/>
+              <w:right w:val="single" w:sz="8" w:space="0" w:color="000000"/>
+            </w:tcBorders>
+          </w:tcPr>
+          <w:p>
+            <w:pPr>
+              <w:pStyle w:val="TableParagraph"/>
+              <w:kinsoku w:val="0"/>
+              <w:overflowPunct w:val="0"/>
+              <w:spacing w:before="6" w:line="221" w:lineRule="exact"/>
+              <w:ind w:left="528"/>
+            </w:pPr>
+            <w:r>
+              <w:t>&gt;=600</w:t>
+            </w:r>
+          </w:p>
+        </w:tc>
+        <w:tc>
+          <w:tcPr>
+            <w:tcW w:w="1138" w:type="dxa"/>
+            <w:vMerge/>
+            <w:tcBorders>
+              <w:top w:val="nil"/>
+              <w:left w:val="single" w:sz="8" w:space="0" w:color="000000"/>
+              <w:bottom w:val="single" w:sz="8" w:space="0" w:color="000000"/>
+              <w:right w:val="single" w:sz="8" w:space="0" w:color="000000"/>
+            </w:tcBorders>
+          </w:tcPr>
+          <w:p>
+            <w:pPr>
+              <w:rPr>
+                <w:sz w:val="2"/>
+                <w:szCs w:val="2"/>
+              </w:rPr>
+            </w:pPr>
+          </w:p>
+        </w:tc>
+        <w:tc>
+          <w:tcPr>
+            <w:tcW w:w="1138" w:type="dxa"/>
+            <w:vMerge/>
+            <w:tcBorders>
+              <w:top w:val="nil"/>
+              <w:left w:val="single" w:sz="8" w:space="0" w:color="000000"/>
+              <w:bottom w:val="single" w:sz="8" w:space="0" w:color="000000"/>
+              <w:right w:val="single" w:sz="8" w:space="0" w:color="000000"/>
+            </w:tcBorders>
+          </w:tcPr>
+          <w:p>
+            <w:pPr>
+              <w:rPr>
+                <w:sz w:val="2"/>
+                <w:szCs w:val="2"/>
+              </w:rPr>
+            </w:pPr>
+          </w:p>
+        </w:tc>
+        <w:tc>
+          <w:tcPr>
+            <w:tcW w:w="1422" w:type="dxa"/>
+            <w:vMerge/>
+            <w:tcBorders>
+              <w:left w:val="single" w:sz="8" w:space="0" w:color="000000"/>
+              <w:right w:val="single" w:sz="8" w:space="0" w:color="000000"/>
+            </w:tcBorders>
+          </w:tcPr>
+          <w:p>
+            <w:pPr>
+              <w:rPr>
+                <w:sz w:val="2"/>
+                <w:szCs w:val="2"/>
+              </w:rPr>
+            </w:pPr>
+          </w:p>
+        </w:tc>
+      </w:tr>
+      <w:tr>
+        <w:trPr>
+          <w:trHeight w:val="246"/>
+        </w:trPr>
+        <w:tc>
+          <w:tcPr>
+            <w:tcW w:w="2407" w:type="dxa"/>
+            <w:vMerge/>
+            <w:tcBorders>
+              <w:left w:val="single" w:sz="8" w:space="0" w:color="000000"/>
+              <w:right w:val="single" w:sz="8" w:space="0" w:color="000000"/>
+            </w:tcBorders>
+          </w:tcPr>
+          <w:p>
+            <w:pPr>
+              <w:pStyle w:val="TableParagraph"/>
+              <w:kinsoku w:val="0"/>
+              <w:overflowPunct w:val="0"/>
+              <w:spacing w:line="226" w:lineRule="exact"/>
+              <w:ind w:left="200" w:right="250"/>
+              <w:jc w:val="center"/>
+            </w:pPr>
+          </w:p>
+        </w:tc>
+        <w:tc>
+          <w:tcPr>
+            <w:tcW w:w="3830" w:type="dxa"/>
+            <w:tcBorders>
+              <w:top w:val="single" w:sz="8" w:space="0" w:color="000000"/>
+              <w:left w:val="single" w:sz="8" w:space="0" w:color="000000"/>
+              <w:bottom w:val="single" w:sz="8" w:space="0" w:color="000000"/>
+              <w:right w:val="single" w:sz="8" w:space="0" w:color="000000"/>
+            </w:tcBorders>
+            <w:vAlign w:val="center"/>
+          </w:tcPr>
+          <w:p>
+            <w:pPr>
+              <w:pStyle w:val="TableParagraph"/>
+              <w:kinsoku w:val="0"/>
+              <w:overflowPunct w:val="0"/>
+              <w:spacing w:before="6" w:line="220" w:lineRule="exact"/>
+              <w:ind w:left="25"/>
+            </w:pPr>
+            <w:r>
+              <w:rPr>
+                <w:color w:val="000000"/>
+              </w:rPr>
+              <w:t>Tần số/ Fresh rate (Hz)</w:t>
+            </w:r>
+          </w:p>
+        </w:tc>
+        <w:tc>
+          <w:tcPr>
+            <w:tcW w:w="4528" w:type="dxa"/>
+            <w:gridSpan w:val="2"/>
+            <w:tcBorders>
+              <w:top w:val="single" w:sz="8" w:space="0" w:color="000000"/>
+              <w:left w:val="single" w:sz="8" w:space="0" w:color="000000"/>
+              <w:bottom w:val="single" w:sz="8" w:space="0" w:color="000000"/>
+              <w:right w:val="single" w:sz="8" w:space="0" w:color="000000"/>
+            </w:tcBorders>
+          </w:tcPr>
+          <w:p>
+            <w:pPr>
+              <w:pStyle w:val="TableParagraph"/>
+              <w:kinsoku w:val="0"/>
+              <w:overflowPunct w:val="0"/>
+              <w:spacing w:before="1" w:line="225" w:lineRule="exact"/>
+              <w:ind w:left="1105" w:right="1095"/>
+              <w:jc w:val="center"/>
+            </w:pPr>
+            <w:r>
+              <w:t>3840Hz</w:t>
+            </w:r>
+          </w:p>
+        </w:tc>
+        <w:tc>
+          <w:tcPr>
+            <w:tcW w:w="1138" w:type="dxa"/>
+            <w:vMerge/>
+            <w:tcBorders>
+              <w:top w:val="nil"/>
+              <w:left w:val="single" w:sz="8" w:space="0" w:color="000000"/>
+              <w:bottom w:val="single" w:sz="8" w:space="0" w:color="000000"/>
+              <w:right w:val="single" w:sz="8" w:space="0" w:color="000000"/>
+            </w:tcBorders>
+          </w:tcPr>
+          <w:p>
+            <w:pPr>
+              <w:rPr>
+                <w:sz w:val="2"/>
+                <w:szCs w:val="2"/>
+              </w:rPr>
+            </w:pPr>
+          </w:p>
+        </w:tc>
+        <w:tc>
+          <w:tcPr>
+            <w:tcW w:w="1138" w:type="dxa"/>
+            <w:vMerge/>
+            <w:tcBorders>
+              <w:top w:val="nil"/>
+              <w:left w:val="single" w:sz="8" w:space="0" w:color="000000"/>
+              <w:bottom w:val="single" w:sz="8" w:space="0" w:color="000000"/>
+              <w:right w:val="single" w:sz="8" w:space="0" w:color="000000"/>
+            </w:tcBorders>
+          </w:tcPr>
+          <w:p>
+            <w:pPr>
+              <w:rPr>
+                <w:sz w:val="2"/>
+                <w:szCs w:val="2"/>
+              </w:rPr>
+            </w:pPr>
+          </w:p>
+        </w:tc>
+        <w:tc>
+          <w:tcPr>
+            <w:tcW w:w="1422" w:type="dxa"/>
+            <w:vMerge/>
+            <w:tcBorders>
+              <w:left w:val="single" w:sz="8" w:space="0" w:color="000000"/>
+              <w:right w:val="single" w:sz="8" w:space="0" w:color="000000"/>
+            </w:tcBorders>
+          </w:tcPr>
+          <w:p>
+            <w:pPr>
+              <w:rPr>
+                <w:sz w:val="2"/>
+                <w:szCs w:val="2"/>
+              </w:rPr>
+            </w:pPr>
+          </w:p>
+        </w:tc>
+      </w:tr>
+      <w:tr>
+        <w:trPr>
+          <w:trHeight w:val="246"/>
+        </w:trPr>
+        <w:tc>
+          <w:tcPr>
+            <w:tcW w:w="2407" w:type="dxa"/>
+            <w:vMerge/>
+            <w:tcBorders>
+              <w:left w:val="single" w:sz="8" w:space="0" w:color="000000"/>
+              <w:right w:val="single" w:sz="8" w:space="0" w:color="000000"/>
+            </w:tcBorders>
+          </w:tcPr>
+          <w:p>
+            <w:pPr>
+              <w:pStyle w:val="TableParagraph"/>
+              <w:kinsoku w:val="0"/>
+              <w:overflowPunct w:val="0"/>
+              <w:spacing w:line="226" w:lineRule="exact"/>
+              <w:ind w:left="200" w:right="250"/>
+              <w:jc w:val="center"/>
+              <w:rPr>
+                <w:b/>
+                <w:bCs/>
+              </w:rPr>
+            </w:pPr>
+          </w:p>
+        </w:tc>
+        <w:tc>
+          <w:tcPr>
+            <w:tcW w:w="3830" w:type="dxa"/>
+            <w:tcBorders>
+              <w:top w:val="single" w:sz="8" w:space="0" w:color="000000"/>
+              <w:left w:val="single" w:sz="8" w:space="0" w:color="000000"/>
+              <w:bottom w:val="single" w:sz="8" w:space="0" w:color="000000"/>
+              <w:right w:val="single" w:sz="8" w:space="0" w:color="000000"/>
+            </w:tcBorders>
+            <w:vAlign w:val="center"/>
+          </w:tcPr>
+          <w:p>
+            <w:pPr>
+              <w:pStyle w:val="TableParagraph"/>
+              <w:kinsoku w:val="0"/>
+              <w:overflowPunct w:val="0"/>
+              <w:spacing w:before="6" w:line="220" w:lineRule="exact"/>
+              <w:ind w:left="25"/>
+            </w:pPr>
+            <w:r>
+              <w:rPr>
+                <w:color w:val="000000"/>
+              </w:rPr>
+              <w:t>Tuổi thọ</w:t>
+            </w:r>
+          </w:p>
+        </w:tc>
+        <w:tc>
+          <w:tcPr>
+            <w:tcW w:w="4528" w:type="dxa"/>
+            <w:gridSpan w:val="2"/>
+            <w:tcBorders>
+              <w:top w:val="single" w:sz="8" w:space="0" w:color="000000"/>
+              <w:left w:val="single" w:sz="8" w:space="0" w:color="000000"/>
+              <w:bottom w:val="single" w:sz="8" w:space="0" w:color="000000"/>
+              <w:right w:val="single" w:sz="8" w:space="0" w:color="000000"/>
+            </w:tcBorders>
+          </w:tcPr>
+          <w:p>
+            <w:pPr>
+              <w:pStyle w:val="TableParagraph"/>
+              <w:kinsoku w:val="0"/>
+              <w:overflowPunct w:val="0"/>
+              <w:spacing w:line="226" w:lineRule="exact"/>
+              <w:ind w:left="859"/>
+            </w:pPr>
+            <w:r>
+              <w:t xml:space="preserve">               &gt;=100.000 hours</w:t>
+            </w:r>
+          </w:p>
+        </w:tc>
+        <w:tc>
+          <w:tcPr>
+            <w:tcW w:w="1138" w:type="dxa"/>
+            <w:vMerge/>
+            <w:tcBorders>
+              <w:top w:val="nil"/>
+              <w:left w:val="single" w:sz="8" w:space="0" w:color="000000"/>
+              <w:bottom w:val="single" w:sz="8" w:space="0" w:color="000000"/>
+              <w:right w:val="single" w:sz="8" w:space="0" w:color="000000"/>
+            </w:tcBorders>
+          </w:tcPr>
+          <w:p>
+            <w:pPr>
+              <w:rPr>
+                <w:sz w:val="2"/>
+                <w:szCs w:val="2"/>
+              </w:rPr>
+            </w:pPr>
+          </w:p>
+        </w:tc>
+        <w:tc>
+          <w:tcPr>
+            <w:tcW w:w="1138" w:type="dxa"/>
+            <w:vMerge/>
+            <w:tcBorders>
+              <w:top w:val="nil"/>
+              <w:left w:val="single" w:sz="8" w:space="0" w:color="000000"/>
+              <w:bottom w:val="single" w:sz="8" w:space="0" w:color="000000"/>
+              <w:right w:val="single" w:sz="8" w:space="0" w:color="000000"/>
+            </w:tcBorders>
+          </w:tcPr>
+          <w:p>
+            <w:pPr>
+              <w:rPr>
+                <w:sz w:val="2"/>
+                <w:szCs w:val="2"/>
+              </w:rPr>
+            </w:pPr>
+          </w:p>
+        </w:tc>
+        <w:tc>
+          <w:tcPr>
+            <w:tcW w:w="1422" w:type="dxa"/>
+            <w:vMerge/>
+            <w:tcBorders>
+              <w:left w:val="single" w:sz="8" w:space="0" w:color="000000"/>
+              <w:right w:val="single" w:sz="8" w:space="0" w:color="000000"/>
+            </w:tcBorders>
+          </w:tcPr>
+          <w:p>
+            <w:pPr>
+              <w:rPr>
+                <w:sz w:val="2"/>
+                <w:szCs w:val="2"/>
+              </w:rPr>
+            </w:pPr>
+          </w:p>
+        </w:tc>
+      </w:tr>
+      <w:tr>
+        <w:trPr>
+          <w:trHeight w:val="246"/>
+        </w:trPr>
+        <w:tc>
+          <w:tcPr>
+            <w:tcW w:w="2407" w:type="dxa"/>
+            <w:vMerge/>
+            <w:tcBorders>
+              <w:left w:val="single" w:sz="8" w:space="0" w:color="000000"/>
+              <w:right w:val="single" w:sz="8" w:space="0" w:color="000000"/>
+            </w:tcBorders>
+          </w:tcPr>
+          <w:p>
+            <w:pPr>
+              <w:pStyle w:val="TableParagraph"/>
+              <w:kinsoku w:val="0"/>
+              <w:overflowPunct w:val="0"/>
+              <w:spacing w:line="226" w:lineRule="exact"/>
+              <w:ind w:left="200" w:right="250"/>
+              <w:jc w:val="center"/>
+            </w:pPr>
+          </w:p>
+        </w:tc>
+        <w:tc>
+          <w:tcPr>
+            <w:tcW w:w="3830" w:type="dxa"/>
+            <w:tcBorders>
+              <w:top w:val="single" w:sz="8" w:space="0" w:color="000000"/>
+              <w:left w:val="single" w:sz="8" w:space="0" w:color="000000"/>
+              <w:bottom w:val="single" w:sz="8" w:space="0" w:color="000000"/>
+              <w:right w:val="single" w:sz="8" w:space="0" w:color="000000"/>
+            </w:tcBorders>
+            <w:vAlign w:val="center"/>
+          </w:tcPr>
+          <w:p>
+            <w:pPr>
+              <w:pStyle w:val="TableParagraph"/>
+              <w:kinsoku w:val="0"/>
+              <w:overflowPunct w:val="0"/>
+              <w:spacing w:before="6" w:line="220" w:lineRule="exact"/>
+              <w:ind w:left="25"/>
+            </w:pPr>
+            <w:r>
+              <w:rPr>
+                <w:color w:val="000000"/>
+              </w:rPr>
+              <w:t>Tỷ lệ lỗi (Defective Rate)</w:t>
+            </w:r>
+          </w:p>
+        </w:tc>
+        <w:tc>
+          <w:tcPr>
+            <w:tcW w:w="4528" w:type="dxa"/>
+            <w:gridSpan w:val="2"/>
+            <w:tcBorders>
+              <w:top w:val="single" w:sz="8" w:space="0" w:color="000000"/>
+              <w:left w:val="single" w:sz="8" w:space="0" w:color="000000"/>
+              <w:bottom w:val="single" w:sz="8" w:space="0" w:color="000000"/>
+              <w:right w:val="single" w:sz="8" w:space="0" w:color="000000"/>
+            </w:tcBorders>
+          </w:tcPr>
+          <w:p>
+            <w:pPr>
+              <w:pStyle w:val="TableParagraph"/>
+              <w:kinsoku w:val="0"/>
+              <w:overflowPunct w:val="0"/>
+              <w:spacing w:line="226" w:lineRule="exact"/>
+              <w:ind w:right="1095"/>
+              <w:jc w:val="center"/>
+            </w:pPr>
+            <w:r>
+              <w:t xml:space="preserve">                   =&lt; 0.003</w:t>
+            </w:r>
+          </w:p>
+        </w:tc>
+        <w:tc>
+          <w:tcPr>
+            <w:tcW w:w="1138" w:type="dxa"/>
+            <w:vMerge/>
+            <w:tcBorders>
+              <w:top w:val="nil"/>
+              <w:left w:val="single" w:sz="8" w:space="0" w:color="000000"/>
+              <w:bottom w:val="single" w:sz="8" w:space="0" w:color="000000"/>
+              <w:right w:val="single" w:sz="8" w:space="0" w:color="000000"/>
+            </w:tcBorders>
+          </w:tcPr>
+          <w:p>
+            <w:pPr>
+              <w:rPr>
+                <w:sz w:val="2"/>
+                <w:szCs w:val="2"/>
+              </w:rPr>
+            </w:pPr>
+          </w:p>
+        </w:tc>
+        <w:tc>
+          <w:tcPr>
+            <w:tcW w:w="1138" w:type="dxa"/>
+            <w:vMerge/>
+            <w:tcBorders>
+              <w:top w:val="nil"/>
+              <w:left w:val="single" w:sz="8" w:space="0" w:color="000000"/>
+              <w:bottom w:val="single" w:sz="8" w:space="0" w:color="000000"/>
+              <w:right w:val="single" w:sz="8" w:space="0" w:color="000000"/>
+            </w:tcBorders>
+          </w:tcPr>
+          <w:p>
+            <w:pPr>
+              <w:rPr>
+                <w:sz w:val="2"/>
+                <w:szCs w:val="2"/>
+              </w:rPr>
+            </w:pPr>
+          </w:p>
+        </w:tc>
+        <w:tc>
+          <w:tcPr>
+            <w:tcW w:w="1422" w:type="dxa"/>
+            <w:vMerge/>
+            <w:tcBorders>
+              <w:left w:val="single" w:sz="8" w:space="0" w:color="000000"/>
+              <w:right w:val="single" w:sz="8" w:space="0" w:color="000000"/>
+            </w:tcBorders>
+          </w:tcPr>
+          <w:p>
+            <w:pPr>
+              <w:rPr>
+                <w:sz w:val="2"/>
+                <w:szCs w:val="2"/>
+              </w:rPr>
+            </w:pPr>
+          </w:p>
+        </w:tc>
+      </w:tr>
+      <w:tr>
+        <w:trPr>
+          <w:trHeight w:val="246"/>
+        </w:trPr>
+        <w:tc>
+          <w:tcPr>
+            <w:tcW w:w="2407" w:type="dxa"/>
+            <w:vMerge/>
+            <w:tcBorders>
+              <w:left w:val="single" w:sz="8" w:space="0" w:color="000000"/>
+              <w:right w:val="single" w:sz="8" w:space="0" w:color="000000"/>
+            </w:tcBorders>
+          </w:tcPr>
+          <w:p>
+            <w:pPr>
+              <w:pStyle w:val="TableParagraph"/>
+              <w:kinsoku w:val="0"/>
+              <w:overflowPunct w:val="0"/>
+              <w:spacing w:line="226" w:lineRule="exact"/>
+              <w:ind w:left="200" w:right="250"/>
+              <w:jc w:val="center"/>
+            </w:pPr>
+          </w:p>
+        </w:tc>
+        <w:tc>
+          <w:tcPr>
+            <w:tcW w:w="3830" w:type="dxa"/>
+            <w:tcBorders>
+              <w:top w:val="single" w:sz="8" w:space="0" w:color="000000"/>
+              <w:left w:val="single" w:sz="8" w:space="0" w:color="000000"/>
+              <w:bottom w:val="single" w:sz="8" w:space="0" w:color="000000"/>
+              <w:right w:val="single" w:sz="8" w:space="0" w:color="000000"/>
+            </w:tcBorders>
+            <w:vAlign w:val="center"/>
+          </w:tcPr>
+          <w:p>
+            <w:pPr>
+              <w:pStyle w:val="TableParagraph"/>
+              <w:kinsoku w:val="0"/>
+              <w:overflowPunct w:val="0"/>
+              <w:spacing w:before="6" w:line="220" w:lineRule="exact"/>
+              <w:ind w:left="25"/>
+            </w:pPr>
+            <w:r>
+              <w:rPr>
+                <w:color w:val="000000"/>
+              </w:rPr>
+              <w:t>Card nhận tín hiệu</w:t>
+            </w:r>
+          </w:p>
+        </w:tc>
+        <w:tc>
+          <w:tcPr>
+            <w:tcW w:w="2120" w:type="dxa"/>
+            <w:tcBorders>
+              <w:top w:val="single" w:sz="8" w:space="0" w:color="000000"/>
+              <w:left w:val="single" w:sz="8" w:space="0" w:color="000000"/>
+              <w:bottom w:val="single" w:sz="8" w:space="0" w:color="000000"/>
+              <w:right w:val="single" w:sz="8" w:space="0" w:color="000000"/>
+            </w:tcBorders>
+          </w:tcPr>
+          <w:p>
+            <w:pPr>
+              <w:pStyle w:val="TableParagraph"/>
+              <w:kinsoku w:val="0"/>
+              <w:overflowPunct w:val="0"/>
+              <w:spacing w:before="11" w:line="216" w:lineRule="exact"/>
+              <w:jc w:val="center"/>
+            </w:pPr>
+            <w:r>
+              <w:t>Hikvision</w:t>
+            </w:r>
+          </w:p>
+        </w:tc>
+        <w:tc>
+          <w:tcPr>
+            <w:tcW w:w="2408" w:type="dxa"/>
+            <w:tcBorders>
+              <w:top w:val="single" w:sz="8" w:space="0" w:color="000000"/>
+              <w:left w:val="single" w:sz="8" w:space="0" w:color="000000"/>
+              <w:bottom w:val="single" w:sz="8" w:space="0" w:color="000000"/>
+              <w:right w:val="single" w:sz="8" w:space="0" w:color="000000"/>
+            </w:tcBorders>
+          </w:tcPr>
+          <w:p>
+            <w:pPr>
+              <w:pStyle w:val="TableParagraph"/>
+              <w:kinsoku w:val="0"/>
+              <w:overflowPunct w:val="0"/>
+              <w:spacing w:before="11" w:line="216" w:lineRule="exact"/>
+              <w:ind w:left="170"/>
+              <w:jc w:val="center"/>
+            </w:pPr>
+            <w:r>
+              <w:t>DS-DR32H-12</w:t>
+            </w:r>
+          </w:p>
+        </w:tc>
+        <w:tc>
+          <w:tcPr>
+            <w:tcW w:w="1138" w:type="dxa"/>
+            <w:vMerge/>
+            <w:tcBorders>
+              <w:top w:val="nil"/>
+              <w:left w:val="single" w:sz="8" w:space="0" w:color="000000"/>
+              <w:bottom w:val="single" w:sz="8" w:space="0" w:color="000000"/>
+              <w:right w:val="single" w:sz="8" w:space="0" w:color="000000"/>
+            </w:tcBorders>
+          </w:tcPr>
+          <w:p>
+            <w:pPr>
+              <w:rPr>
+                <w:sz w:val="2"/>
+                <w:szCs w:val="2"/>
+              </w:rPr>
+            </w:pPr>
+          </w:p>
+        </w:tc>
+        <w:tc>
+          <w:tcPr>
+            <w:tcW w:w="1138" w:type="dxa"/>
+            <w:vMerge/>
+            <w:tcBorders>
+              <w:top w:val="nil"/>
+              <w:left w:val="single" w:sz="8" w:space="0" w:color="000000"/>
+              <w:bottom w:val="single" w:sz="8" w:space="0" w:color="000000"/>
+              <w:right w:val="single" w:sz="8" w:space="0" w:color="000000"/>
+            </w:tcBorders>
+          </w:tcPr>
+          <w:p>
+            <w:pPr>
+              <w:rPr>
+                <w:sz w:val="2"/>
+                <w:szCs w:val="2"/>
+              </w:rPr>
+            </w:pPr>
+          </w:p>
+        </w:tc>
+        <w:tc>
+          <w:tcPr>
+            <w:tcW w:w="1422" w:type="dxa"/>
+            <w:vMerge/>
+            <w:tcBorders>
+              <w:left w:val="single" w:sz="8" w:space="0" w:color="000000"/>
+              <w:right w:val="single" w:sz="8" w:space="0" w:color="000000"/>
+            </w:tcBorders>
+          </w:tcPr>
+          <w:p>
+            <w:pPr>
+              <w:rPr>
+                <w:sz w:val="2"/>
+                <w:szCs w:val="2"/>
+              </w:rPr>
+            </w:pPr>
+          </w:p>
+        </w:tc>
+      </w:tr>
+      <w:tr>
+        <w:trPr>
+          <w:trHeight w:val="246"/>
+        </w:trPr>
+        <w:tc>
+          <w:tcPr>
+            <w:tcW w:w="2407" w:type="dxa"/>
+            <w:vMerge/>
+            <w:tcBorders>
+              <w:left w:val="single" w:sz="8" w:space="0" w:color="000000"/>
+              <w:right w:val="single" w:sz="8" w:space="0" w:color="000000"/>
+            </w:tcBorders>
+          </w:tcPr>
+          <w:p>
+            <w:pPr>
+              <w:pStyle w:val="TableParagraph"/>
+              <w:kinsoku w:val="0"/>
+              <w:overflowPunct w:val="0"/>
+              <w:spacing w:line="226" w:lineRule="exact"/>
+              <w:ind w:left="200" w:right="250"/>
+              <w:jc w:val="center"/>
+              <w:rPr>
+                <w:b/>
+                <w:bCs/>
+              </w:rPr>
+            </w:pPr>
+          </w:p>
+        </w:tc>
+        <w:tc>
+          <w:tcPr>
+            <w:tcW w:w="3830" w:type="dxa"/>
+            <w:tcBorders>
+              <w:top w:val="single" w:sz="8" w:space="0" w:color="000000"/>
+              <w:left w:val="single" w:sz="8" w:space="0" w:color="000000"/>
+              <w:bottom w:val="single" w:sz="8" w:space="0" w:color="000000"/>
+              <w:right w:val="single" w:sz="8" w:space="0" w:color="000000"/>
+            </w:tcBorders>
+            <w:vAlign w:val="center"/>
+          </w:tcPr>
+          <w:p>
+            <w:pPr>
+              <w:pStyle w:val="TableParagraph"/>
+              <w:kinsoku w:val="0"/>
+              <w:overflowPunct w:val="0"/>
+              <w:spacing w:before="6" w:line="220" w:lineRule="exact"/>
+              <w:ind w:left="25"/>
+            </w:pPr>
+            <w:r>
+              <w:rPr>
+                <w:color w:val="000000"/>
+              </w:rPr>
+              <w:t>Tổng số card</w:t>
+            </w:r>
+          </w:p>
+        </w:tc>
+        <w:tc>
+          <w:tcPr>
+            <w:tcW w:w="2120" w:type="dxa"/>
+            <w:tcBorders>
+              <w:top w:val="single" w:sz="8" w:space="0" w:color="000000"/>
+              <w:left w:val="single" w:sz="8" w:space="0" w:color="000000"/>
+              <w:bottom w:val="single" w:sz="8" w:space="0" w:color="000000"/>
+              <w:right w:val="single" w:sz="8" w:space="0" w:color="000000"/>
+            </w:tcBorders>
+          </w:tcPr>
+          <w:p>
+            <w:pPr>
+              <w:pStyle w:val="TableParagraph"/>
+              <w:kinsoku w:val="0"/>
+              <w:overflowPunct w:val="0"/>
+              <w:spacing w:before="6" w:line="220" w:lineRule="exact"/>
+              <w:ind w:left="536" w:right="516"/>
+              <w:jc w:val="center"/>
+            </w:pPr>
+            <w:r>
+              <w:t>Cái</w:t>
+            </w:r>
+          </w:p>
+        </w:tc>
+        <w:tc>
+          <w:tcPr>
+            <w:tcW w:w="2408" w:type="dxa"/>
+            <w:tcBorders>
+              <w:top w:val="single" w:sz="8" w:space="0" w:color="000000"/>
+              <w:left w:val="single" w:sz="8" w:space="0" w:color="000000"/>
+              <w:bottom w:val="single" w:sz="8" w:space="0" w:color="000000"/>
+              <w:right w:val="single" w:sz="8" w:space="0" w:color="000000"/>
+            </w:tcBorders>
+          </w:tcPr>
+          <w:p>
+            <w:pPr>
+              <w:pStyle w:val="TableParagraph"/>
+              <w:kinsoku w:val="0"/>
+              <w:overflowPunct w:val="0"/>
+              <w:spacing w:before="6" w:line="220" w:lineRule="exact"/>
+              <w:ind w:left="10"/>
+              <w:jc w:val="center"/>
+            </w:pPr>
+            <w:r>
+              <w:t>10</w:t>
+            </w:r>
+          </w:p>
+        </w:tc>
+        <w:tc>
+          <w:tcPr>
+            <w:tcW w:w="1138" w:type="dxa"/>
+            <w:vMerge/>
+            <w:tcBorders>
+              <w:top w:val="nil"/>
+              <w:left w:val="single" w:sz="8" w:space="0" w:color="000000"/>
+              <w:bottom w:val="single" w:sz="8" w:space="0" w:color="000000"/>
+              <w:right w:val="single" w:sz="8" w:space="0" w:color="000000"/>
+            </w:tcBorders>
+          </w:tcPr>
+          <w:p>
+            <w:pPr>
+              <w:rPr>
+                <w:sz w:val="2"/>
+                <w:szCs w:val="2"/>
+              </w:rPr>
+            </w:pPr>
+          </w:p>
+        </w:tc>
+        <w:tc>
+          <w:tcPr>
+            <w:tcW w:w="1138" w:type="dxa"/>
+            <w:vMerge/>
+            <w:tcBorders>
+              <w:top w:val="nil"/>
+              <w:left w:val="single" w:sz="8" w:space="0" w:color="000000"/>
+              <w:bottom w:val="single" w:sz="8" w:space="0" w:color="000000"/>
+              <w:right w:val="single" w:sz="8" w:space="0" w:color="000000"/>
+            </w:tcBorders>
+          </w:tcPr>
+          <w:p>
+            <w:pPr>
+              <w:rPr>
+                <w:sz w:val="2"/>
+                <w:szCs w:val="2"/>
+              </w:rPr>
+            </w:pPr>
+          </w:p>
+        </w:tc>
+        <w:tc>
+          <w:tcPr>
+            <w:tcW w:w="1422" w:type="dxa"/>
+            <w:vMerge/>
+            <w:tcBorders>
+              <w:left w:val="single" w:sz="8" w:space="0" w:color="000000"/>
+              <w:right w:val="single" w:sz="8" w:space="0" w:color="000000"/>
+            </w:tcBorders>
+          </w:tcPr>
+          <w:p>
+            <w:pPr>
+              <w:rPr>
+                <w:sz w:val="2"/>
+                <w:szCs w:val="2"/>
+              </w:rPr>
+            </w:pPr>
+          </w:p>
+        </w:tc>
+      </w:tr>
+      <w:tr>
+        <w:trPr>
+          <w:trHeight w:val="344"/>
+        </w:trPr>
+        <w:tc>
+          <w:tcPr>
+            <w:tcW w:w="2407" w:type="dxa"/>
+            <w:vMerge/>
+            <w:tcBorders>
+              <w:left w:val="single" w:sz="8" w:space="0" w:color="000000"/>
+              <w:right w:val="single" w:sz="8" w:space="0" w:color="000000"/>
+            </w:tcBorders>
+          </w:tcPr>
+          <w:p>
+            <w:pPr>
+              <w:pStyle w:val="TableParagraph"/>
+              <w:kinsoku w:val="0"/>
+              <w:overflowPunct w:val="0"/>
+              <w:spacing w:before="143"/>
+              <w:ind w:left="200" w:right="189"/>
+              <w:jc w:val="center"/>
+            </w:pPr>
+          </w:p>
+        </w:tc>
+        <w:tc>
+          <w:tcPr>
+            <w:tcW w:w="3830" w:type="dxa"/>
+            <w:tcBorders>
+              <w:top w:val="single" w:sz="8" w:space="0" w:color="000000"/>
+              <w:left w:val="single" w:sz="8" w:space="0" w:color="000000"/>
+              <w:bottom w:val="single" w:sz="8" w:space="0" w:color="000000"/>
+              <w:right w:val="single" w:sz="8" w:space="0" w:color="000000"/>
+            </w:tcBorders>
+            <w:vAlign w:val="center"/>
+          </w:tcPr>
+          <w:p>
+            <w:pPr>
+              <w:pStyle w:val="TableParagraph"/>
+              <w:kinsoku w:val="0"/>
+              <w:overflowPunct w:val="0"/>
+              <w:spacing w:before="143"/>
+              <w:ind w:left="25"/>
+            </w:pPr>
+            <w:r>
+              <w:rPr>
+                <w:color w:val="000000"/>
+              </w:rPr>
+              <w:t>Nguồn chuyển đổi cao cấp:</w:t>
+            </w:r>
+          </w:p>
+        </w:tc>
+        <w:tc>
+          <w:tcPr>
+            <w:tcW w:w="2120" w:type="dxa"/>
+            <w:tcBorders>
+              <w:top w:val="single" w:sz="8" w:space="0" w:color="000000"/>
+              <w:left w:val="single" w:sz="8" w:space="0" w:color="000000"/>
+              <w:bottom w:val="single" w:sz="8" w:space="0" w:color="000000"/>
+              <w:right w:val="single" w:sz="8" w:space="0" w:color="000000"/>
+            </w:tcBorders>
+            <w:vAlign w:val="center"/>
+          </w:tcPr>
+          <w:p>
+            <w:pPr>
+              <w:pStyle w:val="TableParagraph"/>
+              <w:kinsoku w:val="0"/>
+              <w:overflowPunct w:val="0"/>
+              <w:spacing w:before="147"/>
+              <w:jc w:val="center"/>
+            </w:pPr>
+            <w:r>
+              <w:t>Hikvision</w:t>
+            </w:r>
+          </w:p>
+        </w:tc>
+        <w:tc>
+          <w:tcPr>
+            <w:tcW w:w="2408" w:type="dxa"/>
+            <w:tcBorders>
+              <w:top w:val="single" w:sz="8" w:space="0" w:color="000000"/>
+              <w:left w:val="single" w:sz="8" w:space="0" w:color="000000"/>
+              <w:bottom w:val="single" w:sz="8" w:space="0" w:color="000000"/>
+              <w:right w:val="single" w:sz="8" w:space="0" w:color="000000"/>
+            </w:tcBorders>
+            <w:vAlign w:val="center"/>
+          </w:tcPr>
+          <w:p>
+            <w:pPr>
+              <w:pStyle w:val="TableParagraph"/>
+              <w:kinsoku w:val="0"/>
+              <w:overflowPunct w:val="0"/>
+              <w:spacing w:before="2" w:line="256" w:lineRule="exact"/>
+              <w:ind w:right="50"/>
+              <w:jc w:val="center"/>
+            </w:pPr>
+            <w:r>
+              <w:t>DS-D43Q350PF- 5V</w:t>
+            </w:r>
+          </w:p>
+        </w:tc>
+        <w:tc>
+          <w:tcPr>
+            <w:tcW w:w="1138" w:type="dxa"/>
+            <w:vMerge/>
+            <w:tcBorders>
+              <w:top w:val="nil"/>
+              <w:left w:val="single" w:sz="8" w:space="0" w:color="000000"/>
+              <w:bottom w:val="single" w:sz="8" w:space="0" w:color="000000"/>
+              <w:right w:val="single" w:sz="8" w:space="0" w:color="000000"/>
+            </w:tcBorders>
+          </w:tcPr>
+          <w:p>
+            <w:pPr>
+              <w:rPr>
+                <w:sz w:val="2"/>
+                <w:szCs w:val="2"/>
+              </w:rPr>
+            </w:pPr>
+          </w:p>
+        </w:tc>
+        <w:tc>
+          <w:tcPr>
+            <w:tcW w:w="1138" w:type="dxa"/>
+            <w:vMerge/>
+            <w:tcBorders>
+              <w:top w:val="nil"/>
+              <w:left w:val="single" w:sz="8" w:space="0" w:color="000000"/>
+              <w:bottom w:val="single" w:sz="8" w:space="0" w:color="000000"/>
+              <w:right w:val="single" w:sz="8" w:space="0" w:color="000000"/>
+            </w:tcBorders>
+          </w:tcPr>
+          <w:p>
+            <w:pPr>
+              <w:rPr>
+                <w:sz w:val="2"/>
+                <w:szCs w:val="2"/>
+              </w:rPr>
+            </w:pPr>
+          </w:p>
+        </w:tc>
+        <w:tc>
+          <w:tcPr>
+            <w:tcW w:w="1422" w:type="dxa"/>
+            <w:vMerge/>
+            <w:tcBorders>
+              <w:left w:val="single" w:sz="8" w:space="0" w:color="000000"/>
+              <w:right w:val="single" w:sz="8" w:space="0" w:color="000000"/>
+            </w:tcBorders>
+          </w:tcPr>
+          <w:p>
+            <w:pPr>
+              <w:rPr>
+                <w:sz w:val="2"/>
+                <w:szCs w:val="2"/>
+              </w:rPr>
+            </w:pPr>
+          </w:p>
+        </w:tc>
+      </w:tr>
+      <w:tr>
+        <w:trPr>
+          <w:trHeight w:val="247"/>
+        </w:trPr>
+        <w:tc>
+          <w:tcPr>
+            <w:tcW w:w="2407" w:type="dxa"/>
+            <w:vMerge/>
+            <w:tcBorders>
+              <w:left w:val="single" w:sz="8" w:space="0" w:color="000000"/>
+              <w:right w:val="single" w:sz="8" w:space="0" w:color="000000"/>
+            </w:tcBorders>
+          </w:tcPr>
+          <w:p>
+            <w:pPr>
+              <w:pStyle w:val="TableParagraph"/>
+              <w:kinsoku w:val="0"/>
+              <w:overflowPunct w:val="0"/>
+              <w:spacing w:line="227" w:lineRule="exact"/>
+              <w:ind w:left="200" w:right="190"/>
+              <w:jc w:val="center"/>
+              <w:rPr>
+                <w:b/>
+                <w:bCs/>
+              </w:rPr>
+            </w:pPr>
+          </w:p>
+        </w:tc>
+        <w:tc>
+          <w:tcPr>
+            <w:tcW w:w="3830" w:type="dxa"/>
+            <w:tcBorders>
+              <w:top w:val="single" w:sz="8" w:space="0" w:color="000000"/>
+              <w:left w:val="single" w:sz="8" w:space="0" w:color="000000"/>
+              <w:bottom w:val="single" w:sz="8" w:space="0" w:color="000000"/>
+              <w:right w:val="single" w:sz="8" w:space="0" w:color="000000"/>
+            </w:tcBorders>
+            <w:vAlign w:val="center"/>
+          </w:tcPr>
+          <w:p>
+            <w:pPr>
+              <w:pStyle w:val="TableParagraph"/>
+              <w:kinsoku w:val="0"/>
+              <w:overflowPunct w:val="0"/>
+              <w:spacing w:before="6" w:line="220" w:lineRule="exact"/>
+              <w:ind w:left="25"/>
+            </w:pPr>
+            <w:r>
+              <w:rPr>
+                <w:color w:val="000000"/>
+              </w:rPr>
+              <w:t>5V70A</w:t>
+            </w:r>
+          </w:p>
+        </w:tc>
+        <w:tc>
+          <w:tcPr>
+            <w:tcW w:w="2120" w:type="dxa"/>
+            <w:tcBorders>
+              <w:top w:val="single" w:sz="8" w:space="0" w:color="000000"/>
+              <w:left w:val="single" w:sz="8" w:space="0" w:color="000000"/>
+              <w:bottom w:val="single" w:sz="8" w:space="0" w:color="000000"/>
+              <w:right w:val="single" w:sz="8" w:space="0" w:color="000000"/>
+            </w:tcBorders>
+            <w:vAlign w:val="center"/>
+          </w:tcPr>
+          <w:p>
+            <w:pPr>
+              <w:pStyle w:val="TableParagraph"/>
+              <w:kinsoku w:val="0"/>
+              <w:overflowPunct w:val="0"/>
+              <w:spacing w:before="6" w:line="220" w:lineRule="exact"/>
+              <w:ind w:left="536" w:right="516"/>
+              <w:jc w:val="center"/>
+            </w:pPr>
+            <w:r>
+              <w:rPr>
+                <w:color w:val="000000"/>
+              </w:rPr>
+              <w:t>Cái</w:t>
+            </w:r>
+          </w:p>
+        </w:tc>
+        <w:tc>
+          <w:tcPr>
+            <w:tcW w:w="2408" w:type="dxa"/>
+            <w:tcBorders>
+              <w:top w:val="single" w:sz="8" w:space="0" w:color="000000"/>
+              <w:left w:val="single" w:sz="8" w:space="0" w:color="000000"/>
+              <w:bottom w:val="single" w:sz="8" w:space="0" w:color="000000"/>
+              <w:right w:val="single" w:sz="8" w:space="0" w:color="000000"/>
+            </w:tcBorders>
+            <w:vAlign w:val="center"/>
+          </w:tcPr>
+          <w:p>
+            <w:pPr>
+              <w:pStyle w:val="TableParagraph"/>
+              <w:kinsoku w:val="0"/>
+              <w:overflowPunct w:val="0"/>
+              <w:spacing w:before="6" w:line="220" w:lineRule="exact"/>
+              <w:ind w:left="10"/>
+              <w:jc w:val="center"/>
+            </w:pPr>
+            <w:r>
+              <w:rPr>
+                <w:color w:val="000000"/>
+              </w:rPr>
+              <w:t>22</w:t>
+            </w:r>
+          </w:p>
+        </w:tc>
+        <w:tc>
+          <w:tcPr>
+            <w:tcW w:w="1138" w:type="dxa"/>
+            <w:vMerge/>
+            <w:tcBorders>
+              <w:top w:val="nil"/>
+              <w:left w:val="single" w:sz="8" w:space="0" w:color="000000"/>
+              <w:bottom w:val="single" w:sz="8" w:space="0" w:color="000000"/>
+              <w:right w:val="single" w:sz="8" w:space="0" w:color="000000"/>
+            </w:tcBorders>
+          </w:tcPr>
+          <w:p>
+            <w:pPr>
+              <w:rPr>
+                <w:sz w:val="2"/>
+                <w:szCs w:val="2"/>
+              </w:rPr>
+            </w:pPr>
+          </w:p>
+        </w:tc>
+        <w:tc>
+          <w:tcPr>
+            <w:tcW w:w="1138" w:type="dxa"/>
+            <w:vMerge/>
+            <w:tcBorders>
+              <w:top w:val="nil"/>
+              <w:left w:val="single" w:sz="8" w:space="0" w:color="000000"/>
+              <w:bottom w:val="single" w:sz="8" w:space="0" w:color="000000"/>
+              <w:right w:val="single" w:sz="8" w:space="0" w:color="000000"/>
+            </w:tcBorders>
+          </w:tcPr>
+          <w:p>
+            <w:pPr>
+              <w:rPr>
+                <w:sz w:val="2"/>
+                <w:szCs w:val="2"/>
+              </w:rPr>
+            </w:pPr>
+          </w:p>
+        </w:tc>
+        <w:tc>
+          <w:tcPr>
+            <w:tcW w:w="1422" w:type="dxa"/>
+            <w:vMerge/>
+            <w:tcBorders>
+              <w:left w:val="single" w:sz="8" w:space="0" w:color="000000"/>
+              <w:right w:val="single" w:sz="8" w:space="0" w:color="000000"/>
+            </w:tcBorders>
+          </w:tcPr>
+          <w:p>
+            <w:pPr>
+              <w:rPr>
+                <w:sz w:val="2"/>
+                <w:szCs w:val="2"/>
+              </w:rPr>
+            </w:pPr>
+          </w:p>
+        </w:tc>
+      </w:tr>
+      <w:tr>
+        <w:trPr>
+          <w:trHeight w:val="246"/>
+        </w:trPr>
+        <w:tc>
+          <w:tcPr>
+            <w:tcW w:w="2407" w:type="dxa"/>
+            <w:vMerge/>
+            <w:tcBorders>
+              <w:left w:val="single" w:sz="8" w:space="0" w:color="000000"/>
+              <w:right w:val="single" w:sz="8" w:space="0" w:color="000000"/>
+            </w:tcBorders>
+          </w:tcPr>
+          <w:p>
+            <w:pPr>
+              <w:pStyle w:val="TableParagraph"/>
+              <w:kinsoku w:val="0"/>
+              <w:overflowPunct w:val="0"/>
+              <w:spacing w:before="6" w:line="220" w:lineRule="exact"/>
+              <w:ind w:left="200" w:right="192"/>
+              <w:jc w:val="center"/>
+            </w:pPr>
+          </w:p>
+        </w:tc>
+        <w:tc>
+          <w:tcPr>
+            <w:tcW w:w="3830" w:type="dxa"/>
+            <w:tcBorders>
+              <w:top w:val="single" w:sz="8" w:space="0" w:color="000000"/>
+              <w:left w:val="single" w:sz="8" w:space="0" w:color="000000"/>
+              <w:bottom w:val="single" w:sz="8" w:space="0" w:color="000000"/>
+              <w:right w:val="single" w:sz="8" w:space="0" w:color="000000"/>
+            </w:tcBorders>
+            <w:vAlign w:val="center"/>
+          </w:tcPr>
+          <w:p>
+            <w:pPr>
+              <w:pStyle w:val="TableParagraph"/>
+              <w:kinsoku w:val="0"/>
+              <w:overflowPunct w:val="0"/>
+              <w:spacing w:before="6" w:line="220" w:lineRule="exact"/>
+              <w:ind w:left="25"/>
+            </w:pPr>
+            <w:r>
+              <w:rPr>
+                <w:color w:val="000000"/>
+              </w:rPr>
+              <w:t>Chiều cao màn hình (mm)</w:t>
+            </w:r>
+          </w:p>
+        </w:tc>
+        <w:tc>
+          <w:tcPr>
+            <w:tcW w:w="2120" w:type="dxa"/>
+            <w:tcBorders>
+              <w:top w:val="single" w:sz="8" w:space="0" w:color="000000"/>
+              <w:left w:val="single" w:sz="8" w:space="0" w:color="000000"/>
+              <w:bottom w:val="single" w:sz="8" w:space="0" w:color="000000"/>
+              <w:right w:val="single" w:sz="8" w:space="0" w:color="000000"/>
+            </w:tcBorders>
+            <w:vAlign w:val="center"/>
+          </w:tcPr>
+          <w:p>
+            <w:pPr>
+              <w:pStyle w:val="TableParagraph"/>
+              <w:kinsoku w:val="0"/>
+              <w:overflowPunct w:val="0"/>
+              <w:spacing w:before="11" w:line="216" w:lineRule="exact"/>
+              <w:ind w:left="536" w:right="516"/>
+              <w:jc w:val="center"/>
+            </w:pPr>
+            <w:r>
+              <w:rPr>
+                <w:color w:val="000000"/>
+              </w:rPr>
+              <w:t>3200</w:t>
+            </w:r>
+          </w:p>
+        </w:tc>
+        <w:tc>
+          <w:tcPr>
+            <w:tcW w:w="2408" w:type="dxa"/>
+            <w:tcBorders>
+              <w:top w:val="single" w:sz="8" w:space="0" w:color="000000"/>
+              <w:left w:val="single" w:sz="8" w:space="0" w:color="000000"/>
+              <w:bottom w:val="single" w:sz="8" w:space="0" w:color="000000"/>
+              <w:right w:val="single" w:sz="8" w:space="0" w:color="000000"/>
+            </w:tcBorders>
+            <w:vAlign w:val="center"/>
+          </w:tcPr>
+          <w:p>
+            <w:pPr>
+              <w:pStyle w:val="TableParagraph"/>
+              <w:kinsoku w:val="0"/>
+              <w:overflowPunct w:val="0"/>
+              <w:spacing w:before="6" w:line="220" w:lineRule="exact"/>
+              <w:ind w:left="572" w:right="562"/>
+              <w:jc w:val="center"/>
+            </w:pPr>
+            <w:r>
+              <w:rPr>
+                <w:color w:val="000000"/>
+              </w:rPr>
+              <w:t>mm</w:t>
+            </w:r>
+          </w:p>
+        </w:tc>
+        <w:tc>
+          <w:tcPr>
+            <w:tcW w:w="1138" w:type="dxa"/>
+            <w:vMerge/>
+            <w:tcBorders>
+              <w:top w:val="nil"/>
+              <w:left w:val="single" w:sz="8" w:space="0" w:color="000000"/>
+              <w:bottom w:val="single" w:sz="8" w:space="0" w:color="000000"/>
+              <w:right w:val="single" w:sz="8" w:space="0" w:color="000000"/>
+            </w:tcBorders>
+          </w:tcPr>
+          <w:p>
+            <w:pPr>
+              <w:rPr>
+                <w:sz w:val="2"/>
+                <w:szCs w:val="2"/>
+              </w:rPr>
+            </w:pPr>
+          </w:p>
+        </w:tc>
+        <w:tc>
+          <w:tcPr>
+            <w:tcW w:w="1138" w:type="dxa"/>
+            <w:vMerge/>
+            <w:tcBorders>
+              <w:top w:val="nil"/>
+              <w:left w:val="single" w:sz="8" w:space="0" w:color="000000"/>
+              <w:bottom w:val="single" w:sz="8" w:space="0" w:color="000000"/>
+              <w:right w:val="single" w:sz="8" w:space="0" w:color="000000"/>
+            </w:tcBorders>
+          </w:tcPr>
+          <w:p>
+            <w:pPr>
+              <w:rPr>
+                <w:sz w:val="2"/>
+                <w:szCs w:val="2"/>
+              </w:rPr>
+            </w:pPr>
+          </w:p>
+        </w:tc>
+        <w:tc>
+          <w:tcPr>
+            <w:tcW w:w="1422" w:type="dxa"/>
+            <w:vMerge/>
+            <w:tcBorders>
+              <w:left w:val="single" w:sz="8" w:space="0" w:color="000000"/>
+              <w:right w:val="single" w:sz="8" w:space="0" w:color="000000"/>
+            </w:tcBorders>
+          </w:tcPr>
+          <w:p>
+            <w:pPr>
+              <w:rPr>
+                <w:sz w:val="2"/>
+                <w:szCs w:val="2"/>
+              </w:rPr>
+            </w:pPr>
+          </w:p>
+        </w:tc>
+      </w:tr>
+      <w:tr>
+        <w:trPr>
+          <w:trHeight w:val="246"/>
+        </w:trPr>
+        <w:tc>
+          <w:tcPr>
+            <w:tcW w:w="2407" w:type="dxa"/>
+            <w:vMerge/>
+            <w:tcBorders>
+              <w:left w:val="single" w:sz="8" w:space="0" w:color="000000"/>
+              <w:right w:val="single" w:sz="8" w:space="0" w:color="000000"/>
+            </w:tcBorders>
+          </w:tcPr>
+          <w:p>
+            <w:pPr>
+              <w:pStyle w:val="TableParagraph"/>
+              <w:kinsoku w:val="0"/>
+              <w:overflowPunct w:val="0"/>
+              <w:spacing w:before="11" w:line="216" w:lineRule="exact"/>
+              <w:ind w:left="200" w:right="192"/>
+              <w:jc w:val="center"/>
+              <w:rPr>
+                <w:b/>
+                <w:bCs/>
+              </w:rPr>
+            </w:pPr>
+          </w:p>
+        </w:tc>
+        <w:tc>
+          <w:tcPr>
+            <w:tcW w:w="3830" w:type="dxa"/>
+            <w:tcBorders>
+              <w:top w:val="single" w:sz="8" w:space="0" w:color="000000"/>
+              <w:left w:val="single" w:sz="8" w:space="0" w:color="000000"/>
+              <w:bottom w:val="single" w:sz="8" w:space="0" w:color="000000"/>
+              <w:right w:val="single" w:sz="8" w:space="0" w:color="000000"/>
+            </w:tcBorders>
+            <w:vAlign w:val="center"/>
+          </w:tcPr>
+          <w:p>
+            <w:pPr>
+              <w:pStyle w:val="TableParagraph"/>
+              <w:kinsoku w:val="0"/>
+              <w:overflowPunct w:val="0"/>
+              <w:spacing w:before="6" w:line="220" w:lineRule="exact"/>
+              <w:ind w:left="25"/>
+            </w:pPr>
+            <w:r>
+              <w:rPr>
+                <w:color w:val="000000"/>
+              </w:rPr>
+              <w:t>Chiều rộng màn hình (mm)</w:t>
+            </w:r>
+          </w:p>
+        </w:tc>
+        <w:tc>
+          <w:tcPr>
+            <w:tcW w:w="2120" w:type="dxa"/>
+            <w:tcBorders>
+              <w:top w:val="single" w:sz="8" w:space="0" w:color="000000"/>
+              <w:left w:val="single" w:sz="8" w:space="0" w:color="000000"/>
+              <w:bottom w:val="single" w:sz="8" w:space="0" w:color="000000"/>
+              <w:right w:val="single" w:sz="8" w:space="0" w:color="000000"/>
+            </w:tcBorders>
+            <w:vAlign w:val="center"/>
+          </w:tcPr>
+          <w:p>
+            <w:pPr>
+              <w:pStyle w:val="TableParagraph"/>
+              <w:kinsoku w:val="0"/>
+              <w:overflowPunct w:val="0"/>
+              <w:spacing w:before="11" w:line="216" w:lineRule="exact"/>
+              <w:ind w:left="536" w:right="516"/>
+              <w:jc w:val="center"/>
+            </w:pPr>
+            <w:r>
+              <w:rPr>
+                <w:color w:val="000000"/>
+              </w:rPr>
+              <w:t>1760</w:t>
+            </w:r>
+          </w:p>
+        </w:tc>
+        <w:tc>
+          <w:tcPr>
+            <w:tcW w:w="2408" w:type="dxa"/>
+            <w:tcBorders>
+              <w:top w:val="single" w:sz="8" w:space="0" w:color="000000"/>
+              <w:left w:val="single" w:sz="8" w:space="0" w:color="000000"/>
+              <w:bottom w:val="single" w:sz="8" w:space="0" w:color="000000"/>
+              <w:right w:val="single" w:sz="8" w:space="0" w:color="000000"/>
+            </w:tcBorders>
+            <w:vAlign w:val="center"/>
+          </w:tcPr>
+          <w:p>
+            <w:pPr>
+              <w:pStyle w:val="TableParagraph"/>
+              <w:kinsoku w:val="0"/>
+              <w:overflowPunct w:val="0"/>
+              <w:spacing w:before="6" w:line="220" w:lineRule="exact"/>
+              <w:ind w:left="572" w:right="562"/>
+              <w:jc w:val="center"/>
+            </w:pPr>
+            <w:r>
+              <w:rPr>
+                <w:color w:val="000000"/>
+              </w:rPr>
+              <w:t>mm</w:t>
+            </w:r>
+          </w:p>
+        </w:tc>
+        <w:tc>
+          <w:tcPr>
+            <w:tcW w:w="1138" w:type="dxa"/>
+            <w:vMerge/>
+            <w:tcBorders>
+              <w:top w:val="nil"/>
+              <w:left w:val="single" w:sz="8" w:space="0" w:color="000000"/>
+              <w:bottom w:val="single" w:sz="8" w:space="0" w:color="000000"/>
+              <w:right w:val="single" w:sz="8" w:space="0" w:color="000000"/>
+            </w:tcBorders>
+          </w:tcPr>
+          <w:p>
+            <w:pPr>
+              <w:rPr>
+                <w:sz w:val="2"/>
+                <w:szCs w:val="2"/>
+              </w:rPr>
+            </w:pPr>
+          </w:p>
+        </w:tc>
+        <w:tc>
+          <w:tcPr>
+            <w:tcW w:w="1138" w:type="dxa"/>
+            <w:vMerge/>
+            <w:tcBorders>
+              <w:top w:val="nil"/>
+              <w:left w:val="single" w:sz="8" w:space="0" w:color="000000"/>
+              <w:bottom w:val="single" w:sz="8" w:space="0" w:color="000000"/>
+              <w:right w:val="single" w:sz="8" w:space="0" w:color="000000"/>
+            </w:tcBorders>
+          </w:tcPr>
+          <w:p>
+            <w:pPr>
+              <w:rPr>
+                <w:sz w:val="2"/>
+                <w:szCs w:val="2"/>
+              </w:rPr>
+            </w:pPr>
+          </w:p>
+        </w:tc>
+        <w:tc>
+          <w:tcPr>
+            <w:tcW w:w="1422" w:type="dxa"/>
+            <w:vMerge/>
+            <w:tcBorders>
+              <w:left w:val="single" w:sz="8" w:space="0" w:color="000000"/>
+              <w:right w:val="single" w:sz="8" w:space="0" w:color="000000"/>
+            </w:tcBorders>
+          </w:tcPr>
+          <w:p>
+            <w:pPr>
+              <w:rPr>
+                <w:sz w:val="2"/>
+                <w:szCs w:val="2"/>
+              </w:rPr>
+            </w:pPr>
+          </w:p>
+        </w:tc>
+      </w:tr>
+      <w:tr>
+        <w:trPr>
+          <w:trHeight w:val="246"/>
+        </w:trPr>
+        <w:tc>
+          <w:tcPr>
+            <w:tcW w:w="2407" w:type="dxa"/>
+            <w:vMerge/>
+            <w:tcBorders>
+              <w:left w:val="single" w:sz="8" w:space="0" w:color="000000"/>
+              <w:right w:val="single" w:sz="8" w:space="0" w:color="000000"/>
+            </w:tcBorders>
+          </w:tcPr>
+          <w:p>
+            <w:pPr>
+              <w:pStyle w:val="TableParagraph"/>
+              <w:kinsoku w:val="0"/>
+              <w:overflowPunct w:val="0"/>
+            </w:pPr>
+          </w:p>
+        </w:tc>
+        <w:tc>
+          <w:tcPr>
+            <w:tcW w:w="3830" w:type="dxa"/>
+            <w:tcBorders>
+              <w:top w:val="single" w:sz="8" w:space="0" w:color="000000"/>
+              <w:left w:val="single" w:sz="8" w:space="0" w:color="000000"/>
+              <w:bottom w:val="single" w:sz="8" w:space="0" w:color="000000"/>
+              <w:right w:val="single" w:sz="8" w:space="0" w:color="000000"/>
+            </w:tcBorders>
+            <w:vAlign w:val="center"/>
+          </w:tcPr>
+          <w:p>
+            <w:pPr>
+              <w:pStyle w:val="TableParagraph"/>
+              <w:kinsoku w:val="0"/>
+              <w:overflowPunct w:val="0"/>
+              <w:spacing w:before="6" w:line="220" w:lineRule="exact"/>
+              <w:ind w:left="25"/>
+            </w:pPr>
+            <w:r>
+              <w:rPr>
+                <w:color w:val="000000"/>
+              </w:rPr>
+              <w:t>Kích thước phủ bì màn hình dự kiến (mm)</w:t>
+            </w:r>
+          </w:p>
+        </w:tc>
+        <w:tc>
+          <w:tcPr>
+            <w:tcW w:w="2120" w:type="dxa"/>
+            <w:tcBorders>
+              <w:top w:val="single" w:sz="8" w:space="0" w:color="000000"/>
+              <w:left w:val="single" w:sz="8" w:space="0" w:color="000000"/>
+              <w:bottom w:val="single" w:sz="8" w:space="0" w:color="000000"/>
+              <w:right w:val="single" w:sz="8" w:space="0" w:color="000000"/>
+            </w:tcBorders>
+            <w:vAlign w:val="center"/>
+          </w:tcPr>
+          <w:p>
+            <w:pPr>
+              <w:pStyle w:val="TableParagraph"/>
+              <w:kinsoku w:val="0"/>
+              <w:overflowPunct w:val="0"/>
+              <w:spacing w:before="6" w:line="220" w:lineRule="exact"/>
+              <w:ind w:left="536" w:right="516"/>
+              <w:jc w:val="center"/>
+            </w:pPr>
+            <w:r>
+              <w:rPr>
+                <w:color w:val="000000"/>
+              </w:rPr>
+              <w:t>1280</w:t>
+            </w:r>
+          </w:p>
+        </w:tc>
+        <w:tc>
+          <w:tcPr>
+            <w:tcW w:w="2408" w:type="dxa"/>
+            <w:tcBorders>
+              <w:top w:val="single" w:sz="8" w:space="0" w:color="000000"/>
+              <w:left w:val="single" w:sz="8" w:space="0" w:color="000000"/>
+              <w:bottom w:val="single" w:sz="8" w:space="0" w:color="000000"/>
+              <w:right w:val="single" w:sz="8" w:space="0" w:color="000000"/>
+            </w:tcBorders>
+            <w:vAlign w:val="center"/>
+          </w:tcPr>
+          <w:p>
+            <w:pPr>
+              <w:pStyle w:val="TableParagraph"/>
+              <w:kinsoku w:val="0"/>
+              <w:overflowPunct w:val="0"/>
+              <w:spacing w:before="6" w:line="220" w:lineRule="exact"/>
+              <w:ind w:left="572" w:right="562"/>
+              <w:jc w:val="center"/>
+            </w:pPr>
+            <w:r>
+              <w:rPr>
+                <w:color w:val="000000"/>
+              </w:rPr>
+              <w:t>2400</w:t>
+            </w:r>
+          </w:p>
+        </w:tc>
+        <w:tc>
+          <w:tcPr>
+            <w:tcW w:w="1138" w:type="dxa"/>
+            <w:vMerge/>
+            <w:tcBorders>
+              <w:top w:val="nil"/>
+              <w:left w:val="single" w:sz="8" w:space="0" w:color="000000"/>
+              <w:bottom w:val="single" w:sz="8" w:space="0" w:color="000000"/>
+              <w:right w:val="single" w:sz="8" w:space="0" w:color="000000"/>
+            </w:tcBorders>
+          </w:tcPr>
+          <w:p>
+            <w:pPr>
+              <w:rPr>
+                <w:sz w:val="2"/>
+                <w:szCs w:val="2"/>
+              </w:rPr>
+            </w:pPr>
+          </w:p>
+        </w:tc>
+        <w:tc>
+          <w:tcPr>
+            <w:tcW w:w="1138" w:type="dxa"/>
+            <w:vMerge/>
+            <w:tcBorders>
+              <w:top w:val="nil"/>
+              <w:left w:val="single" w:sz="8" w:space="0" w:color="000000"/>
+              <w:bottom w:val="single" w:sz="8" w:space="0" w:color="000000"/>
+              <w:right w:val="single" w:sz="8" w:space="0" w:color="000000"/>
+            </w:tcBorders>
+          </w:tcPr>
+          <w:p>
+            <w:pPr>
+              <w:rPr>
+                <w:sz w:val="2"/>
+                <w:szCs w:val="2"/>
+              </w:rPr>
+            </w:pPr>
+          </w:p>
+        </w:tc>
+        <w:tc>
+          <w:tcPr>
+            <w:tcW w:w="1422" w:type="dxa"/>
+            <w:vMerge/>
+            <w:tcBorders>
+              <w:left w:val="single" w:sz="8" w:space="0" w:color="000000"/>
+              <w:right w:val="single" w:sz="8" w:space="0" w:color="000000"/>
+            </w:tcBorders>
+          </w:tcPr>
+          <w:p>
+            <w:pPr>
+              <w:rPr>
+                <w:sz w:val="2"/>
+                <w:szCs w:val="2"/>
+              </w:rPr>
+            </w:pPr>
+          </w:p>
+        </w:tc>
+      </w:tr>
+      <w:tr>
+        <w:trPr>
+          <w:trHeight w:val="246"/>
+        </w:trPr>
+        <w:tc>
+          <w:tcPr>
+            <w:tcW w:w="2407" w:type="dxa"/>
+            <w:vMerge/>
+            <w:tcBorders>
+              <w:left w:val="single" w:sz="8" w:space="0" w:color="000000"/>
+              <w:right w:val="single" w:sz="8" w:space="0" w:color="000000"/>
+            </w:tcBorders>
+          </w:tcPr>
+          <w:p>
+            <w:pPr>
+              <w:pStyle w:val="TableParagraph"/>
+              <w:kinsoku w:val="0"/>
+              <w:overflowPunct w:val="0"/>
+            </w:pPr>
+          </w:p>
+        </w:tc>
+        <w:tc>
+          <w:tcPr>
+            <w:tcW w:w="3830" w:type="dxa"/>
+            <w:tcBorders>
+              <w:top w:val="single" w:sz="8" w:space="0" w:color="000000"/>
+              <w:left w:val="single" w:sz="8" w:space="0" w:color="000000"/>
+              <w:bottom w:val="single" w:sz="8" w:space="0" w:color="000000"/>
+              <w:right w:val="single" w:sz="8" w:space="0" w:color="000000"/>
+            </w:tcBorders>
+            <w:vAlign w:val="center"/>
+          </w:tcPr>
+          <w:p>
+            <w:pPr>
+              <w:pStyle w:val="TableParagraph"/>
+              <w:kinsoku w:val="0"/>
+              <w:overflowPunct w:val="0"/>
+              <w:spacing w:before="11" w:line="216" w:lineRule="exact"/>
+              <w:ind w:left="25"/>
+            </w:pPr>
+            <w:r>
+              <w:rPr>
+                <w:color w:val="000000"/>
+              </w:rPr>
+              <w:t>Kích thước màn hình:</w:t>
+            </w:r>
+          </w:p>
+        </w:tc>
+        <w:tc>
+          <w:tcPr>
+            <w:tcW w:w="2120" w:type="dxa"/>
+            <w:tcBorders>
+              <w:top w:val="single" w:sz="8" w:space="0" w:color="000000"/>
+              <w:left w:val="single" w:sz="8" w:space="0" w:color="000000"/>
+              <w:bottom w:val="single" w:sz="8" w:space="0" w:color="000000"/>
+              <w:right w:val="single" w:sz="8" w:space="0" w:color="000000"/>
+            </w:tcBorders>
+            <w:vAlign w:val="center"/>
+          </w:tcPr>
+          <w:p>
+            <w:pPr>
+              <w:pStyle w:val="TableParagraph"/>
+              <w:kinsoku w:val="0"/>
+              <w:overflowPunct w:val="0"/>
+              <w:spacing w:before="11" w:line="216" w:lineRule="exact"/>
+              <w:ind w:right="54"/>
+              <w:jc w:val="center"/>
+            </w:pPr>
+            <w:r>
+              <w:rPr>
+                <w:color w:val="000000"/>
+              </w:rPr>
+              <w:t>107</w:t>
+            </w:r>
+          </w:p>
+        </w:tc>
+        <w:tc>
+          <w:tcPr>
+            <w:tcW w:w="2408" w:type="dxa"/>
+            <w:tcBorders>
+              <w:top w:val="single" w:sz="8" w:space="0" w:color="000000"/>
+              <w:left w:val="single" w:sz="8" w:space="0" w:color="000000"/>
+              <w:bottom w:val="single" w:sz="8" w:space="0" w:color="000000"/>
+              <w:right w:val="single" w:sz="8" w:space="0" w:color="000000"/>
+            </w:tcBorders>
+            <w:vAlign w:val="center"/>
+          </w:tcPr>
+          <w:p>
+            <w:pPr>
+              <w:pStyle w:val="TableParagraph"/>
+              <w:kinsoku w:val="0"/>
+              <w:overflowPunct w:val="0"/>
+              <w:spacing w:before="6" w:line="220" w:lineRule="exact"/>
+              <w:ind w:left="572" w:right="559"/>
+              <w:jc w:val="center"/>
+            </w:pPr>
+            <w:r>
+              <w:rPr>
+                <w:color w:val="000000"/>
+              </w:rPr>
+              <w:t>Inch</w:t>
+            </w:r>
+          </w:p>
+        </w:tc>
+        <w:tc>
+          <w:tcPr>
+            <w:tcW w:w="1138" w:type="dxa"/>
+            <w:vMerge/>
+            <w:tcBorders>
+              <w:top w:val="nil"/>
+              <w:left w:val="single" w:sz="8" w:space="0" w:color="000000"/>
+              <w:bottom w:val="single" w:sz="8" w:space="0" w:color="000000"/>
+              <w:right w:val="single" w:sz="8" w:space="0" w:color="000000"/>
+            </w:tcBorders>
+          </w:tcPr>
+          <w:p>
+            <w:pPr>
+              <w:rPr>
+                <w:sz w:val="2"/>
+                <w:szCs w:val="2"/>
+              </w:rPr>
+            </w:pPr>
+          </w:p>
+        </w:tc>
+        <w:tc>
+          <w:tcPr>
+            <w:tcW w:w="1138" w:type="dxa"/>
+            <w:vMerge/>
+            <w:tcBorders>
+              <w:top w:val="nil"/>
+              <w:left w:val="single" w:sz="8" w:space="0" w:color="000000"/>
+              <w:bottom w:val="single" w:sz="8" w:space="0" w:color="000000"/>
+              <w:right w:val="single" w:sz="8" w:space="0" w:color="000000"/>
+            </w:tcBorders>
+          </w:tcPr>
+          <w:p>
+            <w:pPr>
+              <w:rPr>
+                <w:sz w:val="2"/>
+                <w:szCs w:val="2"/>
+              </w:rPr>
+            </w:pPr>
+          </w:p>
+        </w:tc>
+        <w:tc>
+          <w:tcPr>
+            <w:tcW w:w="1422" w:type="dxa"/>
+            <w:vMerge/>
+            <w:tcBorders>
+              <w:left w:val="single" w:sz="8" w:space="0" w:color="000000"/>
+              <w:right w:val="single" w:sz="8" w:space="0" w:color="000000"/>
+            </w:tcBorders>
+          </w:tcPr>
+          <w:p>
+            <w:pPr>
+              <w:rPr>
+                <w:sz w:val="2"/>
+                <w:szCs w:val="2"/>
+              </w:rPr>
+            </w:pPr>
+          </w:p>
+        </w:tc>
+      </w:tr>
+      <w:tr>
+        <w:trPr>
+          <w:trHeight w:val="246"/>
+        </w:trPr>
+        <w:tc>
+          <w:tcPr>
+            <w:tcW w:w="2407" w:type="dxa"/>
+            <w:vMerge/>
+            <w:tcBorders>
+              <w:left w:val="single" w:sz="8" w:space="0" w:color="000000"/>
+              <w:right w:val="single" w:sz="8" w:space="0" w:color="000000"/>
+            </w:tcBorders>
+          </w:tcPr>
+          <w:p>
+            <w:pPr>
+              <w:pStyle w:val="TableParagraph"/>
+              <w:kinsoku w:val="0"/>
+              <w:overflowPunct w:val="0"/>
+            </w:pPr>
+          </w:p>
+        </w:tc>
+        <w:tc>
+          <w:tcPr>
+            <w:tcW w:w="3830" w:type="dxa"/>
+            <w:tcBorders>
+              <w:top w:val="single" w:sz="8" w:space="0" w:color="000000"/>
+              <w:left w:val="single" w:sz="8" w:space="0" w:color="000000"/>
+              <w:bottom w:val="single" w:sz="8" w:space="0" w:color="000000"/>
+              <w:right w:val="single" w:sz="8" w:space="0" w:color="000000"/>
+            </w:tcBorders>
+            <w:vAlign w:val="center"/>
+          </w:tcPr>
+          <w:p>
+            <w:pPr>
+              <w:pStyle w:val="TableParagraph"/>
+              <w:kinsoku w:val="0"/>
+              <w:overflowPunct w:val="0"/>
+              <w:spacing w:before="6" w:line="220" w:lineRule="exact"/>
+              <w:ind w:left="25"/>
+            </w:pPr>
+            <w:r>
+              <w:rPr>
+                <w:color w:val="000000"/>
+              </w:rPr>
+              <w:t>Số module lắp ráp (Rộng*Cao) (tấm)</w:t>
+            </w:r>
+          </w:p>
+        </w:tc>
+        <w:tc>
+          <w:tcPr>
+            <w:tcW w:w="2120" w:type="dxa"/>
+            <w:tcBorders>
+              <w:top w:val="single" w:sz="8" w:space="0" w:color="000000"/>
+              <w:left w:val="single" w:sz="8" w:space="0" w:color="000000"/>
+              <w:bottom w:val="single" w:sz="8" w:space="0" w:color="000000"/>
+              <w:right w:val="single" w:sz="8" w:space="0" w:color="000000"/>
+            </w:tcBorders>
+            <w:vAlign w:val="center"/>
+          </w:tcPr>
+          <w:p>
+            <w:pPr>
+              <w:pStyle w:val="TableParagraph"/>
+              <w:kinsoku w:val="0"/>
+              <w:overflowPunct w:val="0"/>
+              <w:spacing w:before="6" w:line="220" w:lineRule="exact"/>
+              <w:ind w:left="20"/>
+              <w:jc w:val="center"/>
+            </w:pPr>
+            <w:r>
+              <w:rPr>
+                <w:color w:val="000000"/>
+              </w:rPr>
+              <w:t>10</w:t>
+            </w:r>
+          </w:p>
+        </w:tc>
+        <w:tc>
+          <w:tcPr>
+            <w:tcW w:w="2408" w:type="dxa"/>
+            <w:tcBorders>
+              <w:top w:val="single" w:sz="8" w:space="0" w:color="000000"/>
+              <w:left w:val="single" w:sz="8" w:space="0" w:color="000000"/>
+              <w:bottom w:val="single" w:sz="8" w:space="0" w:color="000000"/>
+              <w:right w:val="single" w:sz="8" w:space="0" w:color="000000"/>
+            </w:tcBorders>
+            <w:vAlign w:val="center"/>
+          </w:tcPr>
+          <w:p>
+            <w:pPr>
+              <w:pStyle w:val="TableParagraph"/>
+              <w:kinsoku w:val="0"/>
+              <w:overflowPunct w:val="0"/>
+              <w:spacing w:before="6" w:line="220" w:lineRule="exact"/>
+              <w:ind w:left="572" w:right="562"/>
+              <w:jc w:val="center"/>
+            </w:pPr>
+            <w:r>
+              <w:rPr>
+                <w:color w:val="000000"/>
+              </w:rPr>
+              <w:t>11</w:t>
+            </w:r>
+          </w:p>
+        </w:tc>
+        <w:tc>
+          <w:tcPr>
+            <w:tcW w:w="1138" w:type="dxa"/>
+            <w:vMerge/>
+            <w:tcBorders>
+              <w:top w:val="nil"/>
+              <w:left w:val="single" w:sz="8" w:space="0" w:color="000000"/>
+              <w:bottom w:val="single" w:sz="8" w:space="0" w:color="000000"/>
+              <w:right w:val="single" w:sz="8" w:space="0" w:color="000000"/>
+            </w:tcBorders>
+          </w:tcPr>
+          <w:p>
+            <w:pPr>
+              <w:rPr>
+                <w:sz w:val="2"/>
+                <w:szCs w:val="2"/>
+              </w:rPr>
+            </w:pPr>
+          </w:p>
+        </w:tc>
+        <w:tc>
+          <w:tcPr>
+            <w:tcW w:w="1138" w:type="dxa"/>
+            <w:vMerge/>
+            <w:tcBorders>
+              <w:top w:val="nil"/>
+              <w:left w:val="single" w:sz="8" w:space="0" w:color="000000"/>
+              <w:bottom w:val="single" w:sz="8" w:space="0" w:color="000000"/>
+              <w:right w:val="single" w:sz="8" w:space="0" w:color="000000"/>
+            </w:tcBorders>
+          </w:tcPr>
+          <w:p>
+            <w:pPr>
+              <w:rPr>
+                <w:sz w:val="2"/>
+                <w:szCs w:val="2"/>
+              </w:rPr>
+            </w:pPr>
+          </w:p>
+        </w:tc>
+        <w:tc>
+          <w:tcPr>
+            <w:tcW w:w="1422" w:type="dxa"/>
+            <w:vMerge/>
+            <w:tcBorders>
+              <w:left w:val="single" w:sz="8" w:space="0" w:color="000000"/>
+              <w:right w:val="single" w:sz="8" w:space="0" w:color="000000"/>
+            </w:tcBorders>
+          </w:tcPr>
+          <w:p>
+            <w:pPr>
+              <w:rPr>
+                <w:sz w:val="2"/>
+                <w:szCs w:val="2"/>
+              </w:rPr>
+            </w:pPr>
+          </w:p>
+        </w:tc>
+      </w:tr>
+      <w:tr>
+        <w:trPr>
+          <w:trHeight w:val="246"/>
+        </w:trPr>
+        <w:tc>
+          <w:tcPr>
+            <w:tcW w:w="2407" w:type="dxa"/>
+            <w:vMerge/>
+            <w:tcBorders>
+              <w:left w:val="single" w:sz="8" w:space="0" w:color="000000"/>
+              <w:right w:val="single" w:sz="8" w:space="0" w:color="000000"/>
+            </w:tcBorders>
+          </w:tcPr>
+          <w:p>
+            <w:pPr>
+              <w:pStyle w:val="TableParagraph"/>
+              <w:kinsoku w:val="0"/>
+              <w:overflowPunct w:val="0"/>
+            </w:pPr>
+          </w:p>
+        </w:tc>
+        <w:tc>
+          <w:tcPr>
+            <w:tcW w:w="3830" w:type="dxa"/>
+            <w:tcBorders>
+              <w:top w:val="single" w:sz="8" w:space="0" w:color="000000"/>
+              <w:left w:val="single" w:sz="8" w:space="0" w:color="000000"/>
+              <w:bottom w:val="single" w:sz="8" w:space="0" w:color="000000"/>
+              <w:right w:val="single" w:sz="8" w:space="0" w:color="000000"/>
+            </w:tcBorders>
+            <w:vAlign w:val="center"/>
+          </w:tcPr>
+          <w:p>
+            <w:pPr>
+              <w:pStyle w:val="TableParagraph"/>
+              <w:kinsoku w:val="0"/>
+              <w:overflowPunct w:val="0"/>
+              <w:spacing w:before="6" w:line="220" w:lineRule="exact"/>
+              <w:ind w:left="25"/>
+            </w:pPr>
+            <w:r>
+              <w:rPr>
+                <w:color w:val="000000"/>
+              </w:rPr>
+              <w:t>Kích thước module: (Rộng*Cao) mm</w:t>
+            </w:r>
+          </w:p>
+        </w:tc>
+        <w:tc>
+          <w:tcPr>
+            <w:tcW w:w="2120" w:type="dxa"/>
+            <w:tcBorders>
+              <w:top w:val="single" w:sz="8" w:space="0" w:color="000000"/>
+              <w:left w:val="single" w:sz="8" w:space="0" w:color="000000"/>
+              <w:bottom w:val="single" w:sz="8" w:space="0" w:color="000000"/>
+              <w:right w:val="single" w:sz="8" w:space="0" w:color="000000"/>
+            </w:tcBorders>
+            <w:vAlign w:val="center"/>
+          </w:tcPr>
+          <w:p>
+            <w:pPr>
+              <w:pStyle w:val="TableParagraph"/>
+              <w:kinsoku w:val="0"/>
+              <w:overflowPunct w:val="0"/>
+              <w:spacing w:before="11" w:line="216" w:lineRule="exact"/>
+              <w:ind w:left="536" w:right="516"/>
+              <w:jc w:val="center"/>
+            </w:pPr>
+            <w:r>
+              <w:rPr>
+                <w:color w:val="000000"/>
+              </w:rPr>
+              <w:t>320</w:t>
+            </w:r>
+          </w:p>
+        </w:tc>
+        <w:tc>
+          <w:tcPr>
+            <w:tcW w:w="2408" w:type="dxa"/>
+            <w:tcBorders>
+              <w:top w:val="single" w:sz="8" w:space="0" w:color="000000"/>
+              <w:left w:val="single" w:sz="8" w:space="0" w:color="000000"/>
+              <w:bottom w:val="single" w:sz="8" w:space="0" w:color="000000"/>
+              <w:right w:val="single" w:sz="8" w:space="0" w:color="000000"/>
+            </w:tcBorders>
+            <w:vAlign w:val="center"/>
+          </w:tcPr>
+          <w:p>
+            <w:pPr>
+              <w:pStyle w:val="TableParagraph"/>
+              <w:kinsoku w:val="0"/>
+              <w:overflowPunct w:val="0"/>
+              <w:spacing w:before="11" w:line="216" w:lineRule="exact"/>
+              <w:ind w:left="572" w:right="562"/>
+              <w:jc w:val="center"/>
+            </w:pPr>
+            <w:r>
+              <w:rPr>
+                <w:color w:val="000000"/>
+              </w:rPr>
+              <w:t>160</w:t>
+            </w:r>
+          </w:p>
+        </w:tc>
+        <w:tc>
+          <w:tcPr>
+            <w:tcW w:w="1138" w:type="dxa"/>
+            <w:vMerge/>
+            <w:tcBorders>
+              <w:top w:val="nil"/>
+              <w:left w:val="single" w:sz="8" w:space="0" w:color="000000"/>
+              <w:bottom w:val="single" w:sz="8" w:space="0" w:color="000000"/>
+              <w:right w:val="single" w:sz="8" w:space="0" w:color="000000"/>
+            </w:tcBorders>
+          </w:tcPr>
+          <w:p>
+            <w:pPr>
+              <w:rPr>
+                <w:sz w:val="2"/>
+                <w:szCs w:val="2"/>
+              </w:rPr>
+            </w:pPr>
+          </w:p>
+        </w:tc>
+        <w:tc>
+          <w:tcPr>
+            <w:tcW w:w="1138" w:type="dxa"/>
+            <w:vMerge/>
+            <w:tcBorders>
+              <w:top w:val="nil"/>
+              <w:left w:val="single" w:sz="8" w:space="0" w:color="000000"/>
+              <w:bottom w:val="single" w:sz="8" w:space="0" w:color="000000"/>
+              <w:right w:val="single" w:sz="8" w:space="0" w:color="000000"/>
+            </w:tcBorders>
+          </w:tcPr>
+          <w:p>
+            <w:pPr>
+              <w:rPr>
+                <w:sz w:val="2"/>
+                <w:szCs w:val="2"/>
+              </w:rPr>
+            </w:pPr>
+          </w:p>
+        </w:tc>
+        <w:tc>
+          <w:tcPr>
+            <w:tcW w:w="1422" w:type="dxa"/>
+            <w:vMerge/>
+            <w:tcBorders>
+              <w:left w:val="single" w:sz="8" w:space="0" w:color="000000"/>
+              <w:right w:val="single" w:sz="8" w:space="0" w:color="000000"/>
+            </w:tcBorders>
+          </w:tcPr>
+          <w:p>
+            <w:pPr>
+              <w:rPr>
+                <w:sz w:val="2"/>
+                <w:szCs w:val="2"/>
+              </w:rPr>
+            </w:pPr>
+          </w:p>
+        </w:tc>
+      </w:tr>
+      <w:tr>
+        <w:trPr>
+          <w:trHeight w:val="246"/>
+        </w:trPr>
+        <w:tc>
+          <w:tcPr>
+            <w:tcW w:w="2407" w:type="dxa"/>
+            <w:vMerge/>
+            <w:tcBorders>
+              <w:left w:val="single" w:sz="8" w:space="0" w:color="000000"/>
+              <w:right w:val="single" w:sz="8" w:space="0" w:color="000000"/>
+            </w:tcBorders>
+          </w:tcPr>
+          <w:p>
+            <w:pPr>
+              <w:pStyle w:val="TableParagraph"/>
+              <w:kinsoku w:val="0"/>
+              <w:overflowPunct w:val="0"/>
+            </w:pPr>
+          </w:p>
+        </w:tc>
+        <w:tc>
+          <w:tcPr>
+            <w:tcW w:w="3830" w:type="dxa"/>
+            <w:tcBorders>
+              <w:top w:val="single" w:sz="8" w:space="0" w:color="000000"/>
+              <w:left w:val="single" w:sz="8" w:space="0" w:color="000000"/>
+              <w:bottom w:val="single" w:sz="8" w:space="0" w:color="000000"/>
+              <w:right w:val="single" w:sz="8" w:space="0" w:color="000000"/>
+            </w:tcBorders>
+            <w:vAlign w:val="center"/>
+          </w:tcPr>
+          <w:p>
+            <w:pPr>
+              <w:pStyle w:val="TableParagraph"/>
+              <w:kinsoku w:val="0"/>
+              <w:overflowPunct w:val="0"/>
+              <w:spacing w:before="6" w:line="220" w:lineRule="exact"/>
+              <w:ind w:left="25"/>
+            </w:pPr>
+            <w:r>
+              <w:rPr>
+                <w:color w:val="000000"/>
+              </w:rPr>
+              <w:t>Công suất cực đại toàn màn hình =&lt;</w:t>
+            </w:r>
+          </w:p>
+        </w:tc>
+        <w:tc>
+          <w:tcPr>
+            <w:tcW w:w="2120" w:type="dxa"/>
+            <w:tcBorders>
+              <w:top w:val="single" w:sz="8" w:space="0" w:color="000000"/>
+              <w:left w:val="single" w:sz="8" w:space="0" w:color="000000"/>
+              <w:bottom w:val="single" w:sz="8" w:space="0" w:color="000000"/>
+              <w:right w:val="single" w:sz="8" w:space="0" w:color="000000"/>
+            </w:tcBorders>
+            <w:vAlign w:val="center"/>
+          </w:tcPr>
+          <w:p>
+            <w:pPr>
+              <w:pStyle w:val="TableParagraph"/>
+              <w:kinsoku w:val="0"/>
+              <w:overflowPunct w:val="0"/>
+              <w:spacing w:before="6" w:line="220" w:lineRule="exact"/>
+              <w:ind w:left="536" w:right="516"/>
+              <w:jc w:val="center"/>
+            </w:pPr>
+            <w:r>
+              <w:rPr>
+                <w:color w:val="000000"/>
+              </w:rPr>
+              <w:t>1242</w:t>
+            </w:r>
+          </w:p>
+        </w:tc>
+        <w:tc>
+          <w:tcPr>
+            <w:tcW w:w="2408" w:type="dxa"/>
+            <w:tcBorders>
+              <w:top w:val="single" w:sz="8" w:space="0" w:color="000000"/>
+              <w:left w:val="single" w:sz="8" w:space="0" w:color="000000"/>
+              <w:bottom w:val="single" w:sz="8" w:space="0" w:color="000000"/>
+              <w:right w:val="single" w:sz="8" w:space="0" w:color="000000"/>
+            </w:tcBorders>
+            <w:vAlign w:val="center"/>
+          </w:tcPr>
+          <w:p>
+            <w:pPr>
+              <w:pStyle w:val="TableParagraph"/>
+              <w:kinsoku w:val="0"/>
+              <w:overflowPunct w:val="0"/>
+              <w:spacing w:before="6" w:line="220" w:lineRule="exact"/>
+              <w:ind w:left="13"/>
+              <w:jc w:val="center"/>
+            </w:pPr>
+            <w:r>
+              <w:rPr>
+                <w:color w:val="000000"/>
+              </w:rPr>
+              <w:t>W</w:t>
+            </w:r>
+          </w:p>
+        </w:tc>
+        <w:tc>
+          <w:tcPr>
+            <w:tcW w:w="1138" w:type="dxa"/>
+            <w:vMerge/>
+            <w:tcBorders>
+              <w:top w:val="nil"/>
+              <w:left w:val="single" w:sz="8" w:space="0" w:color="000000"/>
+              <w:bottom w:val="single" w:sz="8" w:space="0" w:color="000000"/>
+              <w:right w:val="single" w:sz="8" w:space="0" w:color="000000"/>
+            </w:tcBorders>
+          </w:tcPr>
+          <w:p>
+            <w:pPr>
+              <w:rPr>
+                <w:sz w:val="2"/>
+                <w:szCs w:val="2"/>
+              </w:rPr>
+            </w:pPr>
+          </w:p>
+        </w:tc>
+        <w:tc>
+          <w:tcPr>
+            <w:tcW w:w="1138" w:type="dxa"/>
+            <w:vMerge/>
+            <w:tcBorders>
+              <w:top w:val="nil"/>
+              <w:left w:val="single" w:sz="8" w:space="0" w:color="000000"/>
+              <w:bottom w:val="single" w:sz="8" w:space="0" w:color="000000"/>
+              <w:right w:val="single" w:sz="8" w:space="0" w:color="000000"/>
+            </w:tcBorders>
+          </w:tcPr>
+          <w:p>
+            <w:pPr>
+              <w:rPr>
+                <w:sz w:val="2"/>
+                <w:szCs w:val="2"/>
+              </w:rPr>
+            </w:pPr>
+          </w:p>
+        </w:tc>
+        <w:tc>
+          <w:tcPr>
+            <w:tcW w:w="1422" w:type="dxa"/>
+            <w:vMerge/>
+            <w:tcBorders>
+              <w:left w:val="single" w:sz="8" w:space="0" w:color="000000"/>
+              <w:right w:val="single" w:sz="8" w:space="0" w:color="000000"/>
+            </w:tcBorders>
+          </w:tcPr>
+          <w:p>
+            <w:pPr>
+              <w:rPr>
+                <w:sz w:val="2"/>
+                <w:szCs w:val="2"/>
+              </w:rPr>
+            </w:pPr>
+          </w:p>
+        </w:tc>
+      </w:tr>
+      <w:tr>
+        <w:trPr>
+          <w:trHeight w:val="398"/>
+        </w:trPr>
+        <w:tc>
+          <w:tcPr>
+            <w:tcW w:w="2407" w:type="dxa"/>
+            <w:vMerge/>
+            <w:tcBorders>
+              <w:left w:val="single" w:sz="8" w:space="0" w:color="000000"/>
+              <w:right w:val="single" w:sz="8" w:space="0" w:color="000000"/>
+            </w:tcBorders>
+          </w:tcPr>
+          <w:p>
+            <w:pPr>
+              <w:pStyle w:val="TableParagraph"/>
+              <w:kinsoku w:val="0"/>
+              <w:overflowPunct w:val="0"/>
+            </w:pPr>
+          </w:p>
+        </w:tc>
+        <w:tc>
+          <w:tcPr>
+            <w:tcW w:w="3830" w:type="dxa"/>
+            <w:tcBorders>
+              <w:top w:val="single" w:sz="8" w:space="0" w:color="000000"/>
+              <w:left w:val="single" w:sz="8" w:space="0" w:color="000000"/>
+              <w:bottom w:val="single" w:sz="8" w:space="0" w:color="000000"/>
+              <w:right w:val="single" w:sz="8" w:space="0" w:color="000000"/>
+            </w:tcBorders>
+            <w:vAlign w:val="center"/>
+          </w:tcPr>
+          <w:p>
+            <w:pPr>
+              <w:pStyle w:val="TableParagraph"/>
+              <w:kinsoku w:val="0"/>
+              <w:overflowPunct w:val="0"/>
+              <w:spacing w:before="6" w:line="220" w:lineRule="exact"/>
+              <w:ind w:left="25"/>
+            </w:pPr>
+            <w:r>
+              <w:rPr>
+                <w:color w:val="000000"/>
+              </w:rPr>
+              <w:t>Độ phân giải module:(Pixel*Pixel)</w:t>
+            </w:r>
+          </w:p>
+        </w:tc>
+        <w:tc>
+          <w:tcPr>
+            <w:tcW w:w="2120" w:type="dxa"/>
+            <w:tcBorders>
+              <w:top w:val="single" w:sz="8" w:space="0" w:color="000000"/>
+              <w:left w:val="single" w:sz="8" w:space="0" w:color="000000"/>
+              <w:bottom w:val="single" w:sz="8" w:space="0" w:color="000000"/>
+              <w:right w:val="single" w:sz="8" w:space="0" w:color="000000"/>
+            </w:tcBorders>
+            <w:vAlign w:val="center"/>
+          </w:tcPr>
+          <w:p>
+            <w:pPr>
+              <w:pStyle w:val="TableParagraph"/>
+              <w:kinsoku w:val="0"/>
+              <w:overflowPunct w:val="0"/>
+              <w:spacing w:before="11" w:line="216" w:lineRule="exact"/>
+              <w:ind w:left="536" w:right="516"/>
+              <w:jc w:val="center"/>
+            </w:pPr>
+            <w:r>
+              <w:rPr>
+                <w:color w:val="000000"/>
+              </w:rPr>
+              <w:t>160</w:t>
+            </w:r>
+          </w:p>
+        </w:tc>
+        <w:tc>
+          <w:tcPr>
+            <w:tcW w:w="2408" w:type="dxa"/>
+            <w:tcBorders>
+              <w:top w:val="single" w:sz="8" w:space="0" w:color="000000"/>
+              <w:left w:val="single" w:sz="8" w:space="0" w:color="000000"/>
+              <w:bottom w:val="single" w:sz="8" w:space="0" w:color="000000"/>
+              <w:right w:val="single" w:sz="8" w:space="0" w:color="000000"/>
+            </w:tcBorders>
+            <w:vAlign w:val="center"/>
+          </w:tcPr>
+          <w:p>
+            <w:pPr>
+              <w:pStyle w:val="TableParagraph"/>
+              <w:kinsoku w:val="0"/>
+              <w:overflowPunct w:val="0"/>
+              <w:spacing w:before="11" w:line="216" w:lineRule="exact"/>
+              <w:ind w:left="572" w:right="562"/>
+              <w:jc w:val="center"/>
+            </w:pPr>
+            <w:r>
+              <w:rPr>
+                <w:color w:val="000000"/>
+              </w:rPr>
+              <w:t>80</w:t>
+            </w:r>
+          </w:p>
+        </w:tc>
+        <w:tc>
+          <w:tcPr>
+            <w:tcW w:w="1138" w:type="dxa"/>
+            <w:vMerge/>
+            <w:tcBorders>
+              <w:top w:val="nil"/>
+              <w:left w:val="single" w:sz="8" w:space="0" w:color="000000"/>
+              <w:bottom w:val="single" w:sz="8" w:space="0" w:color="000000"/>
+              <w:right w:val="single" w:sz="8" w:space="0" w:color="000000"/>
+            </w:tcBorders>
+          </w:tcPr>
+          <w:p>
+            <w:pPr>
+              <w:rPr>
+                <w:sz w:val="2"/>
+                <w:szCs w:val="2"/>
+              </w:rPr>
+            </w:pPr>
+          </w:p>
+        </w:tc>
+        <w:tc>
+          <w:tcPr>
+            <w:tcW w:w="1138" w:type="dxa"/>
+            <w:vMerge/>
+            <w:tcBorders>
+              <w:top w:val="nil"/>
+              <w:left w:val="single" w:sz="8" w:space="0" w:color="000000"/>
+              <w:bottom w:val="single" w:sz="8" w:space="0" w:color="000000"/>
+              <w:right w:val="single" w:sz="8" w:space="0" w:color="000000"/>
+            </w:tcBorders>
+          </w:tcPr>
+          <w:p>
+            <w:pPr>
+              <w:rPr>
+                <w:sz w:val="2"/>
+                <w:szCs w:val="2"/>
+              </w:rPr>
+            </w:pPr>
+          </w:p>
+        </w:tc>
+        <w:tc>
+          <w:tcPr>
+            <w:tcW w:w="1422" w:type="dxa"/>
+            <w:vMerge/>
+            <w:tcBorders>
+              <w:left w:val="single" w:sz="8" w:space="0" w:color="000000"/>
+              <w:right w:val="single" w:sz="8" w:space="0" w:color="000000"/>
+            </w:tcBorders>
+          </w:tcPr>
+          <w:p>
+            <w:pPr>
+              <w:rPr>
+                <w:sz w:val="2"/>
+                <w:szCs w:val="2"/>
+              </w:rPr>
+            </w:pPr>
+          </w:p>
+        </w:tc>
+      </w:tr>
+      <w:tr>
+        <w:trPr>
+          <w:trHeight w:val="246"/>
+        </w:trPr>
+        <w:tc>
+          <w:tcPr>
+            <w:tcW w:w="2407" w:type="dxa"/>
+            <w:vMerge/>
+            <w:tcBorders>
+              <w:left w:val="single" w:sz="8" w:space="0" w:color="000000"/>
+              <w:right w:val="single" w:sz="8" w:space="0" w:color="000000"/>
+            </w:tcBorders>
+          </w:tcPr>
+          <w:p>
+            <w:pPr>
+              <w:pStyle w:val="TableParagraph"/>
+              <w:kinsoku w:val="0"/>
+              <w:overflowPunct w:val="0"/>
+            </w:pPr>
+          </w:p>
+        </w:tc>
+        <w:tc>
+          <w:tcPr>
+            <w:tcW w:w="3830" w:type="dxa"/>
+            <w:tcBorders>
+              <w:top w:val="single" w:sz="8" w:space="0" w:color="000000"/>
+              <w:left w:val="single" w:sz="8" w:space="0" w:color="000000"/>
+              <w:bottom w:val="single" w:sz="8" w:space="0" w:color="000000"/>
+              <w:right w:val="single" w:sz="8" w:space="0" w:color="000000"/>
+            </w:tcBorders>
+            <w:vAlign w:val="center"/>
+          </w:tcPr>
+          <w:p>
+            <w:pPr>
+              <w:pStyle w:val="TableParagraph"/>
+              <w:kinsoku w:val="0"/>
+              <w:overflowPunct w:val="0"/>
+              <w:spacing w:before="6" w:line="220" w:lineRule="exact"/>
+              <w:ind w:left="25"/>
+            </w:pPr>
+            <w:r>
+              <w:rPr>
+                <w:color w:val="000000"/>
+              </w:rPr>
+              <w:t>Độ phân giải toàn màn hình: (Pixel x Pixel)</w:t>
+            </w:r>
+          </w:p>
+        </w:tc>
+        <w:tc>
+          <w:tcPr>
+            <w:tcW w:w="2120" w:type="dxa"/>
+            <w:tcBorders>
+              <w:top w:val="single" w:sz="8" w:space="0" w:color="000000"/>
+              <w:left w:val="single" w:sz="8" w:space="0" w:color="000000"/>
+              <w:bottom w:val="single" w:sz="8" w:space="0" w:color="000000"/>
+              <w:right w:val="single" w:sz="8" w:space="0" w:color="000000"/>
+            </w:tcBorders>
+            <w:vAlign w:val="center"/>
+          </w:tcPr>
+          <w:p>
+            <w:pPr>
+              <w:pStyle w:val="TableParagraph"/>
+              <w:kinsoku w:val="0"/>
+              <w:overflowPunct w:val="0"/>
+              <w:spacing w:before="6" w:line="220" w:lineRule="exact"/>
+              <w:ind w:left="536" w:right="516"/>
+              <w:jc w:val="center"/>
+            </w:pPr>
+            <w:r>
+              <w:rPr>
+                <w:color w:val="000000"/>
+              </w:rPr>
+              <w:t>1600</w:t>
+            </w:r>
+          </w:p>
+        </w:tc>
+        <w:tc>
+          <w:tcPr>
+            <w:tcW w:w="2408" w:type="dxa"/>
+            <w:tcBorders>
+              <w:top w:val="single" w:sz="8" w:space="0" w:color="000000"/>
+              <w:left w:val="single" w:sz="8" w:space="0" w:color="000000"/>
+              <w:bottom w:val="single" w:sz="8" w:space="0" w:color="000000"/>
+              <w:right w:val="single" w:sz="8" w:space="0" w:color="000000"/>
+            </w:tcBorders>
+            <w:vAlign w:val="center"/>
+          </w:tcPr>
+          <w:p>
+            <w:pPr>
+              <w:pStyle w:val="TableParagraph"/>
+              <w:kinsoku w:val="0"/>
+              <w:overflowPunct w:val="0"/>
+              <w:spacing w:before="6" w:line="220" w:lineRule="exact"/>
+              <w:ind w:left="572" w:right="562"/>
+              <w:jc w:val="center"/>
+            </w:pPr>
+            <w:r>
+              <w:rPr>
+                <w:color w:val="000000"/>
+              </w:rPr>
+              <w:t>880</w:t>
+            </w:r>
+          </w:p>
+        </w:tc>
+        <w:tc>
+          <w:tcPr>
+            <w:tcW w:w="1138" w:type="dxa"/>
+            <w:vMerge/>
+            <w:tcBorders>
+              <w:top w:val="nil"/>
+              <w:left w:val="single" w:sz="8" w:space="0" w:color="000000"/>
+              <w:bottom w:val="single" w:sz="8" w:space="0" w:color="000000"/>
+              <w:right w:val="single" w:sz="8" w:space="0" w:color="000000"/>
+            </w:tcBorders>
+          </w:tcPr>
+          <w:p>
+            <w:pPr>
+              <w:rPr>
+                <w:sz w:val="2"/>
+                <w:szCs w:val="2"/>
+              </w:rPr>
+            </w:pPr>
+          </w:p>
+        </w:tc>
+        <w:tc>
+          <w:tcPr>
+            <w:tcW w:w="1138" w:type="dxa"/>
+            <w:vMerge/>
+            <w:tcBorders>
+              <w:top w:val="nil"/>
+              <w:left w:val="single" w:sz="8" w:space="0" w:color="000000"/>
+              <w:bottom w:val="single" w:sz="8" w:space="0" w:color="000000"/>
+              <w:right w:val="single" w:sz="8" w:space="0" w:color="000000"/>
+            </w:tcBorders>
+          </w:tcPr>
+          <w:p>
+            <w:pPr>
+              <w:rPr>
+                <w:sz w:val="2"/>
+                <w:szCs w:val="2"/>
+              </w:rPr>
+            </w:pPr>
+          </w:p>
+        </w:tc>
+        <w:tc>
+          <w:tcPr>
+            <w:tcW w:w="1422" w:type="dxa"/>
+            <w:vMerge/>
+            <w:tcBorders>
+              <w:left w:val="single" w:sz="8" w:space="0" w:color="000000"/>
+              <w:right w:val="single" w:sz="8" w:space="0" w:color="000000"/>
+            </w:tcBorders>
+          </w:tcPr>
+          <w:p>
+            <w:pPr>
+              <w:rPr>
+                <w:sz w:val="2"/>
+                <w:szCs w:val="2"/>
+              </w:rPr>
+            </w:pPr>
+          </w:p>
+        </w:tc>
+      </w:tr>
+      <w:tr>
+        <w:trPr>
+          <w:trHeight w:val="394"/>
+        </w:trPr>
+        <w:tc>
+          <w:tcPr>
+            <w:tcW w:w="2407" w:type="dxa"/>
+            <w:vMerge/>
+            <w:tcBorders>
+              <w:left w:val="single" w:sz="8" w:space="0" w:color="000000"/>
+              <w:right w:val="single" w:sz="8" w:space="0" w:color="000000"/>
+            </w:tcBorders>
+          </w:tcPr>
+          <w:p>
+            <w:pPr>
+              <w:pStyle w:val="TableParagraph"/>
+              <w:kinsoku w:val="0"/>
+              <w:overflowPunct w:val="0"/>
+            </w:pPr>
+          </w:p>
+        </w:tc>
+        <w:tc>
+          <w:tcPr>
+            <w:tcW w:w="3830" w:type="dxa"/>
+            <w:tcBorders>
+              <w:top w:val="single" w:sz="8" w:space="0" w:color="000000"/>
+              <w:left w:val="single" w:sz="8" w:space="0" w:color="000000"/>
+              <w:bottom w:val="single" w:sz="8" w:space="0" w:color="000000"/>
+              <w:right w:val="single" w:sz="8" w:space="0" w:color="000000"/>
+            </w:tcBorders>
+            <w:vAlign w:val="center"/>
+          </w:tcPr>
+          <w:p>
+            <w:pPr>
+              <w:pStyle w:val="TableParagraph"/>
+              <w:kinsoku w:val="0"/>
+              <w:overflowPunct w:val="0"/>
+              <w:spacing w:before="6" w:line="220" w:lineRule="exact"/>
+              <w:ind w:left="25"/>
+            </w:pPr>
+            <w:r>
+              <w:rPr>
+                <w:color w:val="000000"/>
+              </w:rPr>
+              <w:t>Tổng điểm ảnh của màn hình</w:t>
+            </w:r>
+          </w:p>
+        </w:tc>
+        <w:tc>
+          <w:tcPr>
+            <w:tcW w:w="2120" w:type="dxa"/>
+            <w:tcBorders>
+              <w:top w:val="single" w:sz="8" w:space="0" w:color="000000"/>
+              <w:left w:val="single" w:sz="8" w:space="0" w:color="000000"/>
+              <w:bottom w:val="single" w:sz="8" w:space="0" w:color="000000"/>
+              <w:right w:val="single" w:sz="8" w:space="0" w:color="000000"/>
+            </w:tcBorders>
+            <w:vAlign w:val="center"/>
+          </w:tcPr>
+          <w:p>
+            <w:pPr>
+              <w:pStyle w:val="TableParagraph"/>
+              <w:kinsoku w:val="0"/>
+              <w:overflowPunct w:val="0"/>
+              <w:spacing w:before="6" w:line="220" w:lineRule="exact"/>
+              <w:ind w:left="254"/>
+              <w:jc w:val="center"/>
+            </w:pPr>
+            <w:r>
+              <w:rPr>
+                <w:color w:val="000000"/>
+              </w:rPr>
+              <w:t>Số điểm ảnh</w:t>
+            </w:r>
+          </w:p>
+        </w:tc>
+        <w:tc>
+          <w:tcPr>
+            <w:tcW w:w="2408" w:type="dxa"/>
+            <w:tcBorders>
+              <w:top w:val="single" w:sz="8" w:space="0" w:color="000000"/>
+              <w:left w:val="single" w:sz="8" w:space="0" w:color="000000"/>
+              <w:bottom w:val="single" w:sz="8" w:space="0" w:color="000000"/>
+              <w:right w:val="single" w:sz="8" w:space="0" w:color="000000"/>
+            </w:tcBorders>
+            <w:vAlign w:val="center"/>
+          </w:tcPr>
+          <w:p>
+            <w:pPr>
+              <w:pStyle w:val="TableParagraph"/>
+              <w:kinsoku w:val="0"/>
+              <w:overflowPunct w:val="0"/>
+              <w:spacing w:before="11" w:line="216" w:lineRule="exact"/>
+              <w:jc w:val="center"/>
+            </w:pPr>
+            <w:r>
+              <w:rPr>
+                <w:color w:val="000000"/>
+              </w:rPr>
+              <w:t>1,408,000</w:t>
+            </w:r>
+          </w:p>
+        </w:tc>
+        <w:tc>
+          <w:tcPr>
+            <w:tcW w:w="1138" w:type="dxa"/>
+            <w:vMerge/>
+            <w:tcBorders>
+              <w:top w:val="nil"/>
+              <w:left w:val="single" w:sz="8" w:space="0" w:color="000000"/>
+              <w:bottom w:val="single" w:sz="8" w:space="0" w:color="000000"/>
+              <w:right w:val="single" w:sz="8" w:space="0" w:color="000000"/>
+            </w:tcBorders>
+          </w:tcPr>
+          <w:p>
+            <w:pPr>
+              <w:rPr>
+                <w:sz w:val="2"/>
+                <w:szCs w:val="2"/>
+              </w:rPr>
+            </w:pPr>
+          </w:p>
+        </w:tc>
+        <w:tc>
+          <w:tcPr>
+            <w:tcW w:w="1138" w:type="dxa"/>
+            <w:vMerge/>
+            <w:tcBorders>
+              <w:top w:val="nil"/>
+              <w:left w:val="single" w:sz="8" w:space="0" w:color="000000"/>
+              <w:bottom w:val="single" w:sz="8" w:space="0" w:color="000000"/>
+              <w:right w:val="single" w:sz="8" w:space="0" w:color="000000"/>
+            </w:tcBorders>
+          </w:tcPr>
+          <w:p>
+            <w:pPr>
+              <w:rPr>
+                <w:sz w:val="2"/>
+                <w:szCs w:val="2"/>
+              </w:rPr>
+            </w:pPr>
+          </w:p>
+        </w:tc>
+        <w:tc>
+          <w:tcPr>
+            <w:tcW w:w="1422" w:type="dxa"/>
+            <w:vMerge/>
+            <w:tcBorders>
+              <w:left w:val="single" w:sz="8" w:space="0" w:color="000000"/>
+              <w:right w:val="single" w:sz="8" w:space="0" w:color="000000"/>
+            </w:tcBorders>
+          </w:tcPr>
+          <w:p>
+            <w:pPr>
+              <w:rPr>
+                <w:sz w:val="2"/>
+                <w:szCs w:val="2"/>
+              </w:rPr>
+            </w:pPr>
+          </w:p>
+        </w:tc>
+      </w:tr>
+      <w:tr>
+        <w:trPr>
+          <w:trHeight w:val="475"/>
+        </w:trPr>
+        <w:tc>
+          <w:tcPr>
+            <w:tcW w:w="2407" w:type="dxa"/>
+            <w:vMerge/>
+            <w:tcBorders>
+              <w:left w:val="single" w:sz="8" w:space="0" w:color="000000"/>
+              <w:bottom w:val="single" w:sz="4" w:space="0" w:color="auto"/>
+              <w:right w:val="single" w:sz="8" w:space="0" w:color="000000"/>
+            </w:tcBorders>
+          </w:tcPr>
+          <w:p>
+            <w:pPr>
+              <w:pStyle w:val="TableParagraph"/>
+              <w:kinsoku w:val="0"/>
+              <w:overflowPunct w:val="0"/>
+            </w:pPr>
+          </w:p>
+        </w:tc>
+        <w:tc>
+          <w:tcPr>
+            <w:tcW w:w="3830" w:type="dxa"/>
+            <w:tcBorders>
+              <w:top w:val="single" w:sz="8" w:space="0" w:color="000000"/>
+              <w:left w:val="single" w:sz="8" w:space="0" w:color="000000"/>
+              <w:bottom w:val="single" w:sz="4" w:space="0" w:color="auto"/>
+              <w:right w:val="single" w:sz="8" w:space="0" w:color="000000"/>
+            </w:tcBorders>
+            <w:vAlign w:val="center"/>
+          </w:tcPr>
+          <w:p>
+            <w:pPr>
+              <w:pStyle w:val="TableParagraph"/>
+              <w:kinsoku w:val="0"/>
+              <w:overflowPunct w:val="0"/>
+              <w:spacing w:before="6" w:line="220" w:lineRule="exact"/>
+              <w:ind w:left="25"/>
+            </w:pPr>
+            <w:r>
+              <w:rPr>
+                <w:color w:val="000000"/>
+              </w:rPr>
+              <w:t xml:space="preserve">Khoảng cách giữa hai điểm ảnh (Pitch): </w:t>
+            </w:r>
+          </w:p>
+        </w:tc>
+        <w:tc>
+          <w:tcPr>
+            <w:tcW w:w="2120" w:type="dxa"/>
+            <w:tcBorders>
+              <w:top w:val="single" w:sz="8" w:space="0" w:color="000000"/>
+              <w:left w:val="single" w:sz="8" w:space="0" w:color="000000"/>
+              <w:bottom w:val="single" w:sz="4" w:space="0" w:color="auto"/>
+              <w:right w:val="single" w:sz="8" w:space="0" w:color="000000"/>
+            </w:tcBorders>
+            <w:vAlign w:val="center"/>
+          </w:tcPr>
+          <w:p>
+            <w:pPr>
+              <w:pStyle w:val="TableParagraph"/>
+              <w:kinsoku w:val="0"/>
+              <w:overflowPunct w:val="0"/>
+              <w:spacing w:before="6" w:line="220" w:lineRule="exact"/>
+              <w:ind w:left="20"/>
+              <w:jc w:val="center"/>
+            </w:pPr>
+            <w:r>
+              <w:rPr>
+                <w:color w:val="000000"/>
+              </w:rPr>
+              <w:t>2</w:t>
+            </w:r>
+          </w:p>
+        </w:tc>
+        <w:tc>
+          <w:tcPr>
+            <w:tcW w:w="2408" w:type="dxa"/>
+            <w:tcBorders>
+              <w:top w:val="single" w:sz="8" w:space="0" w:color="000000"/>
+              <w:left w:val="single" w:sz="8" w:space="0" w:color="000000"/>
+              <w:bottom w:val="single" w:sz="4" w:space="0" w:color="auto"/>
+              <w:right w:val="single" w:sz="8" w:space="0" w:color="000000"/>
+            </w:tcBorders>
+            <w:vAlign w:val="center"/>
+          </w:tcPr>
+          <w:p>
+            <w:pPr>
+              <w:pStyle w:val="TableParagraph"/>
+              <w:kinsoku w:val="0"/>
+              <w:overflowPunct w:val="0"/>
+              <w:spacing w:before="6" w:line="220" w:lineRule="exact"/>
+              <w:ind w:left="572" w:right="562"/>
+              <w:jc w:val="center"/>
+            </w:pPr>
+            <w:r>
+              <w:rPr>
+                <w:color w:val="000000"/>
+              </w:rPr>
+              <w:t>mm</w:t>
+            </w:r>
+          </w:p>
+        </w:tc>
+        <w:tc>
+          <w:tcPr>
+            <w:tcW w:w="1138" w:type="dxa"/>
+            <w:vMerge/>
+            <w:tcBorders>
+              <w:top w:val="nil"/>
+              <w:left w:val="single" w:sz="8" w:space="0" w:color="000000"/>
+              <w:bottom w:val="single" w:sz="4" w:space="0" w:color="auto"/>
+              <w:right w:val="single" w:sz="8" w:space="0" w:color="000000"/>
+            </w:tcBorders>
+          </w:tcPr>
+          <w:p>
+            <w:pPr>
+              <w:rPr>
+                <w:sz w:val="2"/>
+                <w:szCs w:val="2"/>
+              </w:rPr>
+            </w:pPr>
+          </w:p>
+        </w:tc>
+        <w:tc>
+          <w:tcPr>
+            <w:tcW w:w="1138" w:type="dxa"/>
+            <w:vMerge/>
+            <w:tcBorders>
+              <w:top w:val="nil"/>
+              <w:left w:val="single" w:sz="8" w:space="0" w:color="000000"/>
+              <w:bottom w:val="single" w:sz="4" w:space="0" w:color="auto"/>
+              <w:right w:val="single" w:sz="8" w:space="0" w:color="000000"/>
+            </w:tcBorders>
+          </w:tcPr>
+          <w:p>
+            <w:pPr>
+              <w:rPr>
+                <w:sz w:val="2"/>
+                <w:szCs w:val="2"/>
+              </w:rPr>
+            </w:pPr>
+          </w:p>
+        </w:tc>
+        <w:tc>
+          <w:tcPr>
+            <w:tcW w:w="1422" w:type="dxa"/>
+            <w:vMerge/>
+            <w:tcBorders>
+              <w:left w:val="single" w:sz="8" w:space="0" w:color="000000"/>
+              <w:bottom w:val="single" w:sz="4" w:space="0" w:color="auto"/>
+              <w:right w:val="single" w:sz="8" w:space="0" w:color="000000"/>
+            </w:tcBorders>
+          </w:tcPr>
+          <w:p>
+            <w:pPr>
+              <w:rPr>
+                <w:sz w:val="2"/>
+                <w:szCs w:val="2"/>
+              </w:rPr>
+            </w:pPr>
+          </w:p>
+        </w:tc>
+      </w:tr>
+      <w:tr>
+        <w:trPr>
+          <w:trHeight w:val="274"/>
+        </w:trPr>
+        <w:tc>
+          <w:tcPr>
+            <w:tcW w:w="2407" w:type="dxa"/>
+            <w:tcBorders>
+              <w:top w:val="single" w:sz="4" w:space="0" w:color="auto"/>
+              <w:left w:val="single" w:sz="8" w:space="0" w:color="000000"/>
+              <w:bottom w:val="single" w:sz="4" w:space="0" w:color="auto"/>
+              <w:right w:val="single" w:sz="8" w:space="0" w:color="000000"/>
+            </w:tcBorders>
+          </w:tcPr>
+          <w:p>
+            <w:pPr>
+              <w:pStyle w:val="TableParagraph"/>
+              <w:kinsoku w:val="0"/>
+              <w:overflowPunct w:val="0"/>
+              <w:spacing w:before="27"/>
+              <w:ind w:left="33"/>
+              <w:jc w:val="center"/>
+              <w:rPr>
+                <w:b/>
+                <w:bCs/>
+              </w:rPr>
+            </w:pPr>
+            <w:r>
+              <w:rPr>
+                <w:b/>
+                <w:bCs/>
+              </w:rPr>
+              <w:t>Bộ xử lý hình ảnh</w:t>
+            </w:r>
+          </w:p>
+        </w:tc>
+        <w:tc>
+          <w:tcPr>
+            <w:tcW w:w="3830" w:type="dxa"/>
+            <w:tcBorders>
+              <w:top w:val="single" w:sz="4" w:space="0" w:color="auto"/>
+              <w:left w:val="single" w:sz="8" w:space="0" w:color="000000"/>
+              <w:bottom w:val="single" w:sz="4" w:space="0" w:color="auto"/>
+              <w:right w:val="single" w:sz="8" w:space="0" w:color="000000"/>
+            </w:tcBorders>
+          </w:tcPr>
+          <w:p>
+            <w:pPr>
+              <w:pStyle w:val="TableParagraph"/>
+              <w:kinsoku w:val="0"/>
+              <w:overflowPunct w:val="0"/>
+              <w:spacing w:before="27"/>
+              <w:ind w:left="33"/>
+            </w:pPr>
+            <w:r>
+              <w:t>Bộ điều khiển LED 3 trong 1,</w:t>
+            </w:r>
+          </w:p>
+          <w:p>
+            <w:pPr>
+              <w:pStyle w:val="TableParagraph"/>
+              <w:kinsoku w:val="0"/>
+              <w:overflowPunct w:val="0"/>
+              <w:spacing w:before="27"/>
+              <w:ind w:left="33"/>
+            </w:pPr>
+            <w:r>
+              <w:t>Hỗ trợ chức năng bảng hiệu</w:t>
+            </w:r>
+          </w:p>
+          <w:p>
+            <w:pPr>
+              <w:pStyle w:val="TableParagraph"/>
+              <w:kinsoku w:val="0"/>
+              <w:overflowPunct w:val="0"/>
+              <w:spacing w:before="27"/>
+              <w:ind w:left="33"/>
+            </w:pPr>
+            <w:r>
+              <w:t>kỹ thuật số tích hợp và bộ</w:t>
+            </w:r>
+          </w:p>
+          <w:p>
+            <w:pPr>
+              <w:pStyle w:val="TableParagraph"/>
+              <w:kinsoku w:val="0"/>
+              <w:overflowPunct w:val="0"/>
+              <w:spacing w:before="27"/>
+              <w:ind w:left="33"/>
+            </w:pPr>
+            <w:r>
+              <w:lastRenderedPageBreak/>
+              <w:t>điều khiển videowall tích hợp.</w:t>
+            </w:r>
+          </w:p>
+          <w:p>
+            <w:pPr>
+              <w:pStyle w:val="TableParagraph"/>
+              <w:kinsoku w:val="0"/>
+              <w:overflowPunct w:val="0"/>
+              <w:spacing w:before="27"/>
+              <w:ind w:left="33"/>
+            </w:pPr>
+            <w:r>
+              <w:t>Đầu vào 2 × HDMI 1.4,</w:t>
+            </w:r>
+          </w:p>
+          <w:p>
+            <w:pPr>
+              <w:pStyle w:val="TableParagraph"/>
+              <w:kinsoku w:val="0"/>
+              <w:overflowPunct w:val="0"/>
+              <w:spacing w:before="27"/>
+              <w:ind w:left="33"/>
+            </w:pPr>
+            <w:r>
+              <w:t>USB2.0 và USB3.0 4 × Cổng</w:t>
+            </w:r>
+          </w:p>
+          <w:p>
+            <w:pPr>
+              <w:pStyle w:val="TableParagraph"/>
+              <w:kinsoku w:val="0"/>
+              <w:overflowPunct w:val="0"/>
+              <w:spacing w:before="27"/>
+              <w:ind w:left="33"/>
+            </w:pPr>
+            <w:r>
+              <w:t>đầu ra RJ45, Tổng công suất</w:t>
+            </w:r>
+          </w:p>
+          <w:p>
+            <w:pPr>
+              <w:pStyle w:val="TableParagraph"/>
+              <w:kinsoku w:val="0"/>
+              <w:overflowPunct w:val="0"/>
+              <w:spacing w:before="27"/>
+              <w:ind w:left="33"/>
+              <w:rPr>
+                <w:b/>
+                <w:bCs/>
+              </w:rPr>
+            </w:pPr>
+            <w:r>
+              <w:t>tải: 2,6M Điểm ảnh</w:t>
+            </w:r>
+          </w:p>
+        </w:tc>
+        <w:tc>
+          <w:tcPr>
+            <w:tcW w:w="4528" w:type="dxa"/>
+            <w:gridSpan w:val="2"/>
+            <w:tcBorders>
+              <w:top w:val="single" w:sz="4" w:space="0" w:color="auto"/>
+              <w:left w:val="single" w:sz="8" w:space="0" w:color="000000"/>
+              <w:bottom w:val="single" w:sz="4" w:space="0" w:color="auto"/>
+              <w:right w:val="single" w:sz="8" w:space="0" w:color="000000"/>
+            </w:tcBorders>
+          </w:tcPr>
+          <w:p>
+            <w:pPr>
+              <w:pStyle w:val="TableParagraph"/>
+              <w:kinsoku w:val="0"/>
+              <w:overflowPunct w:val="0"/>
+              <w:spacing w:before="27"/>
+              <w:ind w:left="33"/>
+              <w:jc w:val="center"/>
+            </w:pPr>
+            <w:r>
+              <w:lastRenderedPageBreak/>
+              <w:t>DS-DT60P-02HI04NO</w:t>
+            </w:r>
+          </w:p>
+        </w:tc>
+        <w:tc>
+          <w:tcPr>
+            <w:tcW w:w="1138" w:type="dxa"/>
+            <w:tcBorders>
+              <w:top w:val="single" w:sz="4" w:space="0" w:color="auto"/>
+              <w:left w:val="single" w:sz="8" w:space="0" w:color="000000"/>
+              <w:bottom w:val="single" w:sz="4" w:space="0" w:color="auto"/>
+              <w:right w:val="single" w:sz="8" w:space="0" w:color="000000"/>
+            </w:tcBorders>
+          </w:tcPr>
+          <w:p>
+            <w:pPr>
+              <w:pStyle w:val="TableParagraph"/>
+              <w:kinsoku w:val="0"/>
+              <w:overflowPunct w:val="0"/>
+              <w:spacing w:before="27"/>
+              <w:ind w:left="33"/>
+              <w:jc w:val="center"/>
+            </w:pPr>
+            <w:r>
+              <w:t>1</w:t>
+            </w:r>
+          </w:p>
+        </w:tc>
+        <w:tc>
+          <w:tcPr>
+            <w:tcW w:w="1138" w:type="dxa"/>
+            <w:tcBorders>
+              <w:top w:val="single" w:sz="4" w:space="0" w:color="auto"/>
+              <w:left w:val="single" w:sz="8" w:space="0" w:color="000000"/>
+              <w:bottom w:val="single" w:sz="4" w:space="0" w:color="auto"/>
+              <w:right w:val="single" w:sz="8" w:space="0" w:color="000000"/>
+            </w:tcBorders>
+          </w:tcPr>
+          <w:p>
+            <w:pPr>
+              <w:pStyle w:val="TableParagraph"/>
+              <w:kinsoku w:val="0"/>
+              <w:overflowPunct w:val="0"/>
+              <w:spacing w:before="27"/>
+              <w:ind w:left="33"/>
+              <w:jc w:val="center"/>
+            </w:pPr>
+            <w:r>
+              <w:t>Bộ</w:t>
+            </w:r>
+          </w:p>
+        </w:tc>
+        <w:tc>
+          <w:tcPr>
+            <w:tcW w:w="1422" w:type="dxa"/>
+            <w:tcBorders>
+              <w:top w:val="single" w:sz="4" w:space="0" w:color="auto"/>
+              <w:left w:val="single" w:sz="8" w:space="0" w:color="000000"/>
+              <w:bottom w:val="single" w:sz="4" w:space="0" w:color="auto"/>
+              <w:right w:val="single" w:sz="8" w:space="0" w:color="000000"/>
+            </w:tcBorders>
+          </w:tcPr>
+          <w:p>
+            <w:pPr>
+              <w:pStyle w:val="TableParagraph"/>
+              <w:kinsoku w:val="0"/>
+              <w:overflowPunct w:val="0"/>
+              <w:spacing w:before="27"/>
+              <w:ind w:left="33"/>
+              <w:rPr>
+                <w:b/>
+                <w:bCs/>
+              </w:rPr>
+            </w:pPr>
+          </w:p>
+        </w:tc>
+      </w:tr>
+      <w:tr>
+        <w:trPr>
+          <w:trHeight w:val="274"/>
+        </w:trPr>
+        <w:tc>
+          <w:tcPr>
+            <w:tcW w:w="14463" w:type="dxa"/>
+            <w:gridSpan w:val="7"/>
+            <w:tcBorders>
+              <w:top w:val="single" w:sz="4" w:space="0" w:color="auto"/>
+              <w:left w:val="single" w:sz="8" w:space="0" w:color="000000"/>
+              <w:bottom w:val="single" w:sz="4" w:space="0" w:color="auto"/>
+              <w:right w:val="single" w:sz="8" w:space="0" w:color="000000"/>
+            </w:tcBorders>
+          </w:tcPr>
+          <w:p>
+            <w:pPr>
+              <w:pStyle w:val="TableParagraph"/>
+              <w:numPr>
+                <w:ilvl w:val="0"/>
+                <w:numId w:val="30"/>
+              </w:numPr>
+              <w:kinsoku w:val="0"/>
+              <w:overflowPunct w:val="0"/>
+              <w:spacing w:before="27"/>
+              <w:ind w:left="570" w:hanging="570"/>
+              <w:rPr>
+                <w:b/>
+                <w:bCs/>
+                <w:color w:val="1F487C"/>
+              </w:rPr>
+            </w:pPr>
+            <w:r>
+              <w:rPr>
+                <w:b/>
+                <w:bCs/>
+                <w:color w:val="1F487C"/>
+              </w:rPr>
+              <w:t xml:space="preserve"> </w:t>
+            </w:r>
+            <w:r>
+              <w:rPr>
+                <w:b/>
+                <w:bCs/>
+              </w:rPr>
+              <w:t>HỆ THỐNG ĐIỆN VẬN HÀNH MÀN HÌNH (1 PHA)</w:t>
+            </w:r>
+          </w:p>
+        </w:tc>
+      </w:tr>
+      <w:tr>
+        <w:trPr>
+          <w:trHeight w:val="246"/>
+        </w:trPr>
+        <w:tc>
+          <w:tcPr>
+            <w:tcW w:w="10765" w:type="dxa"/>
+            <w:gridSpan w:val="4"/>
+            <w:tcBorders>
+              <w:top w:val="single" w:sz="4" w:space="0" w:color="auto"/>
+              <w:left w:val="single" w:sz="4" w:space="0" w:color="auto"/>
+              <w:bottom w:val="single" w:sz="4" w:space="0" w:color="auto"/>
+              <w:right w:val="single" w:sz="4" w:space="0" w:color="auto"/>
+            </w:tcBorders>
+          </w:tcPr>
+          <w:p>
+            <w:pPr>
+              <w:pStyle w:val="TableParagraph"/>
+              <w:kinsoku w:val="0"/>
+              <w:overflowPunct w:val="0"/>
+            </w:pPr>
+            <w:r>
+              <w:t>Hệ thống điện vận hành màn hình led</w:t>
+            </w:r>
+          </w:p>
+        </w:tc>
+        <w:tc>
+          <w:tcPr>
+            <w:tcW w:w="1138" w:type="dxa"/>
+            <w:tcBorders>
+              <w:top w:val="single" w:sz="4" w:space="0" w:color="auto"/>
+              <w:left w:val="single" w:sz="4" w:space="0" w:color="auto"/>
+              <w:bottom w:val="single" w:sz="4" w:space="0" w:color="auto"/>
+              <w:right w:val="single" w:sz="4" w:space="0" w:color="auto"/>
+            </w:tcBorders>
+          </w:tcPr>
+          <w:p>
+            <w:pPr>
+              <w:pStyle w:val="TableParagraph"/>
+              <w:kinsoku w:val="0"/>
+              <w:overflowPunct w:val="0"/>
+              <w:jc w:val="center"/>
+            </w:pPr>
+            <w:r>
+              <w:t>1</w:t>
+            </w:r>
+          </w:p>
+        </w:tc>
+        <w:tc>
+          <w:tcPr>
+            <w:tcW w:w="1138" w:type="dxa"/>
+            <w:tcBorders>
+              <w:top w:val="single" w:sz="4" w:space="0" w:color="auto"/>
+              <w:left w:val="single" w:sz="4" w:space="0" w:color="auto"/>
+              <w:bottom w:val="single" w:sz="4" w:space="0" w:color="auto"/>
+              <w:right w:val="single" w:sz="4" w:space="0" w:color="auto"/>
+            </w:tcBorders>
+          </w:tcPr>
+          <w:p>
+            <w:pPr>
+              <w:pStyle w:val="TableParagraph"/>
+              <w:kinsoku w:val="0"/>
+              <w:overflowPunct w:val="0"/>
+              <w:jc w:val="center"/>
+            </w:pPr>
+            <w:r>
+              <w:t>Gói</w:t>
+            </w:r>
+          </w:p>
+        </w:tc>
+        <w:tc>
+          <w:tcPr>
+            <w:tcW w:w="1422" w:type="dxa"/>
+            <w:tcBorders>
+              <w:top w:val="single" w:sz="4" w:space="0" w:color="auto"/>
+              <w:left w:val="single" w:sz="4" w:space="0" w:color="auto"/>
+              <w:bottom w:val="single" w:sz="4" w:space="0" w:color="auto"/>
+              <w:right w:val="single" w:sz="4" w:space="0" w:color="auto"/>
+            </w:tcBorders>
+          </w:tcPr>
+          <w:p>
+            <w:pPr>
+              <w:pStyle w:val="TableParagraph"/>
+              <w:kinsoku w:val="0"/>
+              <w:overflowPunct w:val="0"/>
+            </w:pPr>
+          </w:p>
+        </w:tc>
+      </w:tr>
+      <w:tr>
+        <w:trPr>
+          <w:trHeight w:val="246"/>
+        </w:trPr>
+        <w:tc>
+          <w:tcPr>
+            <w:tcW w:w="2407" w:type="dxa"/>
+            <w:tcBorders>
+              <w:top w:val="single" w:sz="4" w:space="0" w:color="auto"/>
+              <w:left w:val="single" w:sz="4" w:space="0" w:color="auto"/>
+              <w:bottom w:val="single" w:sz="4" w:space="0" w:color="auto"/>
+              <w:right w:val="single" w:sz="4" w:space="0" w:color="auto"/>
+            </w:tcBorders>
+          </w:tcPr>
+          <w:p>
+            <w:pPr>
+              <w:pStyle w:val="TableParagraph"/>
+              <w:kinsoku w:val="0"/>
+              <w:overflowPunct w:val="0"/>
+              <w:jc w:val="center"/>
+            </w:pPr>
+            <w:r>
+              <w:t>1</w:t>
+            </w:r>
+          </w:p>
+        </w:tc>
+        <w:tc>
+          <w:tcPr>
+            <w:tcW w:w="3830" w:type="dxa"/>
+            <w:tcBorders>
+              <w:top w:val="single" w:sz="4" w:space="0" w:color="auto"/>
+              <w:left w:val="single" w:sz="4" w:space="0" w:color="auto"/>
+              <w:bottom w:val="single" w:sz="4" w:space="0" w:color="auto"/>
+              <w:right w:val="single" w:sz="4" w:space="0" w:color="auto"/>
+            </w:tcBorders>
+          </w:tcPr>
+          <w:p>
+            <w:pPr>
+              <w:pStyle w:val="TableParagraph"/>
+              <w:kinsoku w:val="0"/>
+              <w:overflowPunct w:val="0"/>
+            </w:pPr>
+            <w:r>
+              <w:t>Hệ thống điện màn hình led</w:t>
+            </w:r>
+          </w:p>
+        </w:tc>
+        <w:tc>
+          <w:tcPr>
+            <w:tcW w:w="4528" w:type="dxa"/>
+            <w:gridSpan w:val="2"/>
+            <w:tcBorders>
+              <w:top w:val="single" w:sz="4" w:space="0" w:color="auto"/>
+              <w:left w:val="single" w:sz="4" w:space="0" w:color="auto"/>
+              <w:bottom w:val="single" w:sz="4" w:space="0" w:color="auto"/>
+              <w:right w:val="single" w:sz="4" w:space="0" w:color="auto"/>
+            </w:tcBorders>
+          </w:tcPr>
+          <w:p>
+            <w:pPr>
+              <w:pStyle w:val="TableParagraph"/>
+              <w:kinsoku w:val="0"/>
+              <w:overflowPunct w:val="0"/>
+              <w:jc w:val="center"/>
+            </w:pPr>
+            <w:r>
+              <w:t>LEDHD</w:t>
+            </w:r>
+          </w:p>
+        </w:tc>
+        <w:tc>
+          <w:tcPr>
+            <w:tcW w:w="1138" w:type="dxa"/>
+            <w:tcBorders>
+              <w:top w:val="single" w:sz="4" w:space="0" w:color="auto"/>
+              <w:left w:val="single" w:sz="4" w:space="0" w:color="auto"/>
+              <w:bottom w:val="single" w:sz="4" w:space="0" w:color="auto"/>
+              <w:right w:val="single" w:sz="4" w:space="0" w:color="auto"/>
+            </w:tcBorders>
+          </w:tcPr>
+          <w:p>
+            <w:pPr>
+              <w:pStyle w:val="TableParagraph"/>
+              <w:kinsoku w:val="0"/>
+              <w:overflowPunct w:val="0"/>
+            </w:pPr>
+          </w:p>
+        </w:tc>
+        <w:tc>
+          <w:tcPr>
+            <w:tcW w:w="1138" w:type="dxa"/>
+            <w:tcBorders>
+              <w:top w:val="single" w:sz="4" w:space="0" w:color="auto"/>
+              <w:left w:val="single" w:sz="4" w:space="0" w:color="auto"/>
+              <w:bottom w:val="single" w:sz="4" w:space="0" w:color="auto"/>
+              <w:right w:val="single" w:sz="4" w:space="0" w:color="auto"/>
+            </w:tcBorders>
+          </w:tcPr>
+          <w:p>
+            <w:pPr>
+              <w:pStyle w:val="TableParagraph"/>
+              <w:kinsoku w:val="0"/>
+              <w:overflowPunct w:val="0"/>
+            </w:pPr>
+          </w:p>
+        </w:tc>
+        <w:tc>
+          <w:tcPr>
+            <w:tcW w:w="1422" w:type="dxa"/>
+            <w:tcBorders>
+              <w:top w:val="single" w:sz="4" w:space="0" w:color="auto"/>
+              <w:left w:val="single" w:sz="4" w:space="0" w:color="auto"/>
+              <w:bottom w:val="single" w:sz="4" w:space="0" w:color="auto"/>
+              <w:right w:val="single" w:sz="4" w:space="0" w:color="auto"/>
+            </w:tcBorders>
+          </w:tcPr>
+          <w:p>
+            <w:pPr>
+              <w:pStyle w:val="TableParagraph"/>
+              <w:kinsoku w:val="0"/>
+              <w:overflowPunct w:val="0"/>
+            </w:pPr>
+          </w:p>
+        </w:tc>
+      </w:tr>
+      <w:tr>
+        <w:trPr>
+          <w:trHeight w:val="246"/>
+        </w:trPr>
+        <w:tc>
+          <w:tcPr>
+            <w:tcW w:w="2407" w:type="dxa"/>
+            <w:tcBorders>
+              <w:top w:val="single" w:sz="4" w:space="0" w:color="auto"/>
+              <w:left w:val="single" w:sz="4" w:space="0" w:color="auto"/>
+              <w:bottom w:val="single" w:sz="4" w:space="0" w:color="auto"/>
+              <w:right w:val="single" w:sz="4" w:space="0" w:color="auto"/>
+            </w:tcBorders>
+            <w:vAlign w:val="center"/>
+          </w:tcPr>
+          <w:p>
+            <w:pPr>
+              <w:pStyle w:val="TableParagraph"/>
+              <w:kinsoku w:val="0"/>
+              <w:overflowPunct w:val="0"/>
+              <w:jc w:val="center"/>
+            </w:pPr>
+            <w:r>
+              <w:t>2</w:t>
+            </w:r>
+          </w:p>
+        </w:tc>
+        <w:tc>
+          <w:tcPr>
+            <w:tcW w:w="3830" w:type="dxa"/>
+            <w:tcBorders>
+              <w:top w:val="single" w:sz="4" w:space="0" w:color="auto"/>
+              <w:left w:val="single" w:sz="4" w:space="0" w:color="auto"/>
+              <w:bottom w:val="single" w:sz="4" w:space="0" w:color="auto"/>
+              <w:right w:val="single" w:sz="4" w:space="0" w:color="auto"/>
+            </w:tcBorders>
+          </w:tcPr>
+          <w:p>
+            <w:pPr>
+              <w:pStyle w:val="TableParagraph"/>
+              <w:kinsoku w:val="0"/>
+              <w:overflowPunct w:val="0"/>
+            </w:pPr>
+            <w:r>
+              <w:t>Dây điện nguồn khách kéo đến chân màn hình</w:t>
+            </w:r>
+          </w:p>
+        </w:tc>
+        <w:tc>
+          <w:tcPr>
+            <w:tcW w:w="4528" w:type="dxa"/>
+            <w:gridSpan w:val="2"/>
+            <w:tcBorders>
+              <w:top w:val="single" w:sz="4" w:space="0" w:color="auto"/>
+              <w:left w:val="single" w:sz="4" w:space="0" w:color="auto"/>
+              <w:bottom w:val="single" w:sz="4" w:space="0" w:color="auto"/>
+              <w:right w:val="single" w:sz="4" w:space="0" w:color="auto"/>
+            </w:tcBorders>
+          </w:tcPr>
+          <w:p>
+            <w:pPr>
+              <w:pStyle w:val="TableParagraph"/>
+              <w:kinsoku w:val="0"/>
+              <w:overflowPunct w:val="0"/>
+              <w:jc w:val="center"/>
+            </w:pPr>
+            <w:r>
+              <w:t>Dây đơn CV 2.5</w:t>
+            </w:r>
+          </w:p>
+        </w:tc>
+        <w:tc>
+          <w:tcPr>
+            <w:tcW w:w="1138" w:type="dxa"/>
+            <w:tcBorders>
+              <w:top w:val="single" w:sz="4" w:space="0" w:color="auto"/>
+              <w:left w:val="single" w:sz="4" w:space="0" w:color="auto"/>
+              <w:bottom w:val="single" w:sz="4" w:space="0" w:color="auto"/>
+              <w:right w:val="single" w:sz="4" w:space="0" w:color="auto"/>
+            </w:tcBorders>
+          </w:tcPr>
+          <w:p>
+            <w:pPr>
+              <w:pStyle w:val="TableParagraph"/>
+              <w:kinsoku w:val="0"/>
+              <w:overflowPunct w:val="0"/>
+            </w:pPr>
+          </w:p>
+        </w:tc>
+        <w:tc>
+          <w:tcPr>
+            <w:tcW w:w="1138" w:type="dxa"/>
+            <w:tcBorders>
+              <w:top w:val="single" w:sz="4" w:space="0" w:color="auto"/>
+              <w:left w:val="single" w:sz="4" w:space="0" w:color="auto"/>
+              <w:bottom w:val="single" w:sz="4" w:space="0" w:color="auto"/>
+              <w:right w:val="single" w:sz="4" w:space="0" w:color="auto"/>
+            </w:tcBorders>
+          </w:tcPr>
+          <w:p>
+            <w:pPr>
+              <w:pStyle w:val="TableParagraph"/>
+              <w:kinsoku w:val="0"/>
+              <w:overflowPunct w:val="0"/>
+            </w:pPr>
+          </w:p>
+        </w:tc>
+        <w:tc>
+          <w:tcPr>
+            <w:tcW w:w="1422" w:type="dxa"/>
+            <w:tcBorders>
+              <w:top w:val="single" w:sz="4" w:space="0" w:color="auto"/>
+              <w:left w:val="single" w:sz="4" w:space="0" w:color="auto"/>
+              <w:bottom w:val="single" w:sz="4" w:space="0" w:color="auto"/>
+              <w:right w:val="single" w:sz="4" w:space="0" w:color="auto"/>
+            </w:tcBorders>
+          </w:tcPr>
+          <w:p>
+            <w:pPr>
+              <w:pStyle w:val="TableParagraph"/>
+              <w:kinsoku w:val="0"/>
+              <w:overflowPunct w:val="0"/>
+            </w:pPr>
+          </w:p>
+        </w:tc>
+      </w:tr>
+      <w:tr>
+        <w:trPr>
+          <w:trHeight w:val="246"/>
+        </w:trPr>
+        <w:tc>
+          <w:tcPr>
+            <w:tcW w:w="2407" w:type="dxa"/>
+            <w:tcBorders>
+              <w:top w:val="single" w:sz="4" w:space="0" w:color="auto"/>
+              <w:left w:val="single" w:sz="4" w:space="0" w:color="auto"/>
+              <w:bottom w:val="single" w:sz="4" w:space="0" w:color="auto"/>
+              <w:right w:val="single" w:sz="4" w:space="0" w:color="auto"/>
+            </w:tcBorders>
+          </w:tcPr>
+          <w:p>
+            <w:pPr>
+              <w:pStyle w:val="TableParagraph"/>
+              <w:kinsoku w:val="0"/>
+              <w:overflowPunct w:val="0"/>
+              <w:jc w:val="center"/>
+            </w:pPr>
+            <w:r>
+              <w:t>3</w:t>
+            </w:r>
+          </w:p>
+        </w:tc>
+        <w:tc>
+          <w:tcPr>
+            <w:tcW w:w="3830" w:type="dxa"/>
+            <w:tcBorders>
+              <w:top w:val="single" w:sz="4" w:space="0" w:color="auto"/>
+              <w:left w:val="single" w:sz="4" w:space="0" w:color="auto"/>
+              <w:bottom w:val="single" w:sz="4" w:space="0" w:color="auto"/>
+              <w:right w:val="single" w:sz="4" w:space="0" w:color="auto"/>
+            </w:tcBorders>
+          </w:tcPr>
+          <w:p>
+            <w:pPr>
+              <w:pStyle w:val="TableParagraph"/>
+              <w:kinsoku w:val="0"/>
+              <w:overflowPunct w:val="0"/>
+            </w:pPr>
+            <w:r>
+              <w:t>Dây điện nguồn từ CB đến màn hình</w:t>
+            </w:r>
+          </w:p>
+        </w:tc>
+        <w:tc>
+          <w:tcPr>
+            <w:tcW w:w="4528" w:type="dxa"/>
+            <w:gridSpan w:val="2"/>
+            <w:tcBorders>
+              <w:top w:val="single" w:sz="4" w:space="0" w:color="auto"/>
+              <w:left w:val="single" w:sz="4" w:space="0" w:color="auto"/>
+              <w:bottom w:val="single" w:sz="4" w:space="0" w:color="auto"/>
+              <w:right w:val="single" w:sz="4" w:space="0" w:color="auto"/>
+            </w:tcBorders>
+          </w:tcPr>
+          <w:p>
+            <w:pPr>
+              <w:pStyle w:val="TableParagraph"/>
+              <w:kinsoku w:val="0"/>
+              <w:overflowPunct w:val="0"/>
+              <w:jc w:val="center"/>
+            </w:pPr>
+            <w:r>
+              <w:t>Dây đơn CV 2.5</w:t>
+            </w:r>
+          </w:p>
+        </w:tc>
+        <w:tc>
+          <w:tcPr>
+            <w:tcW w:w="1138" w:type="dxa"/>
+            <w:tcBorders>
+              <w:top w:val="single" w:sz="4" w:space="0" w:color="auto"/>
+              <w:left w:val="single" w:sz="4" w:space="0" w:color="auto"/>
+              <w:bottom w:val="single" w:sz="4" w:space="0" w:color="auto"/>
+              <w:right w:val="single" w:sz="4" w:space="0" w:color="auto"/>
+            </w:tcBorders>
+          </w:tcPr>
+          <w:p>
+            <w:pPr>
+              <w:pStyle w:val="TableParagraph"/>
+              <w:kinsoku w:val="0"/>
+              <w:overflowPunct w:val="0"/>
+            </w:pPr>
+          </w:p>
+        </w:tc>
+        <w:tc>
+          <w:tcPr>
+            <w:tcW w:w="1138" w:type="dxa"/>
+            <w:tcBorders>
+              <w:top w:val="single" w:sz="4" w:space="0" w:color="auto"/>
+              <w:left w:val="single" w:sz="4" w:space="0" w:color="auto"/>
+              <w:bottom w:val="single" w:sz="4" w:space="0" w:color="auto"/>
+              <w:right w:val="single" w:sz="4" w:space="0" w:color="auto"/>
+            </w:tcBorders>
+          </w:tcPr>
+          <w:p>
+            <w:pPr>
+              <w:pStyle w:val="TableParagraph"/>
+              <w:kinsoku w:val="0"/>
+              <w:overflowPunct w:val="0"/>
+            </w:pPr>
+          </w:p>
+        </w:tc>
+        <w:tc>
+          <w:tcPr>
+            <w:tcW w:w="1422" w:type="dxa"/>
+            <w:tcBorders>
+              <w:top w:val="single" w:sz="4" w:space="0" w:color="auto"/>
+              <w:left w:val="single" w:sz="4" w:space="0" w:color="auto"/>
+              <w:bottom w:val="single" w:sz="4" w:space="0" w:color="auto"/>
+              <w:right w:val="single" w:sz="4" w:space="0" w:color="auto"/>
+            </w:tcBorders>
+          </w:tcPr>
+          <w:p>
+            <w:pPr>
+              <w:pStyle w:val="TableParagraph"/>
+              <w:kinsoku w:val="0"/>
+              <w:overflowPunct w:val="0"/>
+            </w:pPr>
+          </w:p>
+        </w:tc>
+      </w:tr>
+      <w:tr>
+        <w:trPr>
+          <w:trHeight w:val="246"/>
+        </w:trPr>
+        <w:tc>
+          <w:tcPr>
+            <w:tcW w:w="2407" w:type="dxa"/>
+            <w:tcBorders>
+              <w:top w:val="single" w:sz="4" w:space="0" w:color="auto"/>
+              <w:left w:val="single" w:sz="4" w:space="0" w:color="auto"/>
+              <w:bottom w:val="single" w:sz="4" w:space="0" w:color="auto"/>
+              <w:right w:val="single" w:sz="4" w:space="0" w:color="auto"/>
+            </w:tcBorders>
+          </w:tcPr>
+          <w:p>
+            <w:pPr>
+              <w:pStyle w:val="TableParagraph"/>
+              <w:kinsoku w:val="0"/>
+              <w:overflowPunct w:val="0"/>
+              <w:jc w:val="center"/>
+            </w:pPr>
+            <w:r>
+              <w:t>4</w:t>
+            </w:r>
+          </w:p>
+        </w:tc>
+        <w:tc>
+          <w:tcPr>
+            <w:tcW w:w="3830" w:type="dxa"/>
+            <w:tcBorders>
+              <w:top w:val="single" w:sz="4" w:space="0" w:color="auto"/>
+              <w:left w:val="single" w:sz="4" w:space="0" w:color="auto"/>
+              <w:bottom w:val="single" w:sz="4" w:space="0" w:color="auto"/>
+              <w:right w:val="single" w:sz="4" w:space="0" w:color="auto"/>
+            </w:tcBorders>
+          </w:tcPr>
+          <w:p>
+            <w:pPr>
+              <w:pStyle w:val="TableParagraph"/>
+              <w:kinsoku w:val="0"/>
+              <w:overflowPunct w:val="0"/>
+            </w:pPr>
+            <w:r>
+              <w:t>Automat MCB 2 pha (dự kiến)</w:t>
+            </w:r>
+          </w:p>
+        </w:tc>
+        <w:tc>
+          <w:tcPr>
+            <w:tcW w:w="4528" w:type="dxa"/>
+            <w:gridSpan w:val="2"/>
+            <w:tcBorders>
+              <w:top w:val="single" w:sz="4" w:space="0" w:color="auto"/>
+              <w:left w:val="single" w:sz="4" w:space="0" w:color="auto"/>
+              <w:bottom w:val="single" w:sz="4" w:space="0" w:color="auto"/>
+              <w:right w:val="single" w:sz="4" w:space="0" w:color="auto"/>
+            </w:tcBorders>
+          </w:tcPr>
+          <w:p>
+            <w:pPr>
+              <w:pStyle w:val="TableParagraph"/>
+              <w:kinsoku w:val="0"/>
+              <w:overflowPunct w:val="0"/>
+              <w:jc w:val="center"/>
+            </w:pPr>
+            <w:r>
+              <w:t>32</w:t>
+            </w:r>
+            <w:r>
+              <w:t>A</w:t>
+            </w:r>
+          </w:p>
+        </w:tc>
+        <w:tc>
+          <w:tcPr>
+            <w:tcW w:w="1138" w:type="dxa"/>
+            <w:tcBorders>
+              <w:top w:val="single" w:sz="4" w:space="0" w:color="auto"/>
+              <w:left w:val="single" w:sz="4" w:space="0" w:color="auto"/>
+              <w:bottom w:val="single" w:sz="4" w:space="0" w:color="auto"/>
+              <w:right w:val="single" w:sz="4" w:space="0" w:color="auto"/>
+            </w:tcBorders>
+          </w:tcPr>
+          <w:p>
+            <w:pPr>
+              <w:pStyle w:val="TableParagraph"/>
+              <w:kinsoku w:val="0"/>
+              <w:overflowPunct w:val="0"/>
+            </w:pPr>
+          </w:p>
+        </w:tc>
+        <w:tc>
+          <w:tcPr>
+            <w:tcW w:w="1138" w:type="dxa"/>
+            <w:tcBorders>
+              <w:top w:val="single" w:sz="4" w:space="0" w:color="auto"/>
+              <w:left w:val="single" w:sz="4" w:space="0" w:color="auto"/>
+              <w:bottom w:val="single" w:sz="4" w:space="0" w:color="auto"/>
+              <w:right w:val="single" w:sz="4" w:space="0" w:color="auto"/>
+            </w:tcBorders>
+          </w:tcPr>
+          <w:p>
+            <w:pPr>
+              <w:pStyle w:val="TableParagraph"/>
+              <w:kinsoku w:val="0"/>
+              <w:overflowPunct w:val="0"/>
+            </w:pPr>
+          </w:p>
+        </w:tc>
+        <w:tc>
+          <w:tcPr>
+            <w:tcW w:w="1422" w:type="dxa"/>
+            <w:tcBorders>
+              <w:top w:val="single" w:sz="4" w:space="0" w:color="auto"/>
+              <w:left w:val="single" w:sz="4" w:space="0" w:color="auto"/>
+              <w:bottom w:val="single" w:sz="4" w:space="0" w:color="auto"/>
+              <w:right w:val="single" w:sz="4" w:space="0" w:color="auto"/>
+            </w:tcBorders>
+          </w:tcPr>
+          <w:p>
+            <w:pPr>
+              <w:pStyle w:val="TableParagraph"/>
+              <w:kinsoku w:val="0"/>
+              <w:overflowPunct w:val="0"/>
+            </w:pPr>
+          </w:p>
+        </w:tc>
+      </w:tr>
+      <w:tr>
+        <w:trPr>
+          <w:trHeight w:val="246"/>
+        </w:trPr>
+        <w:tc>
+          <w:tcPr>
+            <w:tcW w:w="13041" w:type="dxa"/>
+            <w:gridSpan w:val="6"/>
+            <w:tcBorders>
+              <w:top w:val="single" w:sz="4" w:space="0" w:color="auto"/>
+              <w:left w:val="single" w:sz="8" w:space="0" w:color="000000"/>
+              <w:bottom w:val="single" w:sz="8" w:space="0" w:color="000000"/>
+              <w:right w:val="single" w:sz="8" w:space="0" w:color="000000"/>
+            </w:tcBorders>
+          </w:tcPr>
+          <w:p>
+            <w:pPr>
+              <w:pStyle w:val="TableParagraph"/>
+              <w:numPr>
+                <w:ilvl w:val="0"/>
+                <w:numId w:val="30"/>
+              </w:numPr>
+              <w:kinsoku w:val="0"/>
+              <w:overflowPunct w:val="0"/>
+              <w:spacing w:before="27"/>
+              <w:ind w:left="570" w:hanging="567"/>
+            </w:pPr>
+            <w:r>
+              <w:rPr>
+                <w:b/>
+                <w:bCs/>
+              </w:rPr>
+              <w:t>THI CÔNG LẮP ĐẶT</w:t>
+            </w:r>
+          </w:p>
+        </w:tc>
+        <w:tc>
+          <w:tcPr>
+            <w:tcW w:w="1422" w:type="dxa"/>
+            <w:tcBorders>
+              <w:top w:val="single" w:sz="4" w:space="0" w:color="auto"/>
+              <w:left w:val="single" w:sz="8" w:space="0" w:color="000000"/>
+              <w:bottom w:val="single" w:sz="8" w:space="0" w:color="000000"/>
+              <w:right w:val="single" w:sz="8" w:space="0" w:color="000000"/>
+            </w:tcBorders>
+          </w:tcPr>
+          <w:p>
+            <w:pPr>
+              <w:pStyle w:val="TableParagraph"/>
+              <w:kinsoku w:val="0"/>
+              <w:overflowPunct w:val="0"/>
+            </w:pPr>
+          </w:p>
+        </w:tc>
+      </w:tr>
+      <w:tr>
+        <w:trPr>
+          <w:trHeight w:val="246"/>
+        </w:trPr>
+        <w:tc>
+          <w:tcPr>
+            <w:tcW w:w="10765" w:type="dxa"/>
+            <w:gridSpan w:val="4"/>
+            <w:tcBorders>
+              <w:top w:val="none" w:sz="6" w:space="0" w:color="auto"/>
+              <w:left w:val="single" w:sz="8" w:space="0" w:color="000000"/>
+              <w:bottom w:val="single" w:sz="8" w:space="0" w:color="000000"/>
+              <w:right w:val="single" w:sz="8" w:space="0" w:color="000000"/>
+            </w:tcBorders>
+          </w:tcPr>
+          <w:p>
+            <w:pPr>
+              <w:pStyle w:val="TableParagraph"/>
+              <w:kinsoku w:val="0"/>
+              <w:overflowPunct w:val="0"/>
+            </w:pPr>
+            <w:r>
+              <w:t>Chi phí hệ vận chuyển và thi công lắp đặt hoàn thiện</w:t>
+            </w:r>
+          </w:p>
+        </w:tc>
+        <w:tc>
+          <w:tcPr>
+            <w:tcW w:w="1138" w:type="dxa"/>
+            <w:tcBorders>
+              <w:top w:val="nil"/>
+              <w:left w:val="single" w:sz="8" w:space="0" w:color="000000"/>
+              <w:bottom w:val="single" w:sz="4" w:space="0" w:color="auto"/>
+              <w:right w:val="single" w:sz="8" w:space="0" w:color="000000"/>
+            </w:tcBorders>
+          </w:tcPr>
+          <w:p>
+            <w:pPr>
+              <w:pStyle w:val="TableParagraph"/>
+              <w:kinsoku w:val="0"/>
+              <w:overflowPunct w:val="0"/>
+              <w:jc w:val="center"/>
+            </w:pPr>
+            <w:r>
+              <w:t>1</w:t>
+            </w:r>
+          </w:p>
+        </w:tc>
+        <w:tc>
+          <w:tcPr>
+            <w:tcW w:w="1138" w:type="dxa"/>
+            <w:tcBorders>
+              <w:top w:val="nil"/>
+              <w:left w:val="single" w:sz="8" w:space="0" w:color="000000"/>
+              <w:bottom w:val="single" w:sz="4" w:space="0" w:color="auto"/>
+              <w:right w:val="single" w:sz="8" w:space="0" w:color="000000"/>
+            </w:tcBorders>
+          </w:tcPr>
+          <w:p>
+            <w:pPr>
+              <w:pStyle w:val="TableParagraph"/>
+              <w:kinsoku w:val="0"/>
+              <w:overflowPunct w:val="0"/>
+              <w:jc w:val="center"/>
+            </w:pPr>
+            <w:r>
+              <w:t>Gói</w:t>
+            </w:r>
+          </w:p>
+        </w:tc>
+        <w:tc>
+          <w:tcPr>
+            <w:tcW w:w="1422" w:type="dxa"/>
+            <w:tcBorders>
+              <w:top w:val="nil"/>
+              <w:left w:val="single" w:sz="8" w:space="0" w:color="000000"/>
+              <w:bottom w:val="single" w:sz="4" w:space="0" w:color="auto"/>
+              <w:right w:val="single" w:sz="8" w:space="0" w:color="000000"/>
+            </w:tcBorders>
+          </w:tcPr>
+          <w:p>
+            <w:pPr>
+              <w:pStyle w:val="TableParagraph"/>
+              <w:kinsoku w:val="0"/>
+              <w:overflowPunct w:val="0"/>
+            </w:pPr>
+          </w:p>
+        </w:tc>
+      </w:tr>
+      <w:tr>
+        <w:trPr>
+          <w:trHeight w:val="246"/>
+        </w:trPr>
+        <w:tc>
+          <w:tcPr>
+            <w:tcW w:w="2407" w:type="dxa"/>
+            <w:tcBorders>
+              <w:top w:val="none" w:sz="6" w:space="0" w:color="auto"/>
+              <w:left w:val="single" w:sz="8" w:space="0" w:color="000000"/>
+              <w:bottom w:val="single" w:sz="8" w:space="0" w:color="000000"/>
+              <w:right w:val="single" w:sz="8" w:space="0" w:color="000000"/>
+            </w:tcBorders>
+            <w:vAlign w:val="center"/>
+          </w:tcPr>
+          <w:p>
+            <w:pPr>
+              <w:pStyle w:val="TableParagraph"/>
+              <w:kinsoku w:val="0"/>
+              <w:overflowPunct w:val="0"/>
+              <w:jc w:val="center"/>
+            </w:pPr>
+            <w:r>
+              <w:t>Phí Lắp đặt</w:t>
+            </w:r>
+          </w:p>
+        </w:tc>
+        <w:tc>
+          <w:tcPr>
+            <w:tcW w:w="8358" w:type="dxa"/>
+            <w:gridSpan w:val="3"/>
+            <w:tcBorders>
+              <w:top w:val="single" w:sz="8" w:space="0" w:color="000000"/>
+              <w:left w:val="single" w:sz="8" w:space="0" w:color="000000"/>
+              <w:bottom w:val="single" w:sz="8" w:space="0" w:color="000000"/>
+              <w:right w:val="single" w:sz="4" w:space="0" w:color="auto"/>
+            </w:tcBorders>
+          </w:tcPr>
+          <w:p>
+            <w:pPr>
+              <w:pStyle w:val="TableParagraph"/>
+              <w:kinsoku w:val="0"/>
+              <w:overflowPunct w:val="0"/>
+            </w:pPr>
+            <w:r>
+              <w:t xml:space="preserve"> </w:t>
+            </w:r>
+            <w:r>
+              <w:t>Chi phí thi công lắp đặt và đào tạo vận hành kỹ thuật.</w:t>
+            </w:r>
+          </w:p>
+        </w:tc>
+        <w:tc>
+          <w:tcPr>
+            <w:tcW w:w="1138" w:type="dxa"/>
+            <w:tcBorders>
+              <w:top w:val="single" w:sz="4" w:space="0" w:color="auto"/>
+              <w:left w:val="single" w:sz="4" w:space="0" w:color="auto"/>
+              <w:bottom w:val="single" w:sz="4" w:space="0" w:color="auto"/>
+              <w:right w:val="single" w:sz="4" w:space="0" w:color="auto"/>
+            </w:tcBorders>
+          </w:tcPr>
+          <w:p>
+            <w:pPr>
+              <w:pStyle w:val="TableParagraph"/>
+              <w:kinsoku w:val="0"/>
+              <w:overflowPunct w:val="0"/>
+            </w:pPr>
+          </w:p>
+        </w:tc>
+        <w:tc>
+          <w:tcPr>
+            <w:tcW w:w="1138" w:type="dxa"/>
+            <w:tcBorders>
+              <w:top w:val="single" w:sz="4" w:space="0" w:color="auto"/>
+              <w:left w:val="single" w:sz="4" w:space="0" w:color="auto"/>
+              <w:bottom w:val="single" w:sz="4" w:space="0" w:color="auto"/>
+              <w:right w:val="single" w:sz="4" w:space="0" w:color="auto"/>
+            </w:tcBorders>
+          </w:tcPr>
+          <w:p>
+            <w:pPr>
+              <w:pStyle w:val="TableParagraph"/>
+              <w:kinsoku w:val="0"/>
+              <w:overflowPunct w:val="0"/>
+            </w:pPr>
+          </w:p>
+        </w:tc>
+        <w:tc>
+          <w:tcPr>
+            <w:tcW w:w="1422" w:type="dxa"/>
+            <w:tcBorders>
+              <w:top w:val="single" w:sz="4" w:space="0" w:color="auto"/>
+              <w:left w:val="single" w:sz="4" w:space="0" w:color="auto"/>
+              <w:bottom w:val="single" w:sz="4" w:space="0" w:color="auto"/>
+              <w:right w:val="single" w:sz="4" w:space="0" w:color="auto"/>
+            </w:tcBorders>
+          </w:tcPr>
+          <w:p>
+            <w:pPr>
+              <w:pStyle w:val="TableParagraph"/>
+              <w:kinsoku w:val="0"/>
+              <w:overflowPunct w:val="0"/>
+            </w:pPr>
+          </w:p>
+        </w:tc>
+      </w:tr>
+      <w:tr>
+        <w:trPr>
+          <w:trHeight w:val="246"/>
+        </w:trPr>
+        <w:tc>
+          <w:tcPr>
+            <w:tcW w:w="2407" w:type="dxa"/>
+            <w:tcBorders>
+              <w:top w:val="none" w:sz="6" w:space="0" w:color="auto"/>
+              <w:left w:val="single" w:sz="8" w:space="0" w:color="000000"/>
+              <w:bottom w:val="single" w:sz="8" w:space="0" w:color="000000"/>
+              <w:right w:val="single" w:sz="8" w:space="0" w:color="000000"/>
+            </w:tcBorders>
+            <w:vAlign w:val="center"/>
+          </w:tcPr>
+          <w:p>
+            <w:pPr>
+              <w:pStyle w:val="TableParagraph"/>
+              <w:kinsoku w:val="0"/>
+              <w:overflowPunct w:val="0"/>
+              <w:jc w:val="center"/>
+            </w:pPr>
+            <w:r>
+              <w:t>Alu</w:t>
+            </w:r>
+          </w:p>
+        </w:tc>
+        <w:tc>
+          <w:tcPr>
+            <w:tcW w:w="8358" w:type="dxa"/>
+            <w:gridSpan w:val="3"/>
+            <w:tcBorders>
+              <w:top w:val="single" w:sz="8" w:space="0" w:color="000000"/>
+              <w:left w:val="single" w:sz="8" w:space="0" w:color="000000"/>
+              <w:bottom w:val="single" w:sz="8" w:space="0" w:color="000000"/>
+              <w:right w:val="single" w:sz="4" w:space="0" w:color="auto"/>
+            </w:tcBorders>
+          </w:tcPr>
+          <w:p>
+            <w:pPr>
+              <w:pStyle w:val="TableParagraph"/>
+              <w:kinsoku w:val="0"/>
+              <w:overflowPunct w:val="0"/>
+            </w:pPr>
+            <w:r>
+              <w:t xml:space="preserve"> </w:t>
+            </w:r>
+            <w:r>
+              <w:t>Ốp alu viền hông và mặt sau bảo vệ màn hình led</w:t>
+            </w:r>
+          </w:p>
+        </w:tc>
+        <w:tc>
+          <w:tcPr>
+            <w:tcW w:w="1138" w:type="dxa"/>
+            <w:tcBorders>
+              <w:top w:val="single" w:sz="4" w:space="0" w:color="auto"/>
+              <w:left w:val="single" w:sz="4" w:space="0" w:color="auto"/>
+              <w:bottom w:val="single" w:sz="4" w:space="0" w:color="auto"/>
+              <w:right w:val="single" w:sz="4" w:space="0" w:color="auto"/>
+            </w:tcBorders>
+          </w:tcPr>
+          <w:p>
+            <w:pPr>
+              <w:pStyle w:val="TableParagraph"/>
+              <w:kinsoku w:val="0"/>
+              <w:overflowPunct w:val="0"/>
+            </w:pPr>
+          </w:p>
+        </w:tc>
+        <w:tc>
+          <w:tcPr>
+            <w:tcW w:w="1138" w:type="dxa"/>
+            <w:tcBorders>
+              <w:top w:val="single" w:sz="4" w:space="0" w:color="auto"/>
+              <w:left w:val="single" w:sz="4" w:space="0" w:color="auto"/>
+              <w:bottom w:val="single" w:sz="4" w:space="0" w:color="auto"/>
+              <w:right w:val="single" w:sz="4" w:space="0" w:color="auto"/>
+            </w:tcBorders>
+          </w:tcPr>
+          <w:p>
+            <w:pPr>
+              <w:pStyle w:val="TableParagraph"/>
+              <w:kinsoku w:val="0"/>
+              <w:overflowPunct w:val="0"/>
+            </w:pPr>
+          </w:p>
+        </w:tc>
+        <w:tc>
+          <w:tcPr>
+            <w:tcW w:w="1422" w:type="dxa"/>
+            <w:tcBorders>
+              <w:top w:val="single" w:sz="4" w:space="0" w:color="auto"/>
+              <w:left w:val="single" w:sz="4" w:space="0" w:color="auto"/>
+              <w:bottom w:val="single" w:sz="4" w:space="0" w:color="auto"/>
+              <w:right w:val="single" w:sz="4" w:space="0" w:color="auto"/>
+            </w:tcBorders>
+          </w:tcPr>
+          <w:p>
+            <w:pPr>
+              <w:pStyle w:val="TableParagraph"/>
+              <w:kinsoku w:val="0"/>
+              <w:overflowPunct w:val="0"/>
+            </w:pPr>
+          </w:p>
+        </w:tc>
+      </w:tr>
+      <w:tr>
+        <w:trPr>
+          <w:trHeight w:val="246"/>
+        </w:trPr>
+        <w:tc>
+          <w:tcPr>
+            <w:tcW w:w="10765" w:type="dxa"/>
+            <w:gridSpan w:val="4"/>
+            <w:tcBorders>
+              <w:top w:val="none" w:sz="6" w:space="0" w:color="auto"/>
+              <w:left w:val="single" w:sz="8" w:space="0" w:color="000000"/>
+              <w:bottom w:val="single" w:sz="8" w:space="0" w:color="000000"/>
+              <w:right w:val="single" w:sz="4" w:space="0" w:color="auto"/>
+            </w:tcBorders>
+            <w:vAlign w:val="center"/>
+          </w:tcPr>
+          <w:p>
+            <w:pPr>
+              <w:pStyle w:val="TableParagraph"/>
+              <w:numPr>
+                <w:ilvl w:val="0"/>
+                <w:numId w:val="30"/>
+              </w:numPr>
+              <w:kinsoku w:val="0"/>
+              <w:overflowPunct w:val="0"/>
+              <w:ind w:left="570" w:hanging="570"/>
+              <w:rPr>
+                <w:b/>
+                <w:bCs/>
+              </w:rPr>
+            </w:pPr>
+            <w:r>
+              <w:rPr>
+                <w:b/>
+                <w:bCs/>
+              </w:rPr>
+              <w:t>HỆ KHUNG SẮT MÀN HÌNH</w:t>
+            </w:r>
+          </w:p>
+        </w:tc>
+        <w:tc>
+          <w:tcPr>
+            <w:tcW w:w="1138" w:type="dxa"/>
+            <w:tcBorders>
+              <w:top w:val="single" w:sz="4" w:space="0" w:color="auto"/>
+              <w:left w:val="single" w:sz="4" w:space="0" w:color="auto"/>
+              <w:bottom w:val="single" w:sz="4" w:space="0" w:color="auto"/>
+              <w:right w:val="single" w:sz="4" w:space="0" w:color="auto"/>
+            </w:tcBorders>
+          </w:tcPr>
+          <w:p>
+            <w:pPr>
+              <w:pStyle w:val="TableParagraph"/>
+              <w:kinsoku w:val="0"/>
+              <w:overflowPunct w:val="0"/>
+              <w:jc w:val="center"/>
+            </w:pPr>
+            <w:r>
+              <w:t>1</w:t>
+            </w:r>
+          </w:p>
+        </w:tc>
+        <w:tc>
+          <w:tcPr>
+            <w:tcW w:w="1138" w:type="dxa"/>
+            <w:tcBorders>
+              <w:top w:val="single" w:sz="4" w:space="0" w:color="auto"/>
+              <w:left w:val="single" w:sz="4" w:space="0" w:color="auto"/>
+              <w:bottom w:val="single" w:sz="4" w:space="0" w:color="auto"/>
+              <w:right w:val="single" w:sz="4" w:space="0" w:color="auto"/>
+            </w:tcBorders>
+          </w:tcPr>
+          <w:p>
+            <w:pPr>
+              <w:pStyle w:val="TableParagraph"/>
+              <w:kinsoku w:val="0"/>
+              <w:overflowPunct w:val="0"/>
+              <w:jc w:val="center"/>
+            </w:pPr>
+            <w:r>
+              <w:t>Gói</w:t>
+            </w:r>
+          </w:p>
+        </w:tc>
+        <w:tc>
+          <w:tcPr>
+            <w:tcW w:w="1422" w:type="dxa"/>
+            <w:tcBorders>
+              <w:top w:val="single" w:sz="4" w:space="0" w:color="auto"/>
+              <w:left w:val="single" w:sz="4" w:space="0" w:color="auto"/>
+              <w:bottom w:val="single" w:sz="4" w:space="0" w:color="auto"/>
+              <w:right w:val="single" w:sz="4" w:space="0" w:color="auto"/>
+            </w:tcBorders>
+          </w:tcPr>
+          <w:p>
+            <w:pPr>
+              <w:pStyle w:val="TableParagraph"/>
+              <w:kinsoku w:val="0"/>
+              <w:overflowPunct w:val="0"/>
+            </w:pPr>
+          </w:p>
+        </w:tc>
+      </w:tr>
+      <w:tr>
+        <w:trPr>
+          <w:trHeight w:val="246"/>
+        </w:trPr>
+        <w:tc>
+          <w:tcPr>
+            <w:tcW w:w="2407" w:type="dxa"/>
+            <w:tcBorders>
+              <w:top w:val="none" w:sz="6" w:space="0" w:color="auto"/>
+              <w:left w:val="single" w:sz="8" w:space="0" w:color="000000"/>
+              <w:bottom w:val="single" w:sz="8" w:space="0" w:color="000000"/>
+              <w:right w:val="single" w:sz="8" w:space="0" w:color="000000"/>
+            </w:tcBorders>
+            <w:vAlign w:val="center"/>
+          </w:tcPr>
+          <w:p>
+            <w:pPr>
+              <w:pStyle w:val="TableParagraph"/>
+              <w:kinsoku w:val="0"/>
+              <w:overflowPunct w:val="0"/>
+              <w:jc w:val="center"/>
+            </w:pPr>
+            <w:r>
+              <w:rPr>
+                <w:sz w:val="22"/>
+                <w:szCs w:val="22"/>
+              </w:rPr>
+              <w:t>Khung màn hình</w:t>
+            </w:r>
+          </w:p>
+        </w:tc>
+        <w:tc>
+          <w:tcPr>
+            <w:tcW w:w="8358" w:type="dxa"/>
+            <w:gridSpan w:val="3"/>
+            <w:tcBorders>
+              <w:top w:val="single" w:sz="8" w:space="0" w:color="000000"/>
+              <w:left w:val="single" w:sz="8" w:space="0" w:color="000000"/>
+              <w:bottom w:val="single" w:sz="8" w:space="0" w:color="000000"/>
+              <w:right w:val="single" w:sz="4" w:space="0" w:color="auto"/>
+            </w:tcBorders>
+            <w:vAlign w:val="center"/>
+          </w:tcPr>
+          <w:p>
+            <w:pPr>
+              <w:pStyle w:val="TableParagraph"/>
+              <w:kinsoku w:val="0"/>
+              <w:overflowPunct w:val="0"/>
+            </w:pPr>
+            <w:r>
+              <w:rPr>
+                <w:sz w:val="22"/>
+                <w:szCs w:val="22"/>
+              </w:rPr>
+              <w:t>Hệ khung sắt hộp chuyên dùng cho màn hình led</w:t>
+            </w:r>
+            <w:r>
+              <w:rPr>
+                <w:sz w:val="22"/>
+                <w:szCs w:val="22"/>
+              </w:rPr>
+              <w:br/>
+              <w:t>(Gia cố cố định)</w:t>
+            </w:r>
+          </w:p>
+        </w:tc>
+        <w:tc>
+          <w:tcPr>
+            <w:tcW w:w="1138" w:type="dxa"/>
+            <w:tcBorders>
+              <w:top w:val="single" w:sz="4" w:space="0" w:color="auto"/>
+              <w:left w:val="single" w:sz="4" w:space="0" w:color="auto"/>
+              <w:bottom w:val="single" w:sz="4" w:space="0" w:color="auto"/>
+              <w:right w:val="single" w:sz="4" w:space="0" w:color="auto"/>
+            </w:tcBorders>
+          </w:tcPr>
+          <w:p>
+            <w:pPr>
+              <w:pStyle w:val="TableParagraph"/>
+              <w:kinsoku w:val="0"/>
+              <w:overflowPunct w:val="0"/>
+            </w:pPr>
+          </w:p>
+        </w:tc>
+        <w:tc>
+          <w:tcPr>
+            <w:tcW w:w="1138" w:type="dxa"/>
+            <w:tcBorders>
+              <w:top w:val="single" w:sz="4" w:space="0" w:color="auto"/>
+              <w:left w:val="single" w:sz="4" w:space="0" w:color="auto"/>
+              <w:bottom w:val="single" w:sz="4" w:space="0" w:color="auto"/>
+              <w:right w:val="single" w:sz="4" w:space="0" w:color="auto"/>
+            </w:tcBorders>
+          </w:tcPr>
+          <w:p>
+            <w:pPr>
+              <w:pStyle w:val="TableParagraph"/>
+              <w:kinsoku w:val="0"/>
+              <w:overflowPunct w:val="0"/>
+            </w:pPr>
+          </w:p>
+        </w:tc>
+        <w:tc>
+          <w:tcPr>
+            <w:tcW w:w="1422" w:type="dxa"/>
+            <w:tcBorders>
+              <w:top w:val="single" w:sz="4" w:space="0" w:color="auto"/>
+              <w:left w:val="single" w:sz="4" w:space="0" w:color="auto"/>
+              <w:bottom w:val="single" w:sz="4" w:space="0" w:color="auto"/>
+              <w:right w:val="single" w:sz="4" w:space="0" w:color="auto"/>
+            </w:tcBorders>
+          </w:tcPr>
+          <w:p>
+            <w:pPr>
+              <w:pStyle w:val="TableParagraph"/>
+              <w:kinsoku w:val="0"/>
+              <w:overflowPunct w:val="0"/>
+            </w:pPr>
+          </w:p>
+        </w:tc>
+      </w:tr>
+    </w:tbl>
     <w:p>
       <w:pPr>
         <w:tabs>
@@ -2104,1007 +7737,15 @@
     </w:p>
     <w:p>
       <w:pPr>
-        <w:tabs>
-          <w:tab w:val="left" w:pos="3764"/>
-        </w:tabs>
-        <w:spacing w:before="120"/>
-        <w:jc w:val="both"/>
-        <w:rPr>
-          <w:rFonts w:ascii="Times New Roman" w:hAnsi="Times New Roman"/>
-          <w:i/>
-          <w:color w:val="000000"/>
-          <w:sz w:val="22"/>
-          <w:szCs w:val="22"/>
-        </w:rPr>
-      </w:pPr>
-    </w:p>
-    <w:p>
-      <w:pPr>
-        <w:tabs>
-          <w:tab w:val="left" w:pos="5970"/>
-        </w:tabs>
-        <w:jc w:val="center"/>
-        <w:rPr>
-          <w:rFonts w:ascii="Times New Roman" w:hAnsi="Times New Roman"/>
-          <w:b/>
-          <w:color w:val="000000"/>
-          <w:sz w:val="32"/>
-        </w:rPr>
-      </w:pPr>
-      <w:r>
-        <w:rPr>
-          <w:rFonts w:ascii="Times New Roman" w:hAnsi="Times New Roman"/>
-          <w:b/>
-          <w:color w:val="000000"/>
-          <w:sz w:val="32"/>
-        </w:rPr>
-        <w:t>DANH M</w:t>
-      </w:r>
-      <w:r>
-        <w:rPr>
-          <w:rFonts w:ascii="Times New Roman" w:hAnsi="Times New Roman" w:cs="Calibri"/>
-          <w:b/>
-          <w:color w:val="000000"/>
-          <w:sz w:val="32"/>
-        </w:rPr>
-        <w:t>Ụ</w:t>
-      </w:r>
-      <w:r>
-        <w:rPr>
-          <w:rFonts w:ascii="Times New Roman" w:hAnsi="Times New Roman"/>
-          <w:b/>
-          <w:color w:val="000000"/>
-          <w:sz w:val="32"/>
-        </w:rPr>
-        <w:t>C H</w:t>
-      </w:r>
-      <w:r>
-        <w:rPr>
-          <w:rFonts w:ascii="Times New Roman" w:hAnsi="Times New Roman" w:cs="VNI-Times"/>
-          <w:b/>
-          <w:color w:val="000000"/>
-          <w:sz w:val="32"/>
-        </w:rPr>
-        <w:t>À</w:t>
-      </w:r>
-      <w:r>
-        <w:rPr>
-          <w:rFonts w:ascii="Times New Roman" w:hAnsi="Times New Roman"/>
-          <w:b/>
-          <w:color w:val="000000"/>
-          <w:sz w:val="32"/>
-        </w:rPr>
-        <w:t>NG H</w:t>
-      </w:r>
-      <w:r>
-        <w:rPr>
-          <w:rFonts w:ascii="Times New Roman" w:hAnsi="Times New Roman" w:cs="VNI-Times"/>
-          <w:b/>
-          <w:color w:val="000000"/>
-          <w:sz w:val="32"/>
-        </w:rPr>
-        <w:t>Ó</w:t>
-      </w:r>
-      <w:r>
-        <w:rPr>
-          <w:rFonts w:ascii="Times New Roman" w:hAnsi="Times New Roman"/>
-          <w:b/>
-          <w:color w:val="000000"/>
-          <w:sz w:val="32"/>
-        </w:rPr>
-        <w:t>A</w:t>
-      </w:r>
-    </w:p>
-    <w:p>
-      <w:pPr>
-        <w:tabs>
-          <w:tab w:val="left" w:pos="5970"/>
-        </w:tabs>
-        <w:jc w:val="center"/>
-        <w:rPr>
-          <w:rFonts w:ascii="Times New Roman" w:hAnsi="Times New Roman"/>
-          <w:i/>
-          <w:color w:val="000000"/>
-        </w:rPr>
-      </w:pPr>
-      <w:r>
-        <w:rPr>
-          <w:rFonts w:ascii="Times New Roman" w:hAnsi="Times New Roman"/>
-          <w:i/>
-          <w:color w:val="000000"/>
-        </w:rPr>
-        <w:t xml:space="preserve"> (</w:t>
-      </w:r>
-      <w:r>
-        <w:rPr>
-          <w:rFonts w:ascii="Times New Roman" w:hAnsi="Times New Roman" w:cs="Calibri"/>
-          <w:i/>
-          <w:color w:val="000000"/>
-        </w:rPr>
-        <w:t>Đ</w:t>
-      </w:r>
-      <w:r>
-        <w:rPr>
-          <w:rFonts w:ascii="Times New Roman" w:hAnsi="Times New Roman" w:cs="VNI-Times"/>
-          <w:i/>
-          <w:color w:val="000000"/>
-        </w:rPr>
-        <w:t>í</w:t>
-      </w:r>
-      <w:r>
-        <w:rPr>
-          <w:rFonts w:ascii="Times New Roman" w:hAnsi="Times New Roman"/>
-          <w:i/>
-          <w:color w:val="000000"/>
-        </w:rPr>
-        <w:t>nh kèm th</w:t>
-      </w:r>
-      <w:r>
-        <w:rPr>
-          <w:rFonts w:ascii="Times New Roman" w:hAnsi="Times New Roman" w:cs="Calibri"/>
-          <w:i/>
-          <w:color w:val="000000"/>
-        </w:rPr>
-        <w:t>ư</w:t>
-      </w:r>
-      <w:r>
-        <w:rPr>
-          <w:rFonts w:ascii="Times New Roman" w:hAnsi="Times New Roman"/>
-          <w:i/>
-          <w:color w:val="000000"/>
-        </w:rPr>
-        <w:t xml:space="preserve"> m</w:t>
-      </w:r>
-      <w:r>
-        <w:rPr>
-          <w:rFonts w:ascii="Times New Roman" w:hAnsi="Times New Roman" w:cs="Calibri"/>
-          <w:i/>
-          <w:color w:val="000000"/>
-        </w:rPr>
-        <w:t>ờ</w:t>
-      </w:r>
-      <w:r>
-        <w:rPr>
-          <w:rFonts w:ascii="Times New Roman" w:hAnsi="Times New Roman"/>
-          <w:i/>
-          <w:color w:val="000000"/>
-        </w:rPr>
-        <w:t>i ch</w:t>
-      </w:r>
-      <w:r>
-        <w:rPr>
-          <w:rFonts w:ascii="Times New Roman" w:hAnsi="Times New Roman" w:cs="VNI-Times"/>
-          <w:i/>
-          <w:color w:val="000000"/>
-        </w:rPr>
-        <w:t>à</w:t>
-      </w:r>
-      <w:r>
-        <w:rPr>
-          <w:rFonts w:ascii="Times New Roman" w:hAnsi="Times New Roman"/>
-          <w:i/>
-          <w:color w:val="000000"/>
-        </w:rPr>
-        <w:t>o gi</w:t>
-      </w:r>
-      <w:r>
-        <w:rPr>
-          <w:rFonts w:ascii="Times New Roman" w:hAnsi="Times New Roman" w:cs="VNI-Times"/>
-          <w:i/>
-          <w:color w:val="000000"/>
-        </w:rPr>
-        <w:t>á</w:t>
-      </w:r>
-      <w:r>
-        <w:rPr>
-          <w:rFonts w:ascii="Times New Roman" w:hAnsi="Times New Roman"/>
-          <w:i/>
-          <w:color w:val="000000"/>
-        </w:rPr>
-        <w:t xml:space="preserve"> s</w:t>
-      </w:r>
-      <w:r>
-        <w:rPr>
-          <w:rFonts w:ascii="Times New Roman" w:hAnsi="Times New Roman" w:cs="Calibri"/>
-          <w:i/>
-          <w:color w:val="000000"/>
-        </w:rPr>
-        <w:t>ố</w:t>
-      </w:r>
-      <w:r>
-        <w:rPr>
-          <w:rFonts w:ascii="Times New Roman" w:hAnsi="Times New Roman" w:cs="Calibri"/>
-          <w:i/>
-          <w:color w:val="000000"/>
-        </w:rPr>
-        <w:t xml:space="preserve"> </w:t>
-      </w:r>
-      <w:r>
-        <w:rPr>
-          <w:rFonts w:ascii="Times New Roman" w:hAnsi="Times New Roman" w:cs="Calibri"/>
-          <w:i/>
-          <w:color w:val="000000"/>
-        </w:rPr>
-        <w:t>45</w:t>
-      </w:r>
-      <w:r>
-        <w:rPr>
-          <w:rFonts w:ascii="Times New Roman" w:hAnsi="Times New Roman" w:cs="Calibri"/>
-          <w:i/>
-          <w:color w:val="000000"/>
-        </w:rPr>
-        <w:t>/</w:t>
-      </w:r>
-      <w:r>
-        <w:rPr>
-          <w:rFonts w:ascii="Times New Roman" w:hAnsi="Times New Roman"/>
-          <w:i/>
-          <w:color w:val="000000"/>
-        </w:rPr>
-        <w:t>TMCG-</w:t>
-      </w:r>
-      <w:r>
-        <w:rPr>
-          <w:rFonts w:ascii="Times New Roman" w:hAnsi="Times New Roman"/>
-          <w:i/>
-          <w:color w:val="000000"/>
-        </w:rPr>
-        <w:t>TKE</w:t>
-      </w:r>
-      <w:r>
-        <w:rPr>
-          <w:rFonts w:ascii="Times New Roman" w:hAnsi="Times New Roman"/>
-          <w:i/>
-          <w:color w:val="000000"/>
-        </w:rPr>
-        <w:t xml:space="preserve"> ng</w:t>
-      </w:r>
-      <w:r>
-        <w:rPr>
-          <w:rFonts w:ascii="Times New Roman" w:hAnsi="Times New Roman" w:cs="VNI-Times"/>
-          <w:i/>
-          <w:color w:val="000000"/>
-        </w:rPr>
-        <w:t>à</w:t>
-      </w:r>
-      <w:r>
-        <w:rPr>
-          <w:rFonts w:ascii="Times New Roman" w:hAnsi="Times New Roman"/>
-          <w:i/>
-          <w:color w:val="000000"/>
-        </w:rPr>
-        <w:t xml:space="preserve">y </w:t>
-      </w:r>
-      <w:r>
-        <w:rPr>
-          <w:rFonts w:ascii="Times New Roman" w:hAnsi="Times New Roman"/>
-          <w:i/>
-          <w:color w:val="000000"/>
-        </w:rPr>
-        <w:t>1</w:t>
-      </w:r>
-      <w:r>
-        <w:rPr>
-          <w:rFonts w:ascii="Times New Roman" w:hAnsi="Times New Roman"/>
-          <w:i/>
-          <w:color w:val="000000"/>
-        </w:rPr>
-        <w:t>4</w:t>
-      </w:r>
-      <w:r>
-        <w:rPr>
-          <w:rFonts w:ascii="Times New Roman" w:hAnsi="Times New Roman"/>
-          <w:i/>
-          <w:color w:val="000000"/>
-        </w:rPr>
-        <w:t>/</w:t>
-      </w:r>
-      <w:r>
-        <w:rPr>
-          <w:rFonts w:ascii="Times New Roman" w:hAnsi="Times New Roman"/>
-          <w:i/>
-          <w:color w:val="000000"/>
-        </w:rPr>
-        <w:t>0</w:t>
-      </w:r>
-      <w:r>
-        <w:rPr>
-          <w:rFonts w:ascii="Times New Roman" w:hAnsi="Times New Roman"/>
-          <w:i/>
-          <w:color w:val="000000"/>
-        </w:rPr>
-        <w:t>8</w:t>
-      </w:r>
-      <w:r>
-        <w:rPr>
-          <w:rFonts w:ascii="Times New Roman" w:hAnsi="Times New Roman"/>
-          <w:i/>
-          <w:color w:val="000000"/>
-        </w:rPr>
-        <w:t>/202</w:t>
-      </w:r>
-      <w:r>
-        <w:rPr>
-          <w:rFonts w:ascii="Times New Roman" w:hAnsi="Times New Roman"/>
-          <w:i/>
-          <w:color w:val="000000"/>
-        </w:rPr>
-        <w:t>6</w:t>
-      </w:r>
-      <w:r>
-        <w:rPr>
-          <w:rFonts w:ascii="Times New Roman" w:hAnsi="Times New Roman"/>
-          <w:i/>
-          <w:color w:val="000000"/>
-        </w:rPr>
-        <w:t>)</w:t>
-      </w:r>
-    </w:p>
-    <w:p>
-      <w:pPr>
-        <w:tabs>
-          <w:tab w:val="left" w:pos="5970"/>
-        </w:tabs>
-        <w:jc w:val="center"/>
-        <w:rPr>
-          <w:rFonts w:ascii="Times New Roman" w:hAnsi="Times New Roman"/>
-          <w:i/>
-          <w:color w:val="000000"/>
-        </w:rPr>
-      </w:pPr>
-    </w:p>
-    <w:tbl>
-      <w:tblPr>
-        <w:tblW w:w="0" w:type="auto"/>
-        <w:tblInd w:w="-5" w:type="dxa"/>
-        <w:tblBorders>
-          <w:top w:val="single" w:sz="4" w:space="0" w:color="auto"/>
-          <w:left w:val="single" w:sz="4" w:space="0" w:color="auto"/>
-          <w:bottom w:val="single" w:sz="4" w:space="0" w:color="auto"/>
-          <w:right w:val="single" w:sz="4" w:space="0" w:color="auto"/>
-          <w:insideH w:val="single" w:sz="4" w:space="0" w:color="auto"/>
-          <w:insideV w:val="single" w:sz="4" w:space="0" w:color="auto"/>
-        </w:tblBorders>
-        <w:tblLayout w:type="fixed"/>
-        <w:tblLook w:val="04A0" w:firstRow="1" w:lastRow="0" w:firstColumn="1" w:lastColumn="0" w:noHBand="0" w:noVBand="1"/>
-      </w:tblPr>
-      <w:tblGrid>
-        <w:gridCol w:w="717"/>
-        <w:gridCol w:w="4233"/>
-        <w:gridCol w:w="1004"/>
-        <w:gridCol w:w="1417"/>
-        <w:gridCol w:w="1981"/>
-      </w:tblGrid>
-      <w:tr>
-        <w:trPr>
-          <w:trHeight w:val="560"/>
-        </w:trPr>
-        <w:tc>
-          <w:tcPr>
-            <w:tcW w:w="717" w:type="dxa"/>
-            <w:vAlign w:val="center"/>
-          </w:tcPr>
-          <w:p>
-            <w:pPr>
-              <w:tabs>
-                <w:tab w:val="left" w:pos="5970"/>
-              </w:tabs>
-              <w:jc w:val="center"/>
-              <w:rPr>
-                <w:rFonts w:ascii="Times New Roman" w:hAnsi="Times New Roman"/>
-                <w:b/>
-                <w:color w:val="000000"/>
-                <w:szCs w:val="26"/>
-              </w:rPr>
-            </w:pPr>
-            <w:r>
-              <w:rPr>
-                <w:rFonts w:ascii="Times New Roman" w:hAnsi="Times New Roman"/>
-                <w:b/>
-                <w:color w:val="000000"/>
-                <w:szCs w:val="26"/>
-              </w:rPr>
-              <w:t>STT</w:t>
-            </w:r>
-          </w:p>
-        </w:tc>
-        <w:tc>
-          <w:tcPr>
-            <w:tcW w:w="4233" w:type="dxa"/>
-            <w:vAlign w:val="center"/>
-          </w:tcPr>
-          <w:p>
-            <w:pPr>
-              <w:tabs>
-                <w:tab w:val="left" w:pos="5970"/>
-              </w:tabs>
-              <w:jc w:val="center"/>
-              <w:rPr>
-                <w:rFonts w:ascii="Times New Roman" w:hAnsi="Times New Roman"/>
-                <w:b/>
-                <w:color w:val="000000"/>
-                <w:szCs w:val="26"/>
-              </w:rPr>
-            </w:pPr>
-            <w:r>
-              <w:rPr>
-                <w:rFonts w:ascii="Times New Roman" w:hAnsi="Times New Roman"/>
-                <w:b/>
-                <w:color w:val="000000"/>
-                <w:szCs w:val="26"/>
-              </w:rPr>
-              <w:t>TÊN HÀNG HÓA</w:t>
-            </w:r>
-          </w:p>
-        </w:tc>
-        <w:tc>
-          <w:tcPr>
-            <w:tcW w:w="1004" w:type="dxa"/>
-            <w:vAlign w:val="center"/>
-          </w:tcPr>
-          <w:p>
-            <w:pPr>
-              <w:tabs>
-                <w:tab w:val="left" w:pos="5970"/>
-              </w:tabs>
-              <w:jc w:val="center"/>
-              <w:rPr>
-                <w:rFonts w:ascii="Times New Roman" w:hAnsi="Times New Roman"/>
-                <w:b/>
-                <w:color w:val="000000"/>
-                <w:szCs w:val="26"/>
-              </w:rPr>
-            </w:pPr>
-            <w:r>
-              <w:rPr>
-                <w:rFonts w:ascii="Times New Roman" w:hAnsi="Times New Roman"/>
-                <w:b/>
-                <w:color w:val="000000"/>
-                <w:szCs w:val="26"/>
-              </w:rPr>
-              <w:t>ĐVT</w:t>
-            </w:r>
-          </w:p>
-        </w:tc>
-        <w:tc>
-          <w:tcPr>
-            <w:tcW w:w="1417" w:type="dxa"/>
-            <w:vAlign w:val="center"/>
-          </w:tcPr>
-          <w:p>
-            <w:pPr>
-              <w:tabs>
-                <w:tab w:val="left" w:pos="5970"/>
-              </w:tabs>
-              <w:jc w:val="center"/>
-              <w:rPr>
-                <w:rFonts w:ascii="Times New Roman" w:hAnsi="Times New Roman"/>
-                <w:b/>
-                <w:color w:val="000000"/>
-                <w:szCs w:val="26"/>
-              </w:rPr>
-            </w:pPr>
-            <w:r>
-              <w:rPr>
-                <w:rFonts w:ascii="Times New Roman" w:hAnsi="Times New Roman"/>
-                <w:b/>
-                <w:color w:val="000000"/>
-                <w:szCs w:val="26"/>
-              </w:rPr>
-              <w:t>SỐ LƯỢNG</w:t>
-            </w:r>
-          </w:p>
-        </w:tc>
-        <w:tc>
-          <w:tcPr>
-            <w:tcW w:w="1981" w:type="dxa"/>
-            <w:vAlign w:val="center"/>
-          </w:tcPr>
-          <w:p>
-            <w:pPr>
-              <w:tabs>
-                <w:tab w:val="left" w:pos="5970"/>
-              </w:tabs>
-              <w:jc w:val="center"/>
-              <w:rPr>
-                <w:rFonts w:ascii="Times New Roman" w:hAnsi="Times New Roman"/>
-                <w:b/>
-                <w:color w:val="000000"/>
-                <w:szCs w:val="26"/>
-              </w:rPr>
-            </w:pPr>
-            <w:r>
-              <w:rPr>
-                <w:rFonts w:ascii="Times New Roman" w:hAnsi="Times New Roman"/>
-                <w:b/>
-                <w:color w:val="000000"/>
-                <w:szCs w:val="26"/>
-              </w:rPr>
-              <w:t>GHI CHÚ</w:t>
-            </w:r>
-          </w:p>
-        </w:tc>
-      </w:tr>
-      <w:tr>
-        <w:trPr>
-          <w:trHeight w:val="4805"/>
-        </w:trPr>
-        <w:tc>
-          <w:tcPr>
-            <w:tcW w:w="717" w:type="dxa"/>
-            <w:vAlign w:val="center"/>
-          </w:tcPr>
-          <w:p>
-            <w:pPr>
-              <w:tabs>
-                <w:tab w:val="left" w:pos="5970"/>
-              </w:tabs>
-              <w:jc w:val="center"/>
-              <w:rPr>
-                <w:rFonts w:ascii="Times New Roman" w:hAnsi="Times New Roman"/>
-                <w:color w:val="000000"/>
-                <w:sz w:val="24"/>
-                <w:szCs w:val="24"/>
-              </w:rPr>
-            </w:pPr>
-            <w:r>
-              <w:rPr>
-                <w:rFonts w:ascii="Times New Roman" w:hAnsi="Times New Roman"/>
-                <w:b/>
-                <w:sz w:val="24"/>
-                <w:szCs w:val="24"/>
-              </w:rPr>
-              <w:t>1</w:t>
-            </w:r>
-          </w:p>
-        </w:tc>
-        <w:tc>
-          <w:tcPr>
-            <w:tcW w:w="4233" w:type="dxa"/>
-            <w:vAlign w:val="center"/>
-          </w:tcPr>
-          <w:p>
-            <w:pPr>
-              <w:tabs>
-                <w:tab w:val="left" w:pos="5970"/>
-              </w:tabs>
-              <w:rPr>
-                <w:rFonts w:ascii="Times New Roman" w:hAnsi="Times New Roman"/>
-                <w:b/>
-                <w:color w:val="000000"/>
-                <w:sz w:val="24"/>
-                <w:szCs w:val="24"/>
-                <w:u w:val="single"/>
-              </w:rPr>
-            </w:pPr>
-            <w:r>
-              <w:rPr>
-                <w:rFonts w:ascii="Times New Roman" w:hAnsi="Times New Roman"/>
-                <w:b/>
-                <w:color w:val="000000"/>
-                <w:sz w:val="24"/>
-                <w:szCs w:val="24"/>
-                <w:u w:val="single"/>
-              </w:rPr>
-              <w:t>Máy tính xách tay Dell 14 DC14250 (71083580)</w:t>
-            </w:r>
-          </w:p>
-          <w:p>
-            <w:pPr>
-              <w:tabs>
-                <w:tab w:val="left" w:pos="5970"/>
-              </w:tabs>
-              <w:rPr>
-                <w:rFonts w:ascii="Times New Roman" w:hAnsi="Times New Roman"/>
-                <w:bCs/>
-                <w:color w:val="000000"/>
-                <w:sz w:val="24"/>
-                <w:szCs w:val="24"/>
-              </w:rPr>
-            </w:pPr>
-            <w:r>
-              <w:rPr>
-                <w:rFonts w:ascii="Times New Roman" w:hAnsi="Times New Roman"/>
-                <w:bCs/>
-                <w:color w:val="000000"/>
-                <w:sz w:val="24"/>
-                <w:szCs w:val="24"/>
-              </w:rPr>
-              <w:t>- CPU Intel Core 7 150U (12MB, Up to 5.4 GHz)</w:t>
-            </w:r>
-          </w:p>
-          <w:p>
-            <w:pPr>
-              <w:tabs>
-                <w:tab w:val="left" w:pos="5970"/>
-              </w:tabs>
-              <w:rPr>
-                <w:rFonts w:ascii="Times New Roman" w:hAnsi="Times New Roman"/>
-                <w:bCs/>
-                <w:color w:val="000000"/>
-                <w:sz w:val="24"/>
-                <w:szCs w:val="24"/>
-              </w:rPr>
-            </w:pPr>
-            <w:r>
-              <w:rPr>
-                <w:rFonts w:ascii="Times New Roman" w:hAnsi="Times New Roman"/>
-                <w:bCs/>
-                <w:color w:val="000000"/>
-                <w:sz w:val="24"/>
-                <w:szCs w:val="24"/>
-              </w:rPr>
-              <w:t>- RAM 16GB DDR5 5200MHz (1x16GB)</w:t>
-            </w:r>
-          </w:p>
-          <w:p>
-            <w:pPr>
-              <w:tabs>
-                <w:tab w:val="left" w:pos="5970"/>
-              </w:tabs>
-              <w:rPr>
-                <w:rFonts w:ascii="Times New Roman" w:hAnsi="Times New Roman"/>
-                <w:bCs/>
-                <w:color w:val="000000"/>
-                <w:sz w:val="24"/>
-                <w:szCs w:val="24"/>
-              </w:rPr>
-            </w:pPr>
-            <w:r>
-              <w:rPr>
-                <w:rFonts w:ascii="Times New Roman" w:hAnsi="Times New Roman"/>
-                <w:bCs/>
-                <w:color w:val="000000"/>
-                <w:sz w:val="24"/>
-                <w:szCs w:val="24"/>
-              </w:rPr>
-              <w:t>- SSD 512GB M.2 PCIe NVMe</w:t>
-            </w:r>
-          </w:p>
-          <w:p>
-            <w:pPr>
-              <w:tabs>
-                <w:tab w:val="left" w:pos="5970"/>
-              </w:tabs>
-              <w:rPr>
-                <w:rFonts w:ascii="Times New Roman" w:hAnsi="Times New Roman"/>
-                <w:bCs/>
-                <w:color w:val="000000"/>
-                <w:sz w:val="24"/>
-                <w:szCs w:val="24"/>
-              </w:rPr>
-            </w:pPr>
-            <w:r>
-              <w:rPr>
-                <w:rFonts w:ascii="Times New Roman" w:hAnsi="Times New Roman"/>
-                <w:bCs/>
-                <w:color w:val="000000"/>
-                <w:sz w:val="24"/>
-                <w:szCs w:val="24"/>
-              </w:rPr>
-              <w:t>- VGA Intel Graphics</w:t>
-            </w:r>
-          </w:p>
-          <w:p>
-            <w:pPr>
-              <w:tabs>
-                <w:tab w:val="left" w:pos="5970"/>
-              </w:tabs>
-              <w:rPr>
-                <w:rFonts w:ascii="Times New Roman" w:hAnsi="Times New Roman"/>
-                <w:bCs/>
-                <w:color w:val="000000"/>
-                <w:sz w:val="24"/>
-                <w:szCs w:val="24"/>
-              </w:rPr>
-            </w:pPr>
-            <w:r>
-              <w:rPr>
-                <w:rFonts w:ascii="Times New Roman" w:hAnsi="Times New Roman"/>
-                <w:bCs/>
-                <w:color w:val="000000"/>
-                <w:sz w:val="24"/>
-                <w:szCs w:val="24"/>
-              </w:rPr>
-              <w:t>- Display 14.0 inch FHD+, WVA, 60Hz, 300nits, 45% NTSC, Anti-Glare, Non-Touch</w:t>
-            </w:r>
-          </w:p>
-          <w:p>
-            <w:pPr>
-              <w:tabs>
-                <w:tab w:val="left" w:pos="5970"/>
-              </w:tabs>
-              <w:rPr>
-                <w:rFonts w:ascii="Times New Roman" w:hAnsi="Times New Roman"/>
-                <w:bCs/>
-                <w:color w:val="000000"/>
-                <w:sz w:val="24"/>
-                <w:szCs w:val="24"/>
-              </w:rPr>
-            </w:pPr>
-            <w:r>
-              <w:rPr>
-                <w:rFonts w:ascii="Times New Roman" w:hAnsi="Times New Roman"/>
-                <w:bCs/>
-                <w:color w:val="000000"/>
-                <w:sz w:val="24"/>
-                <w:szCs w:val="24"/>
-              </w:rPr>
-              <w:t>- Pin 4cell 54Wh</w:t>
-            </w:r>
-          </w:p>
-          <w:p>
-            <w:pPr>
-              <w:tabs>
-                <w:tab w:val="left" w:pos="5970"/>
-              </w:tabs>
-              <w:rPr>
-                <w:rFonts w:ascii="Times New Roman" w:hAnsi="Times New Roman"/>
-                <w:bCs/>
-                <w:color w:val="000000"/>
-                <w:sz w:val="24"/>
-                <w:szCs w:val="24"/>
-              </w:rPr>
-            </w:pPr>
-            <w:r>
-              <w:rPr>
-                <w:rFonts w:ascii="Times New Roman" w:hAnsi="Times New Roman"/>
-                <w:bCs/>
-                <w:color w:val="000000"/>
-                <w:sz w:val="24"/>
-                <w:szCs w:val="24"/>
-              </w:rPr>
-              <w:t>- Color Platinum Silver (Bạc)</w:t>
-            </w:r>
-          </w:p>
-          <w:p>
-            <w:pPr>
-              <w:tabs>
-                <w:tab w:val="left" w:pos="5970"/>
-              </w:tabs>
-              <w:rPr>
-                <w:rFonts w:ascii="Times New Roman" w:hAnsi="Times New Roman"/>
-                <w:bCs/>
-                <w:color w:val="000000"/>
-                <w:sz w:val="24"/>
-                <w:szCs w:val="24"/>
-              </w:rPr>
-            </w:pPr>
-            <w:r>
-              <w:rPr>
-                <w:rFonts w:ascii="Times New Roman" w:hAnsi="Times New Roman"/>
-                <w:bCs/>
-                <w:color w:val="000000"/>
-                <w:sz w:val="24"/>
-                <w:szCs w:val="24"/>
-              </w:rPr>
-              <w:t>- Weight 1.56 kg (min)</w:t>
-            </w:r>
-          </w:p>
-          <w:p>
-            <w:pPr>
-              <w:tabs>
-                <w:tab w:val="left" w:pos="5970"/>
-              </w:tabs>
-              <w:rPr>
-                <w:rFonts w:ascii="Times New Roman" w:hAnsi="Times New Roman"/>
-                <w:bCs/>
-                <w:color w:val="000000"/>
-                <w:sz w:val="24"/>
-                <w:szCs w:val="24"/>
-              </w:rPr>
-            </w:pPr>
-            <w:r>
-              <w:rPr>
-                <w:rFonts w:ascii="Times New Roman" w:hAnsi="Times New Roman"/>
-                <w:bCs/>
-                <w:color w:val="000000"/>
-                <w:sz w:val="24"/>
-                <w:szCs w:val="24"/>
-              </w:rPr>
-              <w:t>- OS Windows 11 Home + Microsoft Office Home 2024.</w:t>
-            </w:r>
-          </w:p>
-          <w:p>
-            <w:pPr>
-              <w:tabs>
-                <w:tab w:val="left" w:pos="5970"/>
-              </w:tabs>
-              <w:rPr>
-                <w:rFonts w:ascii="Times New Roman" w:hAnsi="Times New Roman"/>
-                <w:bCs/>
-                <w:color w:val="000000"/>
-                <w:sz w:val="24"/>
-                <w:szCs w:val="24"/>
-              </w:rPr>
-            </w:pPr>
-            <w:r>
-              <w:rPr>
-                <w:rFonts w:ascii="Times New Roman" w:hAnsi="Times New Roman"/>
-                <w:bCs/>
-                <w:color w:val="000000"/>
-                <w:sz w:val="24"/>
-                <w:szCs w:val="24"/>
-              </w:rPr>
-              <w:t>- Tặng kèm: Túi xách, chuột không dây</w:t>
-            </w:r>
-          </w:p>
-        </w:tc>
-        <w:tc>
-          <w:tcPr>
-            <w:tcW w:w="1004" w:type="dxa"/>
-            <w:vAlign w:val="center"/>
-          </w:tcPr>
-          <w:p>
-            <w:pPr>
-              <w:tabs>
-                <w:tab w:val="left" w:pos="5970"/>
-              </w:tabs>
-              <w:jc w:val="center"/>
-              <w:rPr>
-                <w:rFonts w:ascii="Times New Roman" w:hAnsi="Times New Roman"/>
-                <w:color w:val="000000"/>
-                <w:sz w:val="24"/>
-                <w:szCs w:val="24"/>
-              </w:rPr>
-            </w:pPr>
-            <w:r>
-              <w:rPr>
-                <w:rFonts w:ascii="Times New Roman" w:hAnsi="Times New Roman"/>
-                <w:b/>
-                <w:sz w:val="24"/>
-                <w:szCs w:val="24"/>
-              </w:rPr>
-              <w:t xml:space="preserve">Cái </w:t>
-            </w:r>
-          </w:p>
-        </w:tc>
-        <w:tc>
-          <w:tcPr>
-            <w:tcW w:w="1417" w:type="dxa"/>
-            <w:vAlign w:val="center"/>
-          </w:tcPr>
-          <w:p>
-            <w:pPr>
-              <w:tabs>
-                <w:tab w:val="left" w:pos="5970"/>
-              </w:tabs>
-              <w:jc w:val="center"/>
-              <w:rPr>
-                <w:rFonts w:ascii="Times New Roman" w:hAnsi="Times New Roman"/>
-                <w:color w:val="000000"/>
-                <w:sz w:val="24"/>
-                <w:szCs w:val="24"/>
-              </w:rPr>
-            </w:pPr>
-            <w:r>
-              <w:rPr>
-                <w:rFonts w:ascii="Times New Roman" w:hAnsi="Times New Roman"/>
-                <w:b/>
-                <w:sz w:val="24"/>
-                <w:szCs w:val="24"/>
-              </w:rPr>
-              <w:t>01</w:t>
-            </w:r>
-          </w:p>
-        </w:tc>
-        <w:tc>
-          <w:tcPr>
-            <w:tcW w:w="1981" w:type="dxa"/>
-            <w:vAlign w:val="center"/>
-          </w:tcPr>
-          <w:p>
-            <w:pPr>
-              <w:pStyle w:val="ListParagraph"/>
-              <w:numPr>
-                <w:ilvl w:val="0"/>
-                <w:numId w:val="2"/>
-              </w:numPr>
-              <w:tabs>
-                <w:tab w:val="left" w:pos="5970"/>
-              </w:tabs>
-              <w:rPr>
-                <w:rFonts w:ascii="Times New Roman" w:hAnsi="Times New Roman"/>
-                <w:color w:val="000000"/>
-                <w:sz w:val="24"/>
-                <w:szCs w:val="24"/>
-              </w:rPr>
-            </w:pPr>
-            <w:r>
-              <w:rPr>
-                <w:rFonts w:ascii="Times New Roman" w:hAnsi="Times New Roman"/>
-                <w:color w:val="000000"/>
-                <w:sz w:val="24"/>
-                <w:szCs w:val="24"/>
-              </w:rPr>
-              <w:t>Giấy bảo hành</w:t>
-            </w:r>
-          </w:p>
-          <w:p>
-            <w:pPr>
-              <w:pStyle w:val="ListParagraph"/>
-              <w:numPr>
-                <w:ilvl w:val="0"/>
-                <w:numId w:val="2"/>
-              </w:numPr>
-              <w:tabs>
-                <w:tab w:val="left" w:pos="5970"/>
-              </w:tabs>
-              <w:rPr>
-                <w:rFonts w:ascii="Times New Roman" w:hAnsi="Times New Roman"/>
-                <w:color w:val="000000"/>
-                <w:sz w:val="24"/>
-                <w:szCs w:val="24"/>
-              </w:rPr>
-            </w:pPr>
-            <w:r>
-              <w:rPr>
-                <w:rFonts w:ascii="Times New Roman" w:hAnsi="Times New Roman"/>
-                <w:color w:val="000000"/>
-                <w:sz w:val="24"/>
-                <w:szCs w:val="24"/>
-              </w:rPr>
-              <w:t>Chứng nhận xuất xứ</w:t>
-            </w:r>
-          </w:p>
-          <w:p>
-            <w:pPr>
-              <w:pStyle w:val="ListParagraph"/>
-              <w:numPr>
-                <w:ilvl w:val="0"/>
-                <w:numId w:val="2"/>
-              </w:numPr>
-              <w:tabs>
-                <w:tab w:val="left" w:pos="5970"/>
-              </w:tabs>
-              <w:rPr>
-                <w:rFonts w:ascii="Times New Roman" w:hAnsi="Times New Roman"/>
-                <w:color w:val="000000"/>
-                <w:sz w:val="24"/>
-                <w:szCs w:val="24"/>
-              </w:rPr>
-            </w:pPr>
-            <w:r>
-              <w:rPr>
-                <w:rFonts w:ascii="Times New Roman" w:hAnsi="Times New Roman"/>
-                <w:color w:val="000000"/>
-                <w:sz w:val="24"/>
-                <w:szCs w:val="24"/>
-              </w:rPr>
-              <w:t>Cam kết chất lượng</w:t>
-            </w:r>
-          </w:p>
-        </w:tc>
-      </w:tr>
-    </w:tbl>
-    <w:p>
-      <w:pPr>
-        <w:tabs>
-          <w:tab w:val="left" w:pos="3764"/>
-        </w:tabs>
-        <w:spacing w:before="120"/>
-        <w:jc w:val="both"/>
-        <w:rPr>
-          <w:rFonts w:ascii="Times New Roman" w:hAnsi="Times New Roman"/>
-          <w:i/>
-          <w:color w:val="000000"/>
-          <w:sz w:val="22"/>
-          <w:szCs w:val="22"/>
-        </w:rPr>
-      </w:pPr>
-    </w:p>
-    <w:p>
-      <w:pPr>
         <w:rPr>
           <w:vanish/>
         </w:rPr>
       </w:pPr>
     </w:p>
     <w:sectPr>
-      <w:headerReference w:type="default" r:id="rId10"/>
-      <w:footerReference w:type="default" r:id="rId11"/>
-      <w:pgSz w:w="11909" w:h="16834" w:code="9"/>
-      <w:pgMar w:top="1134" w:right="851" w:bottom="1134" w:left="1701" w:header="397" w:footer="454" w:gutter="0"/>
+      <w:headerReference w:type="default" r:id="rId11"/>
+      <w:pgSz w:w="16834" w:h="11909" w:orient="landscape" w:code="9"/>
+      <w:pgMar w:top="811" w:right="1134" w:bottom="851" w:left="1134" w:header="397" w:footer="454" w:gutter="0"/>
       <w:cols w:space="720"/>
       <w:docGrid w:linePitch="354"/>
     </w:sectPr>
@@ -3185,7 +7826,6 @@
         <w:rFonts w:ascii="Times New Roman" w:hAnsi="Times New Roman"/>
         <w:b w:val="0"/>
         <w:sz w:val="20"/>
-        <w:lang w:val="pt-BR"/>
       </w:rPr>
     </w:pPr>
     <w:r>
@@ -3217,7 +7857,46 @@
         <w:rFonts w:ascii="Times New Roman" w:hAnsi="Times New Roman"/>
         <w:b w:val="0"/>
         <w:sz w:val="20"/>
-        <w:lang w:val="pt-BR"/>
+      </w:rPr>
+      <w:tab/>
+    </w:r>
+    <w:r>
+      <w:rPr>
+        <w:rFonts w:ascii="Times New Roman" w:hAnsi="Times New Roman"/>
+        <w:b w:val="0"/>
+        <w:sz w:val="20"/>
+      </w:rPr>
+      <w:tab/>
+    </w:r>
+    <w:r>
+      <w:rPr>
+        <w:rFonts w:ascii="Times New Roman" w:hAnsi="Times New Roman"/>
+        <w:b w:val="0"/>
+        <w:sz w:val="20"/>
+      </w:rPr>
+      <w:tab/>
+    </w:r>
+    <w:r>
+      <w:rPr>
+        <w:rFonts w:ascii="Times New Roman" w:hAnsi="Times New Roman"/>
+        <w:b w:val="0"/>
+        <w:sz w:val="20"/>
+      </w:rPr>
+      <w:tab/>
+    </w:r>
+    <w:r>
+      <w:rPr>
+        <w:rFonts w:ascii="Times New Roman" w:hAnsi="Times New Roman"/>
+        <w:b w:val="0"/>
+        <w:sz w:val="20"/>
+      </w:rPr>
+      <w:t xml:space="preserve">                                         </w:t>
+    </w:r>
+    <w:r>
+      <w:rPr>
+        <w:rFonts w:ascii="Times New Roman" w:hAnsi="Times New Roman"/>
+        <w:b w:val="0"/>
+        <w:sz w:val="20"/>
       </w:rPr>
       <w:t>QN-COM-PR01-FM0</w:t>
     </w:r>
@@ -3226,7 +7905,6 @@
         <w:rFonts w:ascii="Times New Roman" w:hAnsi="Times New Roman"/>
         <w:b w:val="0"/>
         <w:sz w:val="20"/>
-        <w:lang w:val="pt-BR"/>
       </w:rPr>
       <w:t>4</w:t>
     </w:r>
@@ -3235,7 +7913,6 @@
         <w:rFonts w:ascii="Times New Roman" w:hAnsi="Times New Roman"/>
         <w:b w:val="0"/>
         <w:sz w:val="20"/>
-        <w:lang w:val="pt-BR"/>
       </w:rPr>
       <w:t>.01</w:t>
     </w:r>
@@ -3247,18 +7924,18 @@
         <w:tab w:val="clear" w:pos="4320"/>
         <w:tab w:val="clear" w:pos="8640"/>
         <w:tab w:val="center" w:pos="1980"/>
+        <w:tab w:val="left" w:pos="8985"/>
       </w:tabs>
+      <w:jc w:val="center"/>
       <w:rPr>
         <w:rFonts w:ascii="Times New Roman" w:hAnsi="Times New Roman"/>
         <w:sz w:val="20"/>
-        <w:lang w:val="pt-BR"/>
       </w:rPr>
     </w:pPr>
     <w:r>
       <w:rPr>
         <w:rFonts w:ascii="Times New Roman" w:hAnsi="Times New Roman"/>
         <w:sz w:val="20"/>
-        <w:lang w:val="pt-BR"/>
       </w:rPr>
       <w:tab/>
     </w:r>
@@ -3266,7 +7943,155 @@
       <w:rPr>
         <w:rFonts w:ascii="Times New Roman" w:hAnsi="Times New Roman"/>
         <w:sz w:val="20"/>
-        <w:lang w:val="pt-BR"/>
+      </w:rPr>
+      <w:t xml:space="preserve">                                                                                                    </w:t>
+    </w:r>
+    <w:r>
+      <w:rPr>
+        <w:rFonts w:ascii="Times New Roman" w:hAnsi="Times New Roman"/>
+        <w:sz w:val="20"/>
+      </w:rPr>
+      <w:t xml:space="preserve">             </w:t>
+    </w:r>
+    <w:r>
+      <w:rPr>
+        <w:rFonts w:ascii="Times New Roman" w:hAnsi="Times New Roman"/>
+        <w:sz w:val="20"/>
+      </w:rPr>
+      <w:t xml:space="preserve">            </w:t>
+    </w:r>
+    <w:r>
+      <w:rPr>
+        <w:rFonts w:ascii="Times New Roman" w:hAnsi="Times New Roman"/>
+        <w:sz w:val="20"/>
+      </w:rPr>
+      <w:t>N</w:t>
+    </w:r>
+    <w:r>
+      <w:rPr>
+        <w:rFonts w:ascii="Times New Roman" w:hAnsi="Times New Roman"/>
+        <w:sz w:val="20"/>
+      </w:rPr>
+      <w:t>H</w:t>
+    </w:r>
+    <w:r>
+      <w:rPr>
+        <w:rFonts w:ascii="Times New Roman" w:hAnsi="Times New Roman"/>
+        <w:sz w:val="20"/>
+      </w:rPr>
+      <w:t>L</w:t>
+    </w:r>
+    <w:r>
+      <w:rPr>
+        <w:rFonts w:ascii="Times New Roman" w:hAnsi="Times New Roman"/>
+        <w:sz w:val="20"/>
+      </w:rPr>
+      <w:t xml:space="preserve">: </w:t>
+    </w:r>
+    <w:r>
+      <w:rPr>
+        <w:rFonts w:ascii="Times New Roman" w:hAnsi="Times New Roman"/>
+        <w:sz w:val="20"/>
+      </w:rPr>
+      <w:t>22/12/2025</w:t>
+    </w:r>
+  </w:p>
+</w:hdr>
+</file>
+
+<file path=word/header2.xml><?xml version="1.0" encoding="utf-8"?>
+<w:hdr xmlns:wpc="http://schemas.microsoft.com/office/word/2010/wordprocessingCanvas" xmlns:cx="http://schemas.microsoft.com/office/drawing/2014/chartex" xmlns:cx1="http://schemas.microsoft.com/office/drawing/2015/9/8/chartex" xmlns:cx2="http://schemas.microsoft.com/office/drawing/2015/10/21/chartex" xmlns:cx3="http://schemas.microsoft.com/office/drawing/2016/5/9/chartex" xmlns:cx4="http://schemas.microsoft.com/office/drawing/2016/5/10/chartex" xmlns:cx5="http://schemas.microsoft.com/office/drawing/2016/5/11/chartex" xmlns:cx6="http://schemas.microsoft.com/office/drawing/2016/5/12/chartex" xmlns:cx7="http://schemas.microsoft.com/office/drawing/2016/5/13/chartex" xmlns:cx8="http://schemas.microsoft.com/office/drawing/2016/5/14/chartex" xmlns:mc="http://schemas.openxmlformats.org/markup-compatibility/2006" xmlns:aink="http://schemas.microsoft.com/office/drawing/2016/ink" xmlns:am3d="http://schemas.microsoft.com/office/drawing/2017/model3d" xmlns:o="urn:schemas-microsoft-com:office:office" xmlns:oel="http://schemas.microsoft.com/office/2019/extlst" xmlns:r="http://schemas.openxmlformats.org/officeDocument/2006/relationships" xmlns:m="http://schemas.openxmlformats.org/officeDocument/2006/math" xmlns:v="urn:schemas-microsoft-com:vml" xmlns:wp14="http://schemas.microsoft.com/office/word/2010/wordprocessingDrawing" xmlns:wp="http://schemas.openxmlformats.org/drawingml/2006/wordprocessingDrawing" xmlns:w10="urn:schemas-microsoft-com:office:word" xmlns:w="http://schemas.openxmlformats.org/wordprocessingml/2006/main" xmlns:w14="http://schemas.microsoft.com/office/word/2010/wordml" xmlns:w15="http://schemas.microsoft.com/office/word/2012/wordml" xmlns:w16cei="http://schemas.microsoft.com/office/word/2026/wordml/cei" xmlns:w16cex="http://schemas.microsoft.com/office/word/2018/wordml/cex" xmlns:w16cid="http://schemas.microsoft.com/office/word/2016/wordml/cid" xmlns:w16="http://schemas.microsoft.com/office/word/2018/wordml" xmlns:w16du="http://schemas.microsoft.com/office/word/2023/wordml/word16du" xmlns:w16sdtdh="http://schemas.microsoft.com/office/word/2020/wordml/sdtdatahash" xmlns:w16sdtfl="http://schemas.microsoft.com/office/word/2024/wordml/sdtformatlock" xmlns:w16se="http://schemas.microsoft.com/office/word/2015/wordml/symex" xmlns:wpg="http://schemas.microsoft.com/office/word/2010/wordprocessingGroup" xmlns:wpi="http://schemas.microsoft.com/office/word/2010/wordprocessingInk" xmlns:wne="http://schemas.microsoft.com/office/word/2006/wordml" xmlns:wps="http://schemas.microsoft.com/office/word/2010/wordprocessingShape" mc:Ignorable="w14 w15 w16se w16cid w16 w16cex w16sdtdh w16sdtfl w16du wp14">
+  <w:p>
+    <w:pPr>
+      <w:pStyle w:val="Heading4"/>
+      <w:tabs>
+        <w:tab w:val="clear" w:pos="6840"/>
+        <w:tab w:val="center" w:pos="1980"/>
+        <w:tab w:val="center" w:pos="7110"/>
+      </w:tabs>
+      <w:rPr>
+        <w:rFonts w:ascii="Times New Roman" w:hAnsi="Times New Roman"/>
+        <w:b w:val="0"/>
+        <w:sz w:val="20"/>
+      </w:rPr>
+    </w:pPr>
+    <w:r>
+      <w:rPr>
+        <w:rFonts w:ascii="Times New Roman" w:hAnsi="Times New Roman"/>
+        <w:b w:val="0"/>
+        <w:sz w:val="20"/>
+      </w:rPr>
+      <w:tab/>
+    </w:r>
+    <w:r>
+      <w:rPr>
+        <w:rFonts w:ascii="Times New Roman" w:hAnsi="Times New Roman"/>
+        <w:b w:val="0"/>
+        <w:sz w:val="20"/>
+      </w:rPr>
+      <w:tab/>
+    </w:r>
+    <w:r>
+      <w:rPr>
+        <w:rFonts w:ascii="Times New Roman" w:hAnsi="Times New Roman"/>
+        <w:b w:val="0"/>
+        <w:sz w:val="20"/>
+      </w:rPr>
+      <w:tab/>
+    </w:r>
+    <w:r>
+      <w:rPr>
+        <w:rFonts w:ascii="Times New Roman" w:hAnsi="Times New Roman"/>
+        <w:b w:val="0"/>
+        <w:sz w:val="20"/>
+      </w:rPr>
+      <w:tab/>
+    </w:r>
+    <w:r>
+      <w:rPr>
+        <w:rFonts w:ascii="Times New Roman" w:hAnsi="Times New Roman"/>
+        <w:b w:val="0"/>
+        <w:sz w:val="20"/>
+      </w:rPr>
+      <w:tab/>
+    </w:r>
+    <w:r>
+      <w:rPr>
+        <w:rFonts w:ascii="Times New Roman" w:hAnsi="Times New Roman"/>
+        <w:b w:val="0"/>
+        <w:sz w:val="20"/>
+      </w:rPr>
+      <w:tab/>
+    </w:r>
+    <w:r>
+      <w:rPr>
+        <w:rFonts w:ascii="Times New Roman" w:hAnsi="Times New Roman"/>
+        <w:b w:val="0"/>
+        <w:sz w:val="20"/>
+      </w:rPr>
+      <w:tab/>
+      <w:t xml:space="preserve">                                         QN-COM-PR01-FM04.01</w:t>
+    </w:r>
+  </w:p>
+  <w:p>
+    <w:pPr>
+      <w:pStyle w:val="Header"/>
+      <w:tabs>
+        <w:tab w:val="clear" w:pos="4320"/>
+        <w:tab w:val="clear" w:pos="8640"/>
+        <w:tab w:val="center" w:pos="1980"/>
+        <w:tab w:val="left" w:pos="8985"/>
+      </w:tabs>
+      <w:jc w:val="center"/>
+      <w:rPr>
+        <w:rFonts w:ascii="Times New Roman" w:hAnsi="Times New Roman"/>
+        <w:sz w:val="20"/>
+      </w:rPr>
+    </w:pPr>
+    <w:r>
+      <w:rPr>
+        <w:rFonts w:ascii="Times New Roman" w:hAnsi="Times New Roman"/>
+        <w:sz w:val="20"/>
       </w:rPr>
       <w:tab/>
     </w:r>
@@ -3274,71 +8099,14 @@
       <w:rPr>
         <w:rFonts w:ascii="Times New Roman" w:hAnsi="Times New Roman"/>
         <w:sz w:val="20"/>
-        <w:lang w:val="pt-BR"/>
       </w:rPr>
       <w:tab/>
+      <w:t xml:space="preserve">                                           N</w:t>
     </w:r>
     <w:r>
       <w:rPr>
         <w:rFonts w:ascii="Times New Roman" w:hAnsi="Times New Roman"/>
         <w:sz w:val="20"/>
-        <w:lang w:val="pt-BR"/>
-      </w:rPr>
-      <w:tab/>
-    </w:r>
-    <w:r>
-      <w:rPr>
-        <w:rFonts w:ascii="Times New Roman" w:hAnsi="Times New Roman"/>
-        <w:sz w:val="20"/>
-        <w:lang w:val="pt-BR"/>
-      </w:rPr>
-      <w:tab/>
-    </w:r>
-    <w:r>
-      <w:rPr>
-        <w:rFonts w:ascii="Times New Roman" w:hAnsi="Times New Roman"/>
-        <w:sz w:val="20"/>
-        <w:lang w:val="pt-BR"/>
-      </w:rPr>
-      <w:tab/>
-    </w:r>
-    <w:r>
-      <w:rPr>
-        <w:rFonts w:ascii="Times New Roman" w:hAnsi="Times New Roman"/>
-        <w:sz w:val="20"/>
-        <w:lang w:val="pt-BR"/>
-      </w:rPr>
-      <w:tab/>
-    </w:r>
-    <w:r>
-      <w:rPr>
-        <w:rFonts w:ascii="Times New Roman" w:hAnsi="Times New Roman"/>
-        <w:sz w:val="20"/>
-        <w:lang w:val="pt-BR"/>
-      </w:rPr>
-      <w:tab/>
-    </w:r>
-    <w:r>
-      <w:rPr>
-        <w:rFonts w:ascii="Times New Roman" w:hAnsi="Times New Roman"/>
-        <w:sz w:val="20"/>
-        <w:lang w:val="pt-BR"/>
-      </w:rPr>
-      <w:tab/>
-    </w:r>
-    <w:r>
-      <w:rPr>
-        <w:rFonts w:ascii="Times New Roman" w:hAnsi="Times New Roman"/>
-        <w:sz w:val="20"/>
-        <w:lang w:val="pt-BR"/>
-      </w:rPr>
-      <w:t>N</w:t>
-    </w:r>
-    <w:r>
-      <w:rPr>
-        <w:rFonts w:ascii="Times New Roman" w:hAnsi="Times New Roman"/>
-        <w:sz w:val="20"/>
-        <w:lang w:val="pt-BR"/>
       </w:rPr>
       <w:t>H</w:t>
     </w:r>
@@ -3346,7 +8114,6 @@
       <w:rPr>
         <w:rFonts w:ascii="Times New Roman" w:hAnsi="Times New Roman"/>
         <w:sz w:val="20"/>
-        <w:lang w:val="pt-BR"/>
       </w:rPr>
       <w:t>L</w:t>
     </w:r>
@@ -3354,7 +8121,6 @@
       <w:rPr>
         <w:rFonts w:ascii="Times New Roman" w:hAnsi="Times New Roman"/>
         <w:sz w:val="20"/>
-        <w:lang w:val="pt-BR"/>
       </w:rPr>
       <w:t xml:space="preserve">: </w:t>
     </w:r>
@@ -3362,33 +8128,8 @@
       <w:rPr>
         <w:rFonts w:ascii="Times New Roman" w:hAnsi="Times New Roman"/>
         <w:sz w:val="20"/>
-        <w:lang w:val="pt-BR"/>
       </w:rPr>
-      <w:t>22</w:t>
-    </w:r>
-    <w:r>
-      <w:rPr>
-        <w:rFonts w:ascii="Times New Roman" w:hAnsi="Times New Roman"/>
-        <w:sz w:val="20"/>
-        <w:lang w:val="pt-BR"/>
-      </w:rPr>
-      <w:t>/</w:t>
-    </w:r>
-    <w:r>
-      <w:rPr>
-        <w:rFonts w:ascii="Times New Roman" w:hAnsi="Times New Roman"/>
-        <w:sz w:val="20"/>
-        <w:lang w:val="pt-BR"/>
-      </w:rPr>
-      <w:t>12</w:t>
-    </w:r>
-    <w:r>
-      <w:rPr>
-        <w:rFonts w:ascii="Times New Roman" w:hAnsi="Times New Roman"/>
-        <w:sz w:val="20"/>
-        <w:lang w:val="pt-BR"/>
-      </w:rPr>
-      <w:t>/2025</w:t>
+      <w:t>22/12/2025</w:t>
     </w:r>
   </w:p>
 </w:hdr>
@@ -3797,6 +8538,98 @@
     </w:lvl>
   </w:abstractNum>
   <w:abstractNum w:abstractNumId="17" w15:restartNumberingAfterBreak="0">
+    <w:nsid w:val="55BF430E"/>
+    <w:multiLevelType w:val="hybridMultilevel"/>
+    <w:tmpl w:val="08ACEE50"/>
+    <w:lvl w:ilvl="0" w:tplc="300A6996">
+      <w:start w:val="1"/>
+      <w:numFmt w:val="upperRoman"/>
+      <w:lvlText w:val="%1."/>
+      <w:lvlJc w:val="left"/>
+      <w:pPr>
+        <w:ind w:left="753" w:hanging="720"/>
+      </w:pPr>
+      <w:rPr>
+        <w:rFonts w:hint="default"/>
+        <w:b/>
+        <w:bCs/>
+        <w:color w:val="auto"/>
+      </w:rPr>
+    </w:lvl>
+    <w:lvl w:ilvl="1" w:tplc="04090019" w:tentative="1">
+      <w:start w:val="1"/>
+      <w:numFmt w:val="lowerLetter"/>
+      <w:lvlText w:val="%2."/>
+      <w:lvlJc w:val="left"/>
+      <w:pPr>
+        <w:ind w:left="1113" w:hanging="360"/>
+      </w:pPr>
+    </w:lvl>
+    <w:lvl w:ilvl="2" w:tplc="0409001B" w:tentative="1">
+      <w:start w:val="1"/>
+      <w:numFmt w:val="lowerRoman"/>
+      <w:lvlText w:val="%3."/>
+      <w:lvlJc w:val="right"/>
+      <w:pPr>
+        <w:ind w:left="1833" w:hanging="180"/>
+      </w:pPr>
+    </w:lvl>
+    <w:lvl w:ilvl="3" w:tplc="0409000F" w:tentative="1">
+      <w:start w:val="1"/>
+      <w:numFmt w:val="decimal"/>
+      <w:lvlText w:val="%4."/>
+      <w:lvlJc w:val="left"/>
+      <w:pPr>
+        <w:ind w:left="2553" w:hanging="360"/>
+      </w:pPr>
+    </w:lvl>
+    <w:lvl w:ilvl="4" w:tplc="04090019" w:tentative="1">
+      <w:start w:val="1"/>
+      <w:numFmt w:val="lowerLetter"/>
+      <w:lvlText w:val="%5."/>
+      <w:lvlJc w:val="left"/>
+      <w:pPr>
+        <w:ind w:left="3273" w:hanging="360"/>
+      </w:pPr>
+    </w:lvl>
+    <w:lvl w:ilvl="5" w:tplc="0409001B" w:tentative="1">
+      <w:start w:val="1"/>
+      <w:numFmt w:val="lowerRoman"/>
+      <w:lvlText w:val="%6."/>
+      <w:lvlJc w:val="right"/>
+      <w:pPr>
+        <w:ind w:left="3993" w:hanging="180"/>
+      </w:pPr>
+    </w:lvl>
+    <w:lvl w:ilvl="6" w:tplc="0409000F" w:tentative="1">
+      <w:start w:val="1"/>
+      <w:numFmt w:val="decimal"/>
+      <w:lvlText w:val="%7."/>
+      <w:lvlJc w:val="left"/>
+      <w:pPr>
+        <w:ind w:left="4713" w:hanging="360"/>
+      </w:pPr>
+    </w:lvl>
+    <w:lvl w:ilvl="7" w:tplc="04090019" w:tentative="1">
+      <w:start w:val="1"/>
+      <w:numFmt w:val="lowerLetter"/>
+      <w:lvlText w:val="%8."/>
+      <w:lvlJc w:val="left"/>
+      <w:pPr>
+        <w:ind w:left="5433" w:hanging="360"/>
+      </w:pPr>
+    </w:lvl>
+    <w:lvl w:ilvl="8" w:tplc="0409001B" w:tentative="1">
+      <w:start w:val="1"/>
+      <w:numFmt w:val="lowerRoman"/>
+      <w:lvlText w:val="%9."/>
+      <w:lvlJc w:val="right"/>
+      <w:pPr>
+        <w:ind w:left="6153" w:hanging="180"/>
+      </w:pPr>
+    </w:lvl>
+  </w:abstractNum>
+  <w:abstractNum w:abstractNumId="18" w15:restartNumberingAfterBreak="0">
     <w:nsid w:val="5D7230BA"/>
     <w:multiLevelType w:val="singleLevel"/>
     <w:tmpl w:val="8A707AB2"/>
@@ -3817,7 +8650,7 @@
       </w:rPr>
     </w:lvl>
   </w:abstractNum>
-  <w:abstractNum w:abstractNumId="18" w15:restartNumberingAfterBreak="0">
+  <w:abstractNum w:abstractNumId="19" w15:restartNumberingAfterBreak="0">
     <w:nsid w:val="5F4E0299"/>
     <w:multiLevelType w:val="singleLevel"/>
     <w:tmpl w:val="7CBA847A"/>
@@ -3838,7 +8671,211 @@
       </w:rPr>
     </w:lvl>
   </w:abstractNum>
-  <w:abstractNum w:abstractNumId="19" w15:restartNumberingAfterBreak="0">
+  <w:abstractNum w:abstractNumId="20" w15:restartNumberingAfterBreak="0">
+    <w:nsid w:val="600F6090"/>
+    <w:multiLevelType w:val="hybridMultilevel"/>
+    <w:tmpl w:val="99B670F2"/>
+    <w:lvl w:ilvl="0" w:tplc="04090001">
+      <w:start w:val="1"/>
+      <w:numFmt w:val="bullet"/>
+      <w:lvlText w:val=""/>
+      <w:lvlJc w:val="left"/>
+      <w:pPr>
+        <w:ind w:left="720" w:hanging="360"/>
+      </w:pPr>
+      <w:rPr>
+        <w:rFonts w:ascii="Symbol" w:hAnsi="Symbol" w:hint="default"/>
+      </w:rPr>
+    </w:lvl>
+    <w:lvl w:ilvl="1" w:tplc="04090003" w:tentative="1">
+      <w:start w:val="1"/>
+      <w:numFmt w:val="bullet"/>
+      <w:lvlText w:val="o"/>
+      <w:lvlJc w:val="left"/>
+      <w:pPr>
+        <w:ind w:left="1440" w:hanging="360"/>
+      </w:pPr>
+      <w:rPr>
+        <w:rFonts w:ascii="Courier New" w:hAnsi="Courier New" w:cs="Courier New" w:hint="default"/>
+      </w:rPr>
+    </w:lvl>
+    <w:lvl w:ilvl="2" w:tplc="04090005" w:tentative="1">
+      <w:start w:val="1"/>
+      <w:numFmt w:val="bullet"/>
+      <w:lvlText w:val=""/>
+      <w:lvlJc w:val="left"/>
+      <w:pPr>
+        <w:ind w:left="2160" w:hanging="360"/>
+      </w:pPr>
+      <w:rPr>
+        <w:rFonts w:ascii="Wingdings" w:hAnsi="Wingdings" w:hint="default"/>
+      </w:rPr>
+    </w:lvl>
+    <w:lvl w:ilvl="3" w:tplc="04090001" w:tentative="1">
+      <w:start w:val="1"/>
+      <w:numFmt w:val="bullet"/>
+      <w:lvlText w:val=""/>
+      <w:lvlJc w:val="left"/>
+      <w:pPr>
+        <w:ind w:left="2880" w:hanging="360"/>
+      </w:pPr>
+      <w:rPr>
+        <w:rFonts w:ascii="Symbol" w:hAnsi="Symbol" w:hint="default"/>
+      </w:rPr>
+    </w:lvl>
+    <w:lvl w:ilvl="4" w:tplc="04090003" w:tentative="1">
+      <w:start w:val="1"/>
+      <w:numFmt w:val="bullet"/>
+      <w:lvlText w:val="o"/>
+      <w:lvlJc w:val="left"/>
+      <w:pPr>
+        <w:ind w:left="3600" w:hanging="360"/>
+      </w:pPr>
+      <w:rPr>
+        <w:rFonts w:ascii="Courier New" w:hAnsi="Courier New" w:cs="Courier New" w:hint="default"/>
+      </w:rPr>
+    </w:lvl>
+    <w:lvl w:ilvl="5" w:tplc="04090005" w:tentative="1">
+      <w:start w:val="1"/>
+      <w:numFmt w:val="bullet"/>
+      <w:lvlText w:val=""/>
+      <w:lvlJc w:val="left"/>
+      <w:pPr>
+        <w:ind w:left="4320" w:hanging="360"/>
+      </w:pPr>
+      <w:rPr>
+        <w:rFonts w:ascii="Wingdings" w:hAnsi="Wingdings" w:hint="default"/>
+      </w:rPr>
+    </w:lvl>
+    <w:lvl w:ilvl="6" w:tplc="04090001" w:tentative="1">
+      <w:start w:val="1"/>
+      <w:numFmt w:val="bullet"/>
+      <w:lvlText w:val=""/>
+      <w:lvlJc w:val="left"/>
+      <w:pPr>
+        <w:ind w:left="5040" w:hanging="360"/>
+      </w:pPr>
+      <w:rPr>
+        <w:rFonts w:ascii="Symbol" w:hAnsi="Symbol" w:hint="default"/>
+      </w:rPr>
+    </w:lvl>
+    <w:lvl w:ilvl="7" w:tplc="04090003" w:tentative="1">
+      <w:start w:val="1"/>
+      <w:numFmt w:val="bullet"/>
+      <w:lvlText w:val="o"/>
+      <w:lvlJc w:val="left"/>
+      <w:pPr>
+        <w:ind w:left="5760" w:hanging="360"/>
+      </w:pPr>
+      <w:rPr>
+        <w:rFonts w:ascii="Courier New" w:hAnsi="Courier New" w:cs="Courier New" w:hint="default"/>
+      </w:rPr>
+    </w:lvl>
+    <w:lvl w:ilvl="8" w:tplc="04090005" w:tentative="1">
+      <w:start w:val="1"/>
+      <w:numFmt w:val="bullet"/>
+      <w:lvlText w:val=""/>
+      <w:lvlJc w:val="left"/>
+      <w:pPr>
+        <w:ind w:left="6480" w:hanging="360"/>
+      </w:pPr>
+      <w:rPr>
+        <w:rFonts w:ascii="Wingdings" w:hAnsi="Wingdings" w:hint="default"/>
+      </w:rPr>
+    </w:lvl>
+  </w:abstractNum>
+  <w:abstractNum w:abstractNumId="21" w15:restartNumberingAfterBreak="0">
+    <w:nsid w:val="61A65911"/>
+    <w:multiLevelType w:val="hybridMultilevel"/>
+    <w:tmpl w:val="3ECC7F82"/>
+    <w:lvl w:ilvl="0" w:tplc="46767A78">
+      <w:start w:val="3"/>
+      <w:numFmt w:val="upperRoman"/>
+      <w:lvlText w:val="%1."/>
+      <w:lvlJc w:val="left"/>
+      <w:pPr>
+        <w:ind w:left="1080" w:hanging="720"/>
+      </w:pPr>
+      <w:rPr>
+        <w:rFonts w:hint="default"/>
+        <w:b/>
+        <w:color w:val="auto"/>
+      </w:rPr>
+    </w:lvl>
+    <w:lvl w:ilvl="1" w:tplc="04090019" w:tentative="1">
+      <w:start w:val="1"/>
+      <w:numFmt w:val="lowerLetter"/>
+      <w:lvlText w:val="%2."/>
+      <w:lvlJc w:val="left"/>
+      <w:pPr>
+        <w:ind w:left="1440" w:hanging="360"/>
+      </w:pPr>
+    </w:lvl>
+    <w:lvl w:ilvl="2" w:tplc="0409001B" w:tentative="1">
+      <w:start w:val="1"/>
+      <w:numFmt w:val="lowerRoman"/>
+      <w:lvlText w:val="%3."/>
+      <w:lvlJc w:val="right"/>
+      <w:pPr>
+        <w:ind w:left="2160" w:hanging="180"/>
+      </w:pPr>
+    </w:lvl>
+    <w:lvl w:ilvl="3" w:tplc="0409000F" w:tentative="1">
+      <w:start w:val="1"/>
+      <w:numFmt w:val="decimal"/>
+      <w:lvlText w:val="%4."/>
+      <w:lvlJc w:val="left"/>
+      <w:pPr>
+        <w:ind w:left="2880" w:hanging="360"/>
+      </w:pPr>
+    </w:lvl>
+    <w:lvl w:ilvl="4" w:tplc="04090019" w:tentative="1">
+      <w:start w:val="1"/>
+      <w:numFmt w:val="lowerLetter"/>
+      <w:lvlText w:val="%5."/>
+      <w:lvlJc w:val="left"/>
+      <w:pPr>
+        <w:ind w:left="3600" w:hanging="360"/>
+      </w:pPr>
+    </w:lvl>
+    <w:lvl w:ilvl="5" w:tplc="0409001B" w:tentative="1">
+      <w:start w:val="1"/>
+      <w:numFmt w:val="lowerRoman"/>
+      <w:lvlText w:val="%6."/>
+      <w:lvlJc w:val="right"/>
+      <w:pPr>
+        <w:ind w:left="4320" w:hanging="180"/>
+      </w:pPr>
+    </w:lvl>
+    <w:lvl w:ilvl="6" w:tplc="0409000F" w:tentative="1">
+      <w:start w:val="1"/>
+      <w:numFmt w:val="decimal"/>
+      <w:lvlText w:val="%7."/>
+      <w:lvlJc w:val="left"/>
+      <w:pPr>
+        <w:ind w:left="5040" w:hanging="360"/>
+      </w:pPr>
+    </w:lvl>
+    <w:lvl w:ilvl="7" w:tplc="04090019" w:tentative="1">
+      <w:start w:val="1"/>
+      <w:numFmt w:val="lowerLetter"/>
+      <w:lvlText w:val="%8."/>
+      <w:lvlJc w:val="left"/>
+      <w:pPr>
+        <w:ind w:left="5760" w:hanging="360"/>
+      </w:pPr>
+    </w:lvl>
+    <w:lvl w:ilvl="8" w:tplc="0409001B" w:tentative="1">
+      <w:start w:val="1"/>
+      <w:numFmt w:val="lowerRoman"/>
+      <w:lvlText w:val="%9."/>
+      <w:lvlJc w:val="right"/>
+      <w:pPr>
+        <w:ind w:left="6480" w:hanging="180"/>
+      </w:pPr>
+    </w:lvl>
+  </w:abstractNum>
+  <w:abstractNum w:abstractNumId="22" w15:restartNumberingAfterBreak="0">
     <w:nsid w:val="69EC3FD6"/>
     <w:multiLevelType w:val="hybridMultilevel"/>
     <w:tmpl w:val="8A02167C"/>
@@ -3978,7 +9015,7 @@
       </w:rPr>
     </w:lvl>
   </w:abstractNum>
-  <w:abstractNum w:abstractNumId="20" w15:restartNumberingAfterBreak="0">
+  <w:abstractNum w:abstractNumId="23" w15:restartNumberingAfterBreak="0">
     <w:nsid w:val="6E7F53AF"/>
     <w:multiLevelType w:val="singleLevel"/>
     <w:tmpl w:val="3AF66D38"/>
@@ -4000,7 +9037,7 @@
       </w:rPr>
     </w:lvl>
   </w:abstractNum>
-  <w:abstractNum w:abstractNumId="21" w15:restartNumberingAfterBreak="0">
+  <w:abstractNum w:abstractNumId="24" w15:restartNumberingAfterBreak="0">
     <w:nsid w:val="6F9C13D6"/>
     <w:multiLevelType w:val="singleLevel"/>
     <w:tmpl w:val="F446D53C"/>
@@ -4021,7 +9058,7 @@
       </w:rPr>
     </w:lvl>
   </w:abstractNum>
-  <w:abstractNum w:abstractNumId="22" w15:restartNumberingAfterBreak="0">
+  <w:abstractNum w:abstractNumId="25" w15:restartNumberingAfterBreak="0">
     <w:nsid w:val="709133AB"/>
     <w:multiLevelType w:val="singleLevel"/>
     <w:tmpl w:val="AB9C29E6"/>
@@ -4041,7 +9078,7 @@
       </w:rPr>
     </w:lvl>
   </w:abstractNum>
-  <w:abstractNum w:abstractNumId="23" w15:restartNumberingAfterBreak="0">
+  <w:abstractNum w:abstractNumId="26" w15:restartNumberingAfterBreak="0">
     <w:nsid w:val="7257476C"/>
     <w:multiLevelType w:val="hybridMultilevel"/>
     <w:tmpl w:val="6CEE82AC"/>
@@ -4154,7 +9191,7 @@
       </w:rPr>
     </w:lvl>
   </w:abstractNum>
-  <w:abstractNum w:abstractNumId="24" w15:restartNumberingAfterBreak="0">
+  <w:abstractNum w:abstractNumId="27" w15:restartNumberingAfterBreak="0">
     <w:nsid w:val="74A415BB"/>
     <w:multiLevelType w:val="singleLevel"/>
     <w:tmpl w:val="2DEE835C"/>
@@ -4174,7 +9211,7 @@
       </w:rPr>
     </w:lvl>
   </w:abstractNum>
-  <w:abstractNum w:abstractNumId="25" w15:restartNumberingAfterBreak="0">
+  <w:abstractNum w:abstractNumId="28" w15:restartNumberingAfterBreak="0">
     <w:nsid w:val="7A4E594E"/>
     <w:multiLevelType w:val="singleLevel"/>
     <w:tmpl w:val="A19ED4EC"/>
@@ -4194,7 +9231,7 @@
       </w:rPr>
     </w:lvl>
   </w:abstractNum>
-  <w:abstractNum w:abstractNumId="26" w15:restartNumberingAfterBreak="0">
+  <w:abstractNum w:abstractNumId="29" w15:restartNumberingAfterBreak="0">
     <w:nsid w:val="7D590E07"/>
     <w:multiLevelType w:val="singleLevel"/>
     <w:tmpl w:val="25824D5E"/>
@@ -4221,7 +9258,7 @@
     <w:abstractNumId w:val="13"/>
   </w:num>
   <w:num w:numId="3" w16cid:durableId="2062289022">
-    <w:abstractNumId w:val="26"/>
+    <w:abstractNumId w:val="29"/>
   </w:num>
   <w:num w:numId="4" w16cid:durableId="549652341">
     <w:abstractNumId w:val="4"/>
@@ -4239,22 +9276,22 @@
     <w:abstractNumId w:val="2"/>
   </w:num>
   <w:num w:numId="9" w16cid:durableId="1140223339">
-    <w:abstractNumId w:val="22"/>
+    <w:abstractNumId w:val="25"/>
   </w:num>
   <w:num w:numId="10" w16cid:durableId="81068220">
     <w:abstractNumId w:val="5"/>
   </w:num>
   <w:num w:numId="11" w16cid:durableId="1990984011">
-    <w:abstractNumId w:val="21"/>
+    <w:abstractNumId w:val="24"/>
   </w:num>
   <w:num w:numId="12" w16cid:durableId="1499347053">
+    <w:abstractNumId w:val="19"/>
+  </w:num>
+  <w:num w:numId="13" w16cid:durableId="404307252">
     <w:abstractNumId w:val="18"/>
   </w:num>
-  <w:num w:numId="13" w16cid:durableId="404307252">
-    <w:abstractNumId w:val="17"/>
-  </w:num>
   <w:num w:numId="14" w16cid:durableId="825975281">
-    <w:abstractNumId w:val="24"/>
+    <w:abstractNumId w:val="27"/>
   </w:num>
   <w:num w:numId="15" w16cid:durableId="395974189">
     <w:abstractNumId w:val="16"/>
@@ -4275,7 +9312,7 @@
     <w:abstractNumId w:val="11"/>
   </w:num>
   <w:num w:numId="21" w16cid:durableId="37508761">
-    <w:abstractNumId w:val="20"/>
+    <w:abstractNumId w:val="23"/>
   </w:num>
   <w:num w:numId="22" w16cid:durableId="1828865744">
     <w:abstractNumId w:val="8"/>
@@ -4284,16 +9321,25 @@
     <w:abstractNumId w:val="0"/>
   </w:num>
   <w:num w:numId="24" w16cid:durableId="337778764">
-    <w:abstractNumId w:val="25"/>
+    <w:abstractNumId w:val="28"/>
   </w:num>
   <w:num w:numId="25" w16cid:durableId="637032371">
-    <w:abstractNumId w:val="19"/>
+    <w:abstractNumId w:val="22"/>
   </w:num>
   <w:num w:numId="26" w16cid:durableId="1187282836">
     <w:abstractNumId w:val="3"/>
   </w:num>
   <w:num w:numId="27" w16cid:durableId="1710687599">
-    <w:abstractNumId w:val="23"/>
+    <w:abstractNumId w:val="26"/>
+  </w:num>
+  <w:num w:numId="28" w16cid:durableId="1371489661">
+    <w:abstractNumId w:val="21"/>
+  </w:num>
+  <w:num w:numId="29" w16cid:durableId="1606186871">
+    <w:abstractNumId w:val="20"/>
+  </w:num>
+  <w:num w:numId="30" w16cid:durableId="750085867">
+    <w:abstractNumId w:val="17"/>
   </w:num>
 </w:numbering>
 </file>
@@ -5005,7 +10051,7 @@
   <w:style w:type="character" w:customStyle="1" w:styleId="fontstyle01">
     <w:name w:val="fontstyle01"/>
     <w:basedOn w:val="DefaultParagraphFont"/>
-    <w:rsid w:val="00770AB0"/>
+    <w:rsid w:val="00EF43F4"/>
     <w:rPr>
       <w:rFonts w:ascii="Tahoma-Bold" w:hAnsi="Tahoma-Bold" w:hint="default"/>
       <w:b/>
@@ -5020,7 +10066,7 @@
   <w:style w:type="character" w:customStyle="1" w:styleId="fontstyle21">
     <w:name w:val="fontstyle21"/>
     <w:basedOn w:val="DefaultParagraphFont"/>
-    <w:rsid w:val="00770AB0"/>
+    <w:rsid w:val="00EF43F4"/>
     <w:rPr>
       <w:rFonts w:ascii="Tahoma" w:hAnsi="Tahoma" w:cs="Tahoma" w:hint="default"/>
       <w:b w:val="0"/>
@@ -5030,6 +10076,25 @@
       <w:color w:val="000000"/>
       <w:sz w:val="22"/>
       <w:szCs w:val="22"/>
+    </w:rPr>
+  </w:style>
+  <w:style w:type="paragraph" w:customStyle="1" w:styleId="TableParagraph">
+    <w:name w:val="Table Paragraph"/>
+    <w:basedOn w:val="Normal"/>
+    <w:uiPriority w:val="1"/>
+    <w:qFormat/>
+    <w:rsid w:val="003E14CD"/>
+    <w:pPr>
+      <w:widowControl w:val="0"/>
+      <w:autoSpaceDE w:val="0"/>
+      <w:autoSpaceDN w:val="0"/>
+      <w:adjustRightInd w:val="0"/>
+    </w:pPr>
+    <w:rPr>
+      <w:rFonts w:ascii="Times New Roman" w:eastAsiaTheme="minorEastAsia" w:hAnsi="Times New Roman"/>
+      <w:sz w:val="24"/>
+      <w:szCs w:val="24"/>
+      <w14:ligatures w14:val="standardContextual"/>
     </w:rPr>
   </w:style>
 </w:styles>
@@ -5294,16 +10359,4 @@
     </a:ext>
   </a:extLst>
 </a:theme>
-</file>
-
-<file path=customXml/item1.xml><?xml version="1.0" encoding="utf-8"?>
-<b:Sources xmlns:b="http://schemas.openxmlformats.org/officeDocument/2006/bibliography" xmlns="http://schemas.openxmlformats.org/officeDocument/2006/bibliography" SelectedStyle="\APASixthEditionOfficeOnline.xsl" StyleName="APA" Version="6"/>
-</file>
-
-<file path=customXml/itemProps1.xml><?xml version="1.0" encoding="utf-8"?>
-<ds:datastoreItem xmlns:ds="http://schemas.openxmlformats.org/officeDocument/2006/customXml" ds:itemID="{8F3C1A1B-5A78-4348-98A3-8AD30658CC17}">
-  <ds:schemaRefs>
-    <ds:schemaRef ds:uri="http://schemas.openxmlformats.org/officeDocument/2006/bibliography"/>
-  </ds:schemaRefs>
-</ds:datastoreItem>
 </file>